--- a/Unity_Kit/contents/Module06_TexturingAndLighting/Lab05_TexturedCube/Lab05_TexturedCube.docx
+++ b/Unity_Kit/contents/Module06_TexturingAndLighting/Lab05_TexturedCube/Lab05_TexturedCube.docx
@@ -1,6 +1,6 @@
 
 <file path=word/document.xml><?xml version="1.0" encoding="utf-8"?>
-<w:document xmlns:wpc="http://schemas.microsoft.com/office/word/2010/wordprocessingCanvas" xmlns:cx="http://schemas.microsoft.com/office/drawing/2014/chartex" xmlns:cx1="http://schemas.microsoft.com/office/drawing/2015/9/8/chartex" xmlns:cx2="http://schemas.microsoft.com/office/drawing/2015/10/21/chartex" xmlns:cx3="http://schemas.microsoft.com/office/drawing/2016/5/9/chartex" xmlns:cx4="http://schemas.microsoft.com/office/drawing/2016/5/10/chartex" xmlns:cx5="http://schemas.microsoft.com/office/drawing/2016/5/11/chartex" xmlns:cx6="http://schemas.microsoft.com/office/drawing/2016/5/12/chartex" xmlns:cx7="http://schemas.microsoft.com/office/drawing/2016/5/13/chartex" xmlns:cx8="http://schemas.microsoft.com/office/drawing/2016/5/14/chartex" xmlns:mc="http://schemas.openxmlformats.org/markup-compatibility/2006" xmlns:aink="http://schemas.microsoft.com/office/drawing/2016/ink" xmlns:am3d="http://schemas.microsoft.com/office/drawing/2017/model3d" xmlns:o="urn:schemas-microsoft-com:office:office" xmlns:r="http://schemas.openxmlformats.org/officeDocument/2006/relationships" xmlns:m="http://schemas.openxmlformats.org/officeDocument/2006/math" xmlns:v="urn:schemas-microsoft-com:vml" xmlns:wp14="http://schemas.microsoft.com/office/word/2010/wordprocessingDrawing" xmlns:wp="http://schemas.openxmlformats.org/drawingml/2006/wordprocessingDrawing" xmlns:w10="urn:schemas-microsoft-com:office:word" xmlns:w="http://schemas.openxmlformats.org/wordprocessingml/2006/main" xmlns:w14="http://schemas.microsoft.com/office/word/2010/wordml" xmlns:w15="http://schemas.microsoft.com/office/word/2012/wordml" xmlns:w16cid="http://schemas.microsoft.com/office/word/2016/wordml/cid" xmlns:w16se="http://schemas.microsoft.com/office/word/2015/wordml/symex" xmlns:wpg="http://schemas.microsoft.com/office/word/2010/wordprocessingGroup" xmlns:wpi="http://schemas.microsoft.com/office/word/2010/wordprocessingInk" xmlns:wne="http://schemas.microsoft.com/office/word/2006/wordml" xmlns:wps="http://schemas.microsoft.com/office/word/2010/wordprocessingShape" mc:Ignorable="w14 w15 w16se w16cid wp14">
+<w:document xmlns:wpc="http://schemas.microsoft.com/office/word/2010/wordprocessingCanvas" xmlns:cx="http://schemas.microsoft.com/office/drawing/2014/chartex" xmlns:cx1="http://schemas.microsoft.com/office/drawing/2015/9/8/chartex" xmlns:cx2="http://schemas.microsoft.com/office/drawing/2015/10/21/chartex" xmlns:cx3="http://schemas.microsoft.com/office/drawing/2016/5/9/chartex" xmlns:cx4="http://schemas.microsoft.com/office/drawing/2016/5/10/chartex" xmlns:cx5="http://schemas.microsoft.com/office/drawing/2016/5/11/chartex" xmlns:cx6="http://schemas.microsoft.com/office/drawing/2016/5/12/chartex" xmlns:cx7="http://schemas.microsoft.com/office/drawing/2016/5/13/chartex" xmlns:cx8="http://schemas.microsoft.com/office/drawing/2016/5/14/chartex" xmlns:mc="http://schemas.openxmlformats.org/markup-compatibility/2006" xmlns:aink="http://schemas.microsoft.com/office/drawing/2016/ink" xmlns:am3d="http://schemas.microsoft.com/office/drawing/2017/model3d" xmlns:o="urn:schemas-microsoft-com:office:office" xmlns:oel="http://schemas.microsoft.com/office/2019/extlst" xmlns:r="http://schemas.openxmlformats.org/officeDocument/2006/relationships" xmlns:m="http://schemas.openxmlformats.org/officeDocument/2006/math" xmlns:v="urn:schemas-microsoft-com:vml" xmlns:wp14="http://schemas.microsoft.com/office/word/2010/wordprocessingDrawing" xmlns:wp="http://schemas.openxmlformats.org/drawingml/2006/wordprocessingDrawing" xmlns:w10="urn:schemas-microsoft-com:office:word" xmlns:w="http://schemas.openxmlformats.org/wordprocessingml/2006/main" xmlns:w14="http://schemas.microsoft.com/office/word/2010/wordml" xmlns:w15="http://schemas.microsoft.com/office/word/2012/wordml" xmlns:w16cex="http://schemas.microsoft.com/office/word/2018/wordml/cex" xmlns:w16cid="http://schemas.microsoft.com/office/word/2016/wordml/cid" xmlns:w16="http://schemas.microsoft.com/office/word/2018/wordml" xmlns:w16du="http://schemas.microsoft.com/office/word/2023/wordml/word16du" xmlns:w16sdtdh="http://schemas.microsoft.com/office/word/2020/wordml/sdtdatahash" xmlns:w16sdtfl="http://schemas.microsoft.com/office/word/2024/wordml/sdtformatlock" xmlns:w16se="http://schemas.microsoft.com/office/word/2015/wordml/symex" xmlns:wpg="http://schemas.microsoft.com/office/word/2010/wordprocessingGroup" xmlns:wpi="http://schemas.microsoft.com/office/word/2010/wordprocessingInk" xmlns:wne="http://schemas.microsoft.com/office/word/2006/wordml" xmlns:wps="http://schemas.microsoft.com/office/word/2010/wordprocessingShape" mc:Ignorable="w14 w15 w16se w16cid w16 w16cex w16sdtdh w16sdtfl w16du wp14">
   <w:body>
     <w:p>
       <w:pPr>
@@ -120,7 +120,19 @@
         <w:rPr>
           <w:b/>
         </w:rPr>
-        <w:t>Issue 1.0</w:t>
+        <w:t xml:space="preserve">Issue </w:t>
+      </w:r>
+      <w:r>
+        <w:rPr>
+          <w:b/>
+        </w:rPr>
+        <w:t>2</w:t>
+      </w:r>
+      <w:r>
+        <w:rPr>
+          <w:b/>
+        </w:rPr>
+        <w:t>.0</w:t>
       </w:r>
     </w:p>
     <w:p>
@@ -201,108 +213,70 @@
           <w:r>
             <w:fldChar w:fldCharType="separate"/>
           </w:r>
-          <w:bookmarkStart w:id="2" w:name="_GoBack"/>
-          <w:bookmarkEnd w:id="2"/>
-          <w:r>
-            <w:rPr>
-              <w:rStyle w:val="Hyperlink"/>
-            </w:rPr>
-            <w:fldChar w:fldCharType="begin"/>
-          </w:r>
-          <w:r>
-            <w:rPr>
-              <w:rStyle w:val="Hyperlink"/>
-            </w:rPr>
-            <w:instrText xml:space="preserve"> </w:instrText>
-          </w:r>
-          <w:r>
-            <w:instrText>HYPERLINK \l "_Toc36042162"</w:instrText>
-          </w:r>
-          <w:r>
-            <w:rPr>
-              <w:rStyle w:val="Hyperlink"/>
-            </w:rPr>
-            <w:instrText xml:space="preserve"> </w:instrText>
-          </w:r>
-          <w:r>
-            <w:rPr>
-              <w:rStyle w:val="Hyperlink"/>
-            </w:rPr>
-          </w:r>
-          <w:r>
-            <w:rPr>
-              <w:rStyle w:val="Hyperlink"/>
-            </w:rPr>
-            <w:fldChar w:fldCharType="separate"/>
-          </w:r>
-          <w:r>
-            <w:rPr>
-              <w:rStyle w:val="Hyperlink"/>
-            </w:rPr>
-            <w:t>1.</w:t>
-          </w:r>
-          <w:r>
-            <w:rPr>
-              <w:rFonts w:asciiTheme="minorHAnsi" w:hAnsiTheme="minorHAnsi"/>
-              <w:b w:val="0"/>
-              <w:color w:val="auto"/>
-              <w:sz w:val="22"/>
-            </w:rPr>
-            <w:tab/>
-          </w:r>
-          <w:r>
-            <w:rPr>
-              <w:rStyle w:val="Hyperlink"/>
-            </w:rPr>
-            <w:t>Introduction</w:t>
-          </w:r>
-          <w:r>
-            <w:rPr>
-              <w:webHidden/>
-            </w:rPr>
-            <w:tab/>
-          </w:r>
-          <w:r>
-            <w:rPr>
-              <w:webHidden/>
-            </w:rPr>
-            <w:fldChar w:fldCharType="begin"/>
-          </w:r>
-          <w:r>
-            <w:rPr>
-              <w:webHidden/>
-            </w:rPr>
-            <w:instrText xml:space="preserve"> PAGEREF _Toc36042162 \h </w:instrText>
-          </w:r>
-          <w:r>
-            <w:rPr>
-              <w:webHidden/>
-            </w:rPr>
-          </w:r>
-          <w:r>
-            <w:rPr>
-              <w:webHidden/>
-            </w:rPr>
-            <w:fldChar w:fldCharType="separate"/>
-          </w:r>
-          <w:r>
-            <w:rPr>
-              <w:webHidden/>
-            </w:rPr>
-            <w:t>1</w:t>
-          </w:r>
-          <w:r>
-            <w:rPr>
-              <w:webHidden/>
-            </w:rPr>
-            <w:fldChar w:fldCharType="end"/>
-          </w:r>
-          <w:r>
-            <w:rPr>
-              <w:rStyle w:val="Hyperlink"/>
-            </w:rPr>
-            <w:fldChar w:fldCharType="end"/>
-          </w:r>
+          <w:hyperlink w:anchor="_Toc36042162" w:history="1">
+            <w:r>
+              <w:rPr>
+                <w:rStyle w:val="Hyperlink"/>
+              </w:rPr>
+              <w:t>1.</w:t>
+            </w:r>
+            <w:r>
+              <w:rPr>
+                <w:rFonts w:asciiTheme="minorHAnsi" w:hAnsiTheme="minorHAnsi"/>
+                <w:b w:val="0"/>
+                <w:color w:val="auto"/>
+                <w:sz w:val="22"/>
+              </w:rPr>
+              <w:tab/>
+            </w:r>
+            <w:r>
+              <w:rPr>
+                <w:rStyle w:val="Hyperlink"/>
+              </w:rPr>
+              <w:t>Introduction</w:t>
+            </w:r>
+            <w:r>
+              <w:rPr>
+                <w:webHidden/>
+              </w:rPr>
+              <w:tab/>
+            </w:r>
+            <w:r>
+              <w:rPr>
+                <w:webHidden/>
+              </w:rPr>
+              <w:fldChar w:fldCharType="begin"/>
+            </w:r>
+            <w:r>
+              <w:rPr>
+                <w:webHidden/>
+              </w:rPr>
+              <w:instrText xml:space="preserve"> PAGEREF _Toc36042162 \h </w:instrText>
+            </w:r>
+            <w:r>
+              <w:rPr>
+                <w:webHidden/>
+              </w:rPr>
+            </w:r>
+            <w:r>
+              <w:rPr>
+                <w:webHidden/>
+              </w:rPr>
+              <w:fldChar w:fldCharType="separate"/>
+            </w:r>
+            <w:r>
+              <w:rPr>
+                <w:webHidden/>
+              </w:rPr>
+              <w:t>1</w:t>
+            </w:r>
+            <w:r>
+              <w:rPr>
+                <w:webHidden/>
+              </w:rPr>
+              <w:fldChar w:fldCharType="end"/>
+            </w:r>
+          </w:hyperlink>
         </w:p>
         <w:p>
           <w:pPr>
@@ -922,11 +896,11 @@
         <w:lastRenderedPageBreak/>
         <w:t xml:space="preserve"> </w:t>
       </w:r>
-      <w:bookmarkStart w:id="3" w:name="_Toc36042162"/>
+      <w:bookmarkStart w:id="2" w:name="_Toc36042162"/>
       <w:r>
         <w:t>Introduction</w:t>
       </w:r>
-      <w:bookmarkEnd w:id="3"/>
+      <w:bookmarkEnd w:id="2"/>
     </w:p>
     <w:p>
       <w:pPr>
@@ -939,21 +913,46 @@
         <w:t>,</w:t>
       </w:r>
       <w:r>
-        <w:t xml:space="preserve"> we created a 3D cube that rotates. We will now build upon this project, as it previously only had </w:t>
+        <w:t xml:space="preserve"> we created a</w:t>
+      </w:r>
+      <w:r>
+        <w:t xml:space="preserve"> rotating</w:t>
+      </w:r>
+      <w:r>
+        <w:t xml:space="preserve"> 3D cube. We will now build upon this project, as it previously only had </w:t>
       </w:r>
       <w:r>
         <w:t>a</w:t>
       </w:r>
       <w:r>
+        <w:t xml:space="preserve"> color</w:t>
+      </w:r>
+      <w:r>
+        <w:t>.</w:t>
+      </w:r>
+      <w:r>
         <w:t xml:space="preserve"> </w:t>
       </w:r>
-      <w:proofErr w:type="spellStart"/>
-      <w:r>
-        <w:t>colour</w:t>
-      </w:r>
-      <w:proofErr w:type="spellEnd"/>
-      <w:r>
-        <w:t>; however, we want it to look a bit nicer. We will attempt to give our cube a texture!</w:t>
+      <w:r>
+        <w:t>T</w:t>
+      </w:r>
+      <w:r>
+        <w:t xml:space="preserve">o make it </w:t>
+      </w:r>
+      <w:r>
+        <w:t>look a bit nicer</w:t>
+      </w:r>
+      <w:r>
+        <w:t>,</w:t>
+      </w:r>
+      <w:r>
+        <w:t xml:space="preserve"> w</w:t>
+      </w:r>
+      <w:r>
+        <w:t>e will attempt to give our cube a texture</w:t>
+      </w:r>
+      <w:r>
+        <w:t>.</w:t>
       </w:r>
     </w:p>
     <w:p>
@@ -967,7 +966,13 @@
         <w:t>ed</w:t>
       </w:r>
       <w:r>
-        <w:t xml:space="preserve"> on a model. These images can be of any format, providing that the code required to load that format is present.</w:t>
+        <w:t xml:space="preserve"> on a model. These images can be of any format, provid</w:t>
+      </w:r>
+      <w:r>
+        <w:t>ed</w:t>
+      </w:r>
+      <w:r>
+        <w:t xml:space="preserve"> that the code required to load that format is present.</w:t>
       </w:r>
     </w:p>
     <w:p>
@@ -982,7 +987,7 @@
       <w:r>
         <w:t xml:space="preserve"> </w:t>
       </w:r>
-      <w:bookmarkStart w:id="4" w:name="_Toc36042163"/>
+      <w:bookmarkStart w:id="3" w:name="_Toc36042163"/>
       <w:r>
         <w:t xml:space="preserve">Project </w:t>
       </w:r>
@@ -992,7 +997,7 @@
       <w:r>
         <w:t>etup</w:t>
       </w:r>
-      <w:bookmarkEnd w:id="4"/>
+      <w:bookmarkEnd w:id="3"/>
     </w:p>
     <w:p>
       <w:pPr>
@@ -1026,7 +1031,7 @@
           <w:szCs w:val="24"/>
           <w:lang w:eastAsia="en-GB"/>
         </w:rPr>
-        <w:t xml:space="preserve"> we will carry on from the previous cube example. This makes sense because we are going to be using a cube in this example</w:t>
+        <w:t xml:space="preserve"> we will </w:t>
       </w:r>
       <w:r>
         <w:rPr>
@@ -1034,7 +1039,7 @@
           <w:szCs w:val="24"/>
           <w:lang w:eastAsia="en-GB"/>
         </w:rPr>
-        <w:t xml:space="preserve"> too</w:t>
+        <w:t>continue</w:t>
       </w:r>
       <w:r>
         <w:rPr>
@@ -1042,7 +1047,7 @@
           <w:szCs w:val="24"/>
           <w:lang w:eastAsia="en-GB"/>
         </w:rPr>
-        <w:t>. Feel free to copy the previous project so in the end you can have both.</w:t>
+        <w:t xml:space="preserve"> </w:t>
       </w:r>
       <w:r>
         <w:rPr>
@@ -1050,26 +1055,23 @@
           <w:szCs w:val="24"/>
           <w:lang w:eastAsia="en-GB"/>
         </w:rPr>
-        <w:t xml:space="preserve"> We will call this project “TexturedCube”!</w:t>
-      </w:r>
-    </w:p>
-    <w:p>
-      <w:pPr>
-        <w:spacing w:before="100" w:beforeAutospacing="1" w:after="100" w:afterAutospacing="1" w:line="240" w:lineRule="auto"/>
-        <w:jc w:val="both"/>
+        <w:t xml:space="preserve">with </w:t>
+      </w:r>
+      <w:r>
         <w:rPr>
           <w:rFonts w:eastAsia="Times New Roman" w:cs="Times New Roman"/>
           <w:szCs w:val="24"/>
           <w:lang w:eastAsia="en-GB"/>
         </w:rPr>
-      </w:pPr>
+        <w:t>the previous cube example. This makes sense because we are going to be using a cube in this example</w:t>
+      </w:r>
       <w:r>
         <w:rPr>
           <w:rFonts w:eastAsia="Times New Roman" w:cs="Times New Roman"/>
           <w:szCs w:val="24"/>
           <w:lang w:eastAsia="en-GB"/>
         </w:rPr>
-        <w:t>From the previous project</w:t>
+        <w:t xml:space="preserve"> </w:t>
       </w:r>
       <w:r>
         <w:rPr>
@@ -1077,7 +1079,7 @@
           <w:szCs w:val="24"/>
           <w:lang w:eastAsia="en-GB"/>
         </w:rPr>
-        <w:t>,</w:t>
+        <w:t>as well</w:t>
       </w:r>
       <w:r>
         <w:rPr>
@@ -1085,7 +1087,7 @@
           <w:szCs w:val="24"/>
           <w:lang w:eastAsia="en-GB"/>
         </w:rPr>
-        <w:t xml:space="preserve"> we need to add </w:t>
+        <w:t xml:space="preserve">. Feel free to copy the previous project so </w:t>
       </w:r>
       <w:r>
         <w:rPr>
@@ -1093,7 +1095,7 @@
           <w:szCs w:val="24"/>
           <w:lang w:eastAsia="en-GB"/>
         </w:rPr>
-        <w:t>two</w:t>
+        <w:t xml:space="preserve">that, </w:t>
       </w:r>
       <w:r>
         <w:rPr>
@@ -1101,7 +1103,7 @@
           <w:szCs w:val="24"/>
           <w:lang w:eastAsia="en-GB"/>
         </w:rPr>
-        <w:t xml:space="preserve"> new native files. Like the previous example</w:t>
+        <w:t>in the end</w:t>
       </w:r>
       <w:r>
         <w:rPr>
@@ -1117,33 +1119,33 @@
           <w:szCs w:val="24"/>
           <w:lang w:eastAsia="en-GB"/>
         </w:rPr>
-        <w:t xml:space="preserve"> we are not going to touch the Java side as the setup code stays the same. The two added native files are Texture.cpp and </w:t>
-      </w:r>
-      <w:proofErr w:type="spellStart"/>
+        <w:t xml:space="preserve"> you can have both.</w:t>
+      </w:r>
       <w:r>
         <w:rPr>
           <w:rFonts w:eastAsia="Times New Roman" w:cs="Times New Roman"/>
           <w:szCs w:val="24"/>
           <w:lang w:eastAsia="en-GB"/>
         </w:rPr>
-        <w:t>Texture.h</w:t>
-      </w:r>
-      <w:proofErr w:type="spellEnd"/>
+        <w:t xml:space="preserve"> We will call this project “</w:t>
+      </w:r>
+      <w:proofErr w:type="spellStart"/>
       <w:r>
         <w:rPr>
           <w:rFonts w:eastAsia="Times New Roman" w:cs="Times New Roman"/>
           <w:szCs w:val="24"/>
           <w:lang w:eastAsia="en-GB"/>
         </w:rPr>
-        <w:t>,</w:t>
-      </w:r>
+        <w:t>TexturedCube</w:t>
+      </w:r>
+      <w:proofErr w:type="spellEnd"/>
       <w:r>
         <w:rPr>
           <w:rFonts w:eastAsia="Times New Roman" w:cs="Times New Roman"/>
           <w:szCs w:val="24"/>
           <w:lang w:eastAsia="en-GB"/>
         </w:rPr>
-        <w:t xml:space="preserve"> so right</w:t>
+        <w:t>”</w:t>
       </w:r>
       <w:r>
         <w:rPr>
@@ -1151,33 +1153,34 @@
           <w:szCs w:val="24"/>
           <w:lang w:eastAsia="en-GB"/>
         </w:rPr>
-        <w:t>-</w:t>
-      </w:r>
-      <w:r>
+        <w:t>.</w:t>
+      </w:r>
+    </w:p>
+    <w:p>
+      <w:pPr>
+        <w:spacing w:before="100" w:beforeAutospacing="1" w:after="100" w:afterAutospacing="1" w:line="240" w:lineRule="auto"/>
+        <w:jc w:val="both"/>
         <w:rPr>
           <w:rFonts w:eastAsia="Times New Roman" w:cs="Times New Roman"/>
           <w:szCs w:val="24"/>
           <w:lang w:eastAsia="en-GB"/>
         </w:rPr>
-        <w:t xml:space="preserve">click on your </w:t>
-      </w:r>
-      <w:proofErr w:type="spellStart"/>
+      </w:pPr>
       <w:r>
         <w:rPr>
           <w:rFonts w:eastAsia="Times New Roman" w:cs="Times New Roman"/>
           <w:szCs w:val="24"/>
           <w:lang w:eastAsia="en-GB"/>
         </w:rPr>
-        <w:t>cpp</w:t>
-      </w:r>
-      <w:proofErr w:type="spellEnd"/>
+        <w:t>From the previous project</w:t>
+      </w:r>
       <w:r>
         <w:rPr>
           <w:rFonts w:eastAsia="Times New Roman" w:cs="Times New Roman"/>
           <w:szCs w:val="24"/>
           <w:lang w:eastAsia="en-GB"/>
         </w:rPr>
-        <w:t xml:space="preserve"> folder</w:t>
+        <w:t>,</w:t>
       </w:r>
       <w:r>
         <w:rPr>
@@ -1185,7 +1188,7 @@
           <w:szCs w:val="24"/>
           <w:lang w:eastAsia="en-GB"/>
         </w:rPr>
-        <w:t xml:space="preserve"> and select new</w:t>
+        <w:t xml:space="preserve"> we need to add </w:t>
       </w:r>
       <w:r>
         <w:rPr>
@@ -1193,25 +1196,23 @@
           <w:szCs w:val="24"/>
           <w:lang w:eastAsia="en-GB"/>
         </w:rPr>
-        <w:t xml:space="preserve"> </w:t>
-      </w:r>
-      <w:proofErr w:type="spellStart"/>
+        <w:t>two</w:t>
+      </w:r>
       <w:r>
         <w:rPr>
           <w:rFonts w:eastAsia="Times New Roman" w:cs="Times New Roman"/>
           <w:szCs w:val="24"/>
           <w:lang w:eastAsia="en-GB"/>
         </w:rPr>
-        <w:t>c++</w:t>
-      </w:r>
-      <w:proofErr w:type="spellEnd"/>
+        <w:t xml:space="preserve"> new native files</w:t>
+      </w:r>
       <w:r>
         <w:rPr>
           <w:rFonts w:eastAsia="Times New Roman" w:cs="Times New Roman"/>
           <w:szCs w:val="24"/>
           <w:lang w:eastAsia="en-GB"/>
         </w:rPr>
-        <w:t xml:space="preserve"> file</w:t>
+        <w:t xml:space="preserve"> - </w:t>
       </w:r>
       <w:r>
         <w:rPr>
@@ -1219,23 +1220,25 @@
           <w:szCs w:val="24"/>
           <w:lang w:eastAsia="en-GB"/>
         </w:rPr>
-        <w:t xml:space="preserve"> and</w:t>
-      </w:r>
+        <w:t xml:space="preserve">Texture.cpp and </w:t>
+      </w:r>
+      <w:proofErr w:type="spellStart"/>
       <w:r>
         <w:rPr>
           <w:rFonts w:eastAsia="Times New Roman" w:cs="Times New Roman"/>
           <w:szCs w:val="24"/>
           <w:lang w:eastAsia="en-GB"/>
         </w:rPr>
-        <w:t xml:space="preserve"> then give them the name just mentioned</w:t>
-      </w:r>
+        <w:t>Texture.h</w:t>
+      </w:r>
+      <w:proofErr w:type="spellEnd"/>
       <w:r>
         <w:rPr>
           <w:rFonts w:eastAsia="Times New Roman" w:cs="Times New Roman"/>
           <w:szCs w:val="24"/>
           <w:lang w:eastAsia="en-GB"/>
         </w:rPr>
-        <w:t>. Like before</w:t>
+        <w:t xml:space="preserve">. </w:t>
       </w:r>
       <w:r>
         <w:rPr>
@@ -1243,7 +1246,7 @@
           <w:szCs w:val="24"/>
           <w:lang w:eastAsia="en-GB"/>
         </w:rPr>
-        <w:t>,</w:t>
+        <w:t>W</w:t>
       </w:r>
       <w:r>
         <w:rPr>
@@ -1251,16 +1254,7 @@
           <w:szCs w:val="24"/>
           <w:lang w:eastAsia="en-GB"/>
         </w:rPr>
-        <w:t xml:space="preserve"> we need to add the Texture.cpp file to our </w:t>
-      </w:r>
-      <w:r>
-        <w:rPr>
-          <w:rFonts w:eastAsia="Times New Roman" w:cs="Times New Roman"/>
-          <w:color w:val="auto"/>
-          <w:szCs w:val="24"/>
-          <w:lang w:eastAsia="en-GB"/>
-        </w:rPr>
-        <w:t>CMakeLists</w:t>
+        <w:t xml:space="preserve">e are not going to </w:t>
       </w:r>
       <w:r>
         <w:rPr>
@@ -1268,7 +1262,273 @@
           <w:szCs w:val="24"/>
           <w:lang w:eastAsia="en-GB"/>
         </w:rPr>
-        <w:t>, so that it gets compiled when we build the project.</w:t>
+        <w:t>modify</w:t>
+      </w:r>
+      <w:r>
+        <w:rPr>
+          <w:rFonts w:eastAsia="Times New Roman" w:cs="Times New Roman"/>
+          <w:szCs w:val="24"/>
+          <w:lang w:eastAsia="en-GB"/>
+        </w:rPr>
+        <w:t xml:space="preserve"> the Java side as the setup code </w:t>
+      </w:r>
+      <w:proofErr w:type="spellStart"/>
+      <w:proofErr w:type="gramStart"/>
+      <w:r>
+        <w:rPr>
+          <w:rFonts w:eastAsia="Times New Roman" w:cs="Times New Roman"/>
+          <w:szCs w:val="24"/>
+          <w:lang w:eastAsia="en-GB"/>
+        </w:rPr>
+        <w:t>remains</w:t>
+      </w:r>
+      <w:r>
+        <w:rPr>
+          <w:rFonts w:eastAsia="Times New Roman" w:cs="Times New Roman"/>
+          <w:szCs w:val="24"/>
+          <w:lang w:eastAsia="en-GB"/>
+        </w:rPr>
+        <w:t>the</w:t>
+      </w:r>
+      <w:proofErr w:type="spellEnd"/>
+      <w:proofErr w:type="gramEnd"/>
+      <w:r>
+        <w:rPr>
+          <w:rFonts w:eastAsia="Times New Roman" w:cs="Times New Roman"/>
+          <w:szCs w:val="24"/>
+          <w:lang w:eastAsia="en-GB"/>
+        </w:rPr>
+        <w:t xml:space="preserve"> same. </w:t>
+      </w:r>
+      <w:r>
+        <w:rPr>
+          <w:rFonts w:eastAsia="Times New Roman" w:cs="Times New Roman"/>
+          <w:szCs w:val="24"/>
+          <w:lang w:eastAsia="en-GB"/>
+        </w:rPr>
+        <w:t>R</w:t>
+      </w:r>
+      <w:r>
+        <w:rPr>
+          <w:rFonts w:eastAsia="Times New Roman" w:cs="Times New Roman"/>
+          <w:szCs w:val="24"/>
+          <w:lang w:eastAsia="en-GB"/>
+        </w:rPr>
+        <w:t>ight</w:t>
+      </w:r>
+      <w:r>
+        <w:rPr>
+          <w:rFonts w:eastAsia="Times New Roman" w:cs="Times New Roman"/>
+          <w:szCs w:val="24"/>
+          <w:lang w:eastAsia="en-GB"/>
+        </w:rPr>
+        <w:t>-</w:t>
+      </w:r>
+      <w:r>
+        <w:rPr>
+          <w:rFonts w:eastAsia="Times New Roman" w:cs="Times New Roman"/>
+          <w:szCs w:val="24"/>
+          <w:lang w:eastAsia="en-GB"/>
+        </w:rPr>
+        <w:t xml:space="preserve">click on your </w:t>
+      </w:r>
+      <w:proofErr w:type="spellStart"/>
+      <w:r>
+        <w:rPr>
+          <w:rFonts w:eastAsia="Times New Roman" w:cs="Times New Roman"/>
+          <w:szCs w:val="24"/>
+          <w:lang w:eastAsia="en-GB"/>
+        </w:rPr>
+        <w:t>cpp</w:t>
+      </w:r>
+      <w:proofErr w:type="spellEnd"/>
+      <w:r>
+        <w:rPr>
+          <w:rFonts w:eastAsia="Times New Roman" w:cs="Times New Roman"/>
+          <w:szCs w:val="24"/>
+          <w:lang w:eastAsia="en-GB"/>
+        </w:rPr>
+        <w:t xml:space="preserve"> folder</w:t>
+      </w:r>
+      <w:r>
+        <w:rPr>
+          <w:rFonts w:eastAsia="Times New Roman" w:cs="Times New Roman"/>
+          <w:szCs w:val="24"/>
+          <w:lang w:eastAsia="en-GB"/>
+        </w:rPr>
+        <w:t xml:space="preserve"> and select </w:t>
+      </w:r>
+      <w:r>
+        <w:rPr>
+          <w:rFonts w:eastAsia="Times New Roman" w:cs="Times New Roman"/>
+          <w:szCs w:val="24"/>
+          <w:lang w:eastAsia="en-GB"/>
+        </w:rPr>
+        <w:t>N</w:t>
+      </w:r>
+      <w:r>
+        <w:rPr>
+          <w:rFonts w:eastAsia="Times New Roman" w:cs="Times New Roman"/>
+          <w:szCs w:val="24"/>
+          <w:lang w:eastAsia="en-GB"/>
+        </w:rPr>
+        <w:t>ew</w:t>
+      </w:r>
+      <w:r>
+        <w:rPr>
+          <w:rFonts w:eastAsia="Times New Roman" w:cs="Times New Roman"/>
+          <w:szCs w:val="24"/>
+          <w:lang w:eastAsia="en-GB"/>
+        </w:rPr>
+        <w:t xml:space="preserve"> </w:t>
+      </w:r>
+      <w:r>
+        <w:rPr>
+          <w:rFonts w:eastAsia="Times New Roman" w:cs="Times New Roman"/>
+          <w:szCs w:val="24"/>
+          <w:lang w:eastAsia="en-GB"/>
+        </w:rPr>
+        <w:t>C</w:t>
+      </w:r>
+      <w:r>
+        <w:rPr>
+          <w:rFonts w:eastAsia="Times New Roman" w:cs="Times New Roman"/>
+          <w:szCs w:val="24"/>
+          <w:lang w:eastAsia="en-GB"/>
+        </w:rPr>
+        <w:t>++</w:t>
+      </w:r>
+      <w:r>
+        <w:rPr>
+          <w:rFonts w:eastAsia="Times New Roman" w:cs="Times New Roman"/>
+          <w:szCs w:val="24"/>
+          <w:lang w:eastAsia="en-GB"/>
+        </w:rPr>
+        <w:t xml:space="preserve"> file</w:t>
+      </w:r>
+      <w:r>
+        <w:rPr>
+          <w:rFonts w:eastAsia="Times New Roman" w:cs="Times New Roman"/>
+          <w:szCs w:val="24"/>
+          <w:lang w:eastAsia="en-GB"/>
+        </w:rPr>
+        <w:t xml:space="preserve"> and</w:t>
+      </w:r>
+      <w:r>
+        <w:rPr>
+          <w:rFonts w:eastAsia="Times New Roman" w:cs="Times New Roman"/>
+          <w:szCs w:val="24"/>
+          <w:lang w:eastAsia="en-GB"/>
+        </w:rPr>
+        <w:t xml:space="preserve"> </w:t>
+      </w:r>
+      <w:r>
+        <w:rPr>
+          <w:rFonts w:eastAsia="Times New Roman" w:cs="Times New Roman"/>
+          <w:szCs w:val="24"/>
+          <w:lang w:eastAsia="en-GB"/>
+        </w:rPr>
+        <w:t>create</w:t>
+      </w:r>
+      <w:r>
+        <w:rPr>
+          <w:rFonts w:eastAsia="Times New Roman" w:cs="Times New Roman"/>
+          <w:szCs w:val="24"/>
+          <w:lang w:eastAsia="en-GB"/>
+        </w:rPr>
+        <w:t xml:space="preserve"> </w:t>
+      </w:r>
+      <w:r>
+        <w:rPr>
+          <w:rFonts w:eastAsia="Times New Roman" w:cs="Times New Roman"/>
+          <w:szCs w:val="24"/>
+          <w:lang w:eastAsia="en-GB"/>
+        </w:rPr>
+        <w:t>the files</w:t>
+      </w:r>
+      <w:r>
+        <w:rPr>
+          <w:rFonts w:eastAsia="Times New Roman" w:cs="Times New Roman"/>
+          <w:szCs w:val="24"/>
+          <w:lang w:eastAsia="en-GB"/>
+        </w:rPr>
+        <w:t xml:space="preserve">. </w:t>
+      </w:r>
+      <w:r>
+        <w:rPr>
+          <w:rFonts w:eastAsia="Times New Roman" w:cs="Times New Roman"/>
+          <w:szCs w:val="24"/>
+          <w:lang w:eastAsia="en-GB"/>
+        </w:rPr>
+        <w:t xml:space="preserve">As </w:t>
+      </w:r>
+      <w:r>
+        <w:rPr>
+          <w:rFonts w:eastAsia="Times New Roman" w:cs="Times New Roman"/>
+          <w:szCs w:val="24"/>
+          <w:lang w:eastAsia="en-GB"/>
+        </w:rPr>
+        <w:t>before</w:t>
+      </w:r>
+      <w:r>
+        <w:rPr>
+          <w:rFonts w:eastAsia="Times New Roman" w:cs="Times New Roman"/>
+          <w:szCs w:val="24"/>
+          <w:lang w:eastAsia="en-GB"/>
+        </w:rPr>
+        <w:t>,</w:t>
+      </w:r>
+      <w:r>
+        <w:rPr>
+          <w:rFonts w:eastAsia="Times New Roman" w:cs="Times New Roman"/>
+          <w:szCs w:val="24"/>
+          <w:lang w:eastAsia="en-GB"/>
+        </w:rPr>
+        <w:t xml:space="preserve"> we need to add the Texture.cpp file to our </w:t>
+      </w:r>
+      <w:proofErr w:type="spellStart"/>
+      <w:r>
+        <w:rPr>
+          <w:rFonts w:eastAsia="Times New Roman" w:cs="Times New Roman"/>
+          <w:color w:val="auto"/>
+          <w:szCs w:val="24"/>
+          <w:lang w:eastAsia="en-GB"/>
+        </w:rPr>
+        <w:t>CMakeLists</w:t>
+      </w:r>
+      <w:proofErr w:type="spellEnd"/>
+      <w:r>
+        <w:rPr>
+          <w:rFonts w:eastAsia="Times New Roman" w:cs="Times New Roman"/>
+          <w:color w:val="auto"/>
+          <w:szCs w:val="24"/>
+          <w:lang w:eastAsia="en-GB"/>
+        </w:rPr>
+        <w:t xml:space="preserve"> file</w:t>
+      </w:r>
+      <w:r>
+        <w:rPr>
+          <w:rFonts w:eastAsia="Times New Roman" w:cs="Times New Roman"/>
+          <w:szCs w:val="24"/>
+          <w:lang w:eastAsia="en-GB"/>
+        </w:rPr>
+        <w:t xml:space="preserve">, so that it </w:t>
+      </w:r>
+      <w:r>
+        <w:rPr>
+          <w:rFonts w:eastAsia="Times New Roman" w:cs="Times New Roman"/>
+          <w:szCs w:val="24"/>
+          <w:lang w:eastAsia="en-GB"/>
+        </w:rPr>
+        <w:t>is</w:t>
+      </w:r>
+      <w:r>
+        <w:rPr>
+          <w:rFonts w:eastAsia="Times New Roman" w:cs="Times New Roman"/>
+          <w:szCs w:val="24"/>
+          <w:lang w:eastAsia="en-GB"/>
+        </w:rPr>
+        <w:t xml:space="preserve"> compiled when we build the project.</w:t>
       </w:r>
     </w:p>
     <w:p>
@@ -1282,6 +1542,7 @@
           <w:szCs w:val="18"/>
         </w:rPr>
       </w:pPr>
+      <w:proofErr w:type="spellStart"/>
       <w:r>
         <w:rPr>
           <w:b/>
@@ -1289,15 +1550,35 @@
           <w:sz w:val="18"/>
           <w:szCs w:val="18"/>
         </w:rPr>
-        <w:t>add_library</w:t>
-      </w:r>
-      <w:r>
-        <w:rPr>
-          <w:color w:val="auto"/>
-          <w:sz w:val="18"/>
-          <w:szCs w:val="18"/>
-        </w:rPr>
-        <w:t>( # Sets the name of the library.</w:t>
+        <w:t>add_</w:t>
+      </w:r>
+      <w:proofErr w:type="gramStart"/>
+      <w:r>
+        <w:rPr>
+          <w:b/>
+          <w:color w:val="auto"/>
+          <w:sz w:val="18"/>
+          <w:szCs w:val="18"/>
+        </w:rPr>
+        <w:t>library</w:t>
+      </w:r>
+      <w:proofErr w:type="spellEnd"/>
+      <w:r>
+        <w:rPr>
+          <w:color w:val="auto"/>
+          <w:sz w:val="18"/>
+          <w:szCs w:val="18"/>
+        </w:rPr>
+        <w:t>( #</w:t>
+      </w:r>
+      <w:proofErr w:type="gramEnd"/>
+      <w:r>
+        <w:rPr>
+          <w:color w:val="auto"/>
+          <w:sz w:val="18"/>
+          <w:szCs w:val="18"/>
+        </w:rPr>
+        <w:t xml:space="preserve"> Sets the name of the library.</w:t>
       </w:r>
       <w:r>
         <w:rPr>
@@ -1422,6 +1703,7 @@
           <w:szCs w:val="18"/>
         </w:rPr>
       </w:pPr>
+      <w:proofErr w:type="spellStart"/>
       <w:r>
         <w:rPr>
           <w:b/>
@@ -1429,15 +1711,35 @@
           <w:sz w:val="18"/>
           <w:szCs w:val="18"/>
         </w:rPr>
-        <w:t>target_link_libraries</w:t>
-      </w:r>
-      <w:r>
-        <w:rPr>
-          <w:color w:val="auto"/>
-          <w:sz w:val="18"/>
-          <w:szCs w:val="18"/>
-        </w:rPr>
-        <w:t>( # Specifies the target library.</w:t>
+        <w:t>target_link_</w:t>
+      </w:r>
+      <w:proofErr w:type="gramStart"/>
+      <w:r>
+        <w:rPr>
+          <w:b/>
+          <w:color w:val="auto"/>
+          <w:sz w:val="18"/>
+          <w:szCs w:val="18"/>
+        </w:rPr>
+        <w:t>libraries</w:t>
+      </w:r>
+      <w:proofErr w:type="spellEnd"/>
+      <w:r>
+        <w:rPr>
+          <w:color w:val="auto"/>
+          <w:sz w:val="18"/>
+          <w:szCs w:val="18"/>
+        </w:rPr>
+        <w:t>( #</w:t>
+      </w:r>
+      <w:proofErr w:type="gramEnd"/>
+      <w:r>
+        <w:rPr>
+          <w:color w:val="auto"/>
+          <w:sz w:val="18"/>
+          <w:szCs w:val="18"/>
+        </w:rPr>
+        <w:t xml:space="preserve"> Specifies the target library.</w:t>
       </w:r>
       <w:r>
         <w:rPr>
@@ -1501,7 +1803,7 @@
           <w:numId w:val="28"/>
         </w:numPr>
       </w:pPr>
-      <w:bookmarkStart w:id="5" w:name="_Toc36042164"/>
+      <w:bookmarkStart w:id="4" w:name="_Toc36042164"/>
       <w:r>
         <w:t xml:space="preserve">Load </w:t>
       </w:r>
@@ -1511,26 +1813,54 @@
       <w:r>
         <w:t>exture</w:t>
       </w:r>
-      <w:bookmarkEnd w:id="5"/>
+      <w:bookmarkEnd w:id="4"/>
     </w:p>
     <w:p>
       <w:pPr>
         <w:jc w:val="both"/>
       </w:pPr>
       <w:r>
-        <w:t>Now that we have added our new texture classes, we need to populate them with some code! We start</w:t>
+        <w:t>Now that we have added our new texture classes, we need to populate them with some code</w:t>
+      </w:r>
+      <w:r>
+        <w:t>.</w:t>
+      </w:r>
+      <w:r>
+        <w:t xml:space="preserve"> We start</w:t>
       </w:r>
       <w:r>
         <w:t xml:space="preserve"> in the Texture.cpp file</w:t>
       </w:r>
       <w:r>
-        <w:t xml:space="preserve"> by writing our “loadSimpleTexture” function</w:t>
+        <w:t xml:space="preserve"> by writing our “</w:t>
+      </w:r>
+      <w:proofErr w:type="spellStart"/>
+      <w:r>
+        <w:t>loadSimpleTexture</w:t>
+      </w:r>
+      <w:proofErr w:type="spellEnd"/>
+      <w:r>
+        <w:t>” function</w:t>
       </w:r>
       <w:r>
         <w:t>,</w:t>
       </w:r>
       <w:r>
-        <w:t xml:space="preserve"> which, as the name suggests, will be the function that loads the texture we wish to give our cube/model. In this function, we load the image, convert it to a suitable format for OpenGL ES, and then load the texture into the GPU’s memory so we can use it in our shaders.</w:t>
+        <w:t xml:space="preserve"> which, as the name </w:t>
+      </w:r>
+      <w:proofErr w:type="gramStart"/>
+      <w:r>
+        <w:t>suggests,  loads</w:t>
+      </w:r>
+      <w:proofErr w:type="gramEnd"/>
+      <w:r>
+        <w:t xml:space="preserve"> the texture we wish to give our cube/model. In this function, we load the image, convert it to a suitable format for OpenGL ES, and then load the texture into the GPU’s memory so </w:t>
+      </w:r>
+      <w:r>
+        <w:t xml:space="preserve">that </w:t>
+      </w:r>
+      <w:r>
+        <w:t>we can use it in our shaders.</w:t>
       </w:r>
     </w:p>
     <w:p>
@@ -1554,16 +1884,110 @@
           <w:color w:val="auto"/>
           <w:sz w:val="18"/>
         </w:rPr>
+        <w:t>#include</w:t>
+      </w:r>
+      <w:r>
+        <w:rPr>
+          <w:rFonts w:ascii="Consolas" w:hAnsi="Consolas" w:cs="Consolas"/>
+          <w:color w:val="auto"/>
+          <w:sz w:val="18"/>
+        </w:rPr>
+        <w:t xml:space="preserve"> "</w:t>
+      </w:r>
+      <w:proofErr w:type="spellStart"/>
+      <w:r>
+        <w:rPr>
+          <w:rFonts w:ascii="Consolas" w:hAnsi="Consolas" w:cs="Consolas"/>
+          <w:color w:val="auto"/>
+          <w:sz w:val="18"/>
+        </w:rPr>
+        <w:t>Texture</w:t>
+      </w:r>
+      <w:proofErr w:type="gramStart"/>
+      <w:r>
+        <w:rPr>
+          <w:rFonts w:ascii="Consolas" w:hAnsi="Consolas" w:cs="Consolas"/>
+          <w:color w:val="auto"/>
+          <w:sz w:val="18"/>
+        </w:rPr>
+        <w:t>.h</w:t>
+      </w:r>
+      <w:proofErr w:type="spellEnd"/>
+      <w:proofErr w:type="gramEnd"/>
+      <w:r>
+        <w:rPr>
+          <w:rFonts w:ascii="Consolas" w:hAnsi="Consolas" w:cs="Consolas"/>
+          <w:color w:val="auto"/>
+          <w:sz w:val="18"/>
+        </w:rPr>
+        <w:t>"</w:t>
+      </w:r>
+    </w:p>
+    <w:p>
+      <w:pPr>
+        <w:shd w:val="clear" w:color="auto" w:fill="D0CECE" w:themeFill="background2" w:themeFillShade="E6"/>
+        <w:autoSpaceDE w:val="0"/>
+        <w:autoSpaceDN w:val="0"/>
+        <w:adjustRightInd w:val="0"/>
+        <w:spacing w:after="0" w:line="240" w:lineRule="auto"/>
+        <w:rPr>
+          <w:rFonts w:ascii="Consolas" w:hAnsi="Consolas" w:cs="Consolas"/>
+          <w:color w:val="auto"/>
+          <w:sz w:val="18"/>
+        </w:rPr>
+      </w:pPr>
+    </w:p>
+    <w:p>
+      <w:pPr>
+        <w:shd w:val="clear" w:color="auto" w:fill="D0CECE" w:themeFill="background2" w:themeFillShade="E6"/>
+        <w:autoSpaceDE w:val="0"/>
+        <w:autoSpaceDN w:val="0"/>
+        <w:adjustRightInd w:val="0"/>
+        <w:spacing w:after="0" w:line="240" w:lineRule="auto"/>
+        <w:rPr>
+          <w:rFonts w:ascii="Consolas" w:hAnsi="Consolas" w:cs="Consolas"/>
+          <w:color w:val="auto"/>
+          <w:sz w:val="18"/>
+        </w:rPr>
+      </w:pPr>
+      <w:proofErr w:type="gramStart"/>
+      <w:r>
+        <w:rPr>
+          <w:rFonts w:ascii="Consolas" w:hAnsi="Consolas" w:cs="Consolas"/>
+          <w:b/>
+          <w:bCs/>
+          <w:color w:val="auto"/>
+          <w:sz w:val="18"/>
+        </w:rPr>
         <w:lastRenderedPageBreak/>
         <w:t>#include</w:t>
       </w:r>
-      <w:r>
-        <w:rPr>
-          <w:rFonts w:ascii="Consolas" w:hAnsi="Consolas" w:cs="Consolas"/>
-          <w:color w:val="auto"/>
-          <w:sz w:val="18"/>
-        </w:rPr>
-        <w:t xml:space="preserve"> "Texture.h"</w:t>
+      <w:proofErr w:type="gramEnd"/>
+      <w:r>
+        <w:rPr>
+          <w:rFonts w:ascii="Consolas" w:hAnsi="Consolas" w:cs="Consolas"/>
+          <w:color w:val="auto"/>
+          <w:sz w:val="18"/>
+        </w:rPr>
+        <w:t xml:space="preserve"> &lt;GLES2/gl2ext</w:t>
+      </w:r>
+      <w:proofErr w:type="gramStart"/>
+      <w:r>
+        <w:rPr>
+          <w:rFonts w:ascii="Consolas" w:hAnsi="Consolas" w:cs="Consolas"/>
+          <w:color w:val="auto"/>
+          <w:sz w:val="18"/>
+        </w:rPr>
+        <w:t>.h</w:t>
+      </w:r>
+      <w:proofErr w:type="gramEnd"/>
+      <w:r>
+        <w:rPr>
+          <w:rFonts w:ascii="Consolas" w:hAnsi="Consolas" w:cs="Consolas"/>
+          <w:color w:val="auto"/>
+          <w:sz w:val="18"/>
+        </w:rPr>
+        <w:t>&gt;</w:t>
       </w:r>
     </w:p>
     <w:p>
@@ -1579,20 +2003,7 @@
           <w:sz w:val="18"/>
         </w:rPr>
       </w:pPr>
-    </w:p>
-    <w:p>
-      <w:pPr>
-        <w:shd w:val="clear" w:color="auto" w:fill="D0CECE" w:themeFill="background2" w:themeFillShade="E6"/>
-        <w:autoSpaceDE w:val="0"/>
-        <w:autoSpaceDN w:val="0"/>
-        <w:adjustRightInd w:val="0"/>
-        <w:spacing w:after="0" w:line="240" w:lineRule="auto"/>
-        <w:rPr>
-          <w:rFonts w:ascii="Consolas" w:hAnsi="Consolas" w:cs="Consolas"/>
-          <w:color w:val="auto"/>
-          <w:sz w:val="18"/>
-        </w:rPr>
-      </w:pPr>
+      <w:proofErr w:type="gramStart"/>
       <w:r>
         <w:rPr>
           <w:rFonts w:ascii="Consolas" w:hAnsi="Consolas" w:cs="Consolas"/>
@@ -1603,13 +2014,14 @@
         </w:rPr>
         <w:t>#include</w:t>
       </w:r>
-      <w:r>
-        <w:rPr>
-          <w:rFonts w:ascii="Consolas" w:hAnsi="Consolas" w:cs="Consolas"/>
-          <w:color w:val="auto"/>
-          <w:sz w:val="18"/>
-        </w:rPr>
-        <w:t xml:space="preserve"> &lt;GLES2/gl2ext.h&gt;</w:t>
+      <w:proofErr w:type="gramEnd"/>
+      <w:r>
+        <w:rPr>
+          <w:rFonts w:ascii="Consolas" w:hAnsi="Consolas" w:cs="Consolas"/>
+          <w:color w:val="auto"/>
+          <w:sz w:val="18"/>
+        </w:rPr>
+        <w:t xml:space="preserve"> &lt;GLES2/gl2.h&gt;</w:t>
       </w:r>
     </w:p>
     <w:p>
@@ -1641,7 +2053,25 @@
           <w:color w:val="auto"/>
           <w:sz w:val="18"/>
         </w:rPr>
-        <w:t xml:space="preserve"> &lt;GLES2/gl2.h&gt;</w:t>
+        <w:t xml:space="preserve"> &lt;</w:t>
+      </w:r>
+      <w:proofErr w:type="spellStart"/>
+      <w:r>
+        <w:rPr>
+          <w:rFonts w:ascii="Consolas" w:hAnsi="Consolas" w:cs="Consolas"/>
+          <w:color w:val="auto"/>
+          <w:sz w:val="18"/>
+        </w:rPr>
+        <w:t>cstdio</w:t>
+      </w:r>
+      <w:proofErr w:type="spellEnd"/>
+      <w:r>
+        <w:rPr>
+          <w:rFonts w:ascii="Consolas" w:hAnsi="Consolas" w:cs="Consolas"/>
+          <w:color w:val="auto"/>
+          <w:sz w:val="18"/>
+        </w:rPr>
+        <w:t>&gt;</w:t>
       </w:r>
     </w:p>
     <w:p>
@@ -1654,9 +2084,10 @@
         <w:rPr>
           <w:rFonts w:ascii="Consolas" w:hAnsi="Consolas" w:cs="Consolas"/>
           <w:color w:val="auto"/>
-          <w:sz w:val="18"/>
-        </w:rPr>
-      </w:pPr>
+          <w:sz w:val="16"/>
+        </w:rPr>
+      </w:pPr>
+      <w:proofErr w:type="gramStart"/>
       <w:r>
         <w:rPr>
           <w:rFonts w:ascii="Consolas" w:hAnsi="Consolas" w:cs="Consolas"/>
@@ -1667,13 +2098,32 @@
         </w:rPr>
         <w:t>#include</w:t>
       </w:r>
-      <w:r>
-        <w:rPr>
-          <w:rFonts w:ascii="Consolas" w:hAnsi="Consolas" w:cs="Consolas"/>
-          <w:color w:val="auto"/>
-          <w:sz w:val="18"/>
-        </w:rPr>
-        <w:t xml:space="preserve"> &lt;cstdio&gt;</w:t>
+      <w:proofErr w:type="gramEnd"/>
+      <w:r>
+        <w:rPr>
+          <w:rFonts w:ascii="Consolas" w:hAnsi="Consolas" w:cs="Consolas"/>
+          <w:color w:val="auto"/>
+          <w:sz w:val="18"/>
+        </w:rPr>
+        <w:t xml:space="preserve"> &lt;</w:t>
+      </w:r>
+      <w:proofErr w:type="spellStart"/>
+      <w:r>
+        <w:rPr>
+          <w:rFonts w:ascii="Consolas" w:hAnsi="Consolas" w:cs="Consolas"/>
+          <w:color w:val="auto"/>
+          <w:sz w:val="18"/>
+        </w:rPr>
+        <w:t>cstdlib</w:t>
+      </w:r>
+      <w:proofErr w:type="spellEnd"/>
+      <w:r>
+        <w:rPr>
+          <w:rFonts w:ascii="Consolas" w:hAnsi="Consolas" w:cs="Consolas"/>
+          <w:color w:val="auto"/>
+          <w:sz w:val="18"/>
+        </w:rPr>
+        <w:t>&gt;</w:t>
       </w:r>
     </w:p>
     <w:p>
@@ -1686,9 +2136,43 @@
         <w:rPr>
           <w:rFonts w:ascii="Consolas" w:hAnsi="Consolas" w:cs="Consolas"/>
           <w:color w:val="auto"/>
-          <w:sz w:val="16"/>
-        </w:rPr>
-      </w:pPr>
+          <w:sz w:val="18"/>
+        </w:rPr>
+      </w:pPr>
+    </w:p>
+    <w:p>
+      <w:pPr>
+        <w:shd w:val="clear" w:color="auto" w:fill="D0CECE" w:themeFill="background2" w:themeFillShade="E6"/>
+        <w:autoSpaceDE w:val="0"/>
+        <w:autoSpaceDN w:val="0"/>
+        <w:adjustRightInd w:val="0"/>
+        <w:spacing w:after="0" w:line="240" w:lineRule="auto"/>
+        <w:rPr>
+          <w:rFonts w:ascii="Consolas" w:hAnsi="Consolas" w:cs="Consolas"/>
+          <w:color w:val="auto"/>
+          <w:sz w:val="18"/>
+        </w:rPr>
+      </w:pPr>
+      <w:proofErr w:type="spellStart"/>
+      <w:r>
+        <w:rPr>
+          <w:rFonts w:ascii="Consolas" w:hAnsi="Consolas" w:cs="Consolas"/>
+          <w:color w:val="auto"/>
+          <w:sz w:val="18"/>
+        </w:rPr>
+        <w:t>GLuint</w:t>
+      </w:r>
+      <w:proofErr w:type="spellEnd"/>
+      <w:r>
+        <w:rPr>
+          <w:rFonts w:ascii="Consolas" w:hAnsi="Consolas" w:cs="Consolas"/>
+          <w:color w:val="auto"/>
+          <w:sz w:val="18"/>
+        </w:rPr>
+        <w:t xml:space="preserve"> </w:t>
+      </w:r>
+      <w:proofErr w:type="spellStart"/>
+      <w:proofErr w:type="gramStart"/>
       <w:r>
         <w:rPr>
           <w:rFonts w:ascii="Consolas" w:hAnsi="Consolas" w:cs="Consolas"/>
@@ -1697,15 +2181,25 @@
           <w:color w:val="auto"/>
           <w:sz w:val="18"/>
         </w:rPr>
-        <w:t>#include</w:t>
-      </w:r>
-      <w:r>
-        <w:rPr>
-          <w:rFonts w:ascii="Consolas" w:hAnsi="Consolas" w:cs="Consolas"/>
-          <w:color w:val="auto"/>
-          <w:sz w:val="18"/>
-        </w:rPr>
-        <w:t xml:space="preserve"> &lt;cstdlib&gt;</w:t>
+        <w:t>loadSimpleTexture</w:t>
+      </w:r>
+      <w:proofErr w:type="spellEnd"/>
+      <w:r>
+        <w:rPr>
+          <w:rFonts w:ascii="Consolas" w:hAnsi="Consolas" w:cs="Consolas"/>
+          <w:color w:val="auto"/>
+          <w:sz w:val="18"/>
+        </w:rPr>
+        <w:t>(</w:t>
+      </w:r>
+      <w:proofErr w:type="gramEnd"/>
+      <w:r>
+        <w:rPr>
+          <w:rFonts w:ascii="Consolas" w:hAnsi="Consolas" w:cs="Consolas"/>
+          <w:color w:val="auto"/>
+          <w:sz w:val="18"/>
+        </w:rPr>
+        <w:t>)</w:t>
       </w:r>
     </w:p>
     <w:p>
@@ -1721,6 +2215,14 @@
           <w:sz w:val="18"/>
         </w:rPr>
       </w:pPr>
+      <w:r>
+        <w:rPr>
+          <w:rFonts w:ascii="Consolas" w:hAnsi="Consolas" w:cs="Consolas"/>
+          <w:color w:val="auto"/>
+          <w:sz w:val="18"/>
+        </w:rPr>
+        <w:t>{</w:t>
+      </w:r>
     </w:p>
     <w:p>
       <w:pPr>
@@ -1729,37 +2231,20 @@
         <w:autoSpaceDN w:val="0"/>
         <w:adjustRightInd w:val="0"/>
         <w:spacing w:after="0" w:line="240" w:lineRule="auto"/>
-        <w:rPr>
-          <w:rFonts w:ascii="Consolas" w:hAnsi="Consolas" w:cs="Consolas"/>
-          <w:color w:val="auto"/>
-          <w:sz w:val="18"/>
-        </w:rPr>
-      </w:pPr>
-      <w:r>
-        <w:rPr>
-          <w:rFonts w:ascii="Consolas" w:hAnsi="Consolas" w:cs="Consolas"/>
-          <w:color w:val="auto"/>
-          <w:sz w:val="18"/>
-        </w:rPr>
-        <w:t xml:space="preserve">GLuint </w:t>
-      </w:r>
-      <w:r>
-        <w:rPr>
-          <w:rFonts w:ascii="Consolas" w:hAnsi="Consolas" w:cs="Consolas"/>
-          <w:b/>
-          <w:bCs/>
-          <w:color w:val="auto"/>
-          <w:sz w:val="18"/>
-        </w:rPr>
-        <w:t>loadSimpleTexture</w:t>
-      </w:r>
-      <w:r>
-        <w:rPr>
-          <w:rFonts w:ascii="Consolas" w:hAnsi="Consolas" w:cs="Consolas"/>
-          <w:color w:val="auto"/>
-          <w:sz w:val="18"/>
-        </w:rPr>
-        <w:t>()</w:t>
+        <w:ind w:firstLine="720"/>
+        <w:rPr>
+          <w:rFonts w:ascii="Consolas" w:hAnsi="Consolas" w:cs="Consolas"/>
+          <w:color w:val="auto"/>
+          <w:sz w:val="18"/>
+        </w:rPr>
+      </w:pPr>
+      <w:r>
+        <w:rPr>
+          <w:rFonts w:ascii="Consolas" w:hAnsi="Consolas" w:cs="Consolas"/>
+          <w:color w:val="auto"/>
+          <w:sz w:val="18"/>
+        </w:rPr>
+        <w:t>/* Texture Object Handle. */</w:t>
       </w:r>
     </w:p>
     <w:p>
@@ -1781,7 +2266,51 @@
           <w:color w:val="auto"/>
           <w:sz w:val="18"/>
         </w:rPr>
-        <w:t>{</w:t>
+        <w:t xml:space="preserve">  </w:t>
+      </w:r>
+      <w:r>
+        <w:rPr>
+          <w:rFonts w:ascii="Consolas" w:hAnsi="Consolas" w:cs="Consolas"/>
+          <w:color w:val="auto"/>
+          <w:sz w:val="18"/>
+        </w:rPr>
+        <w:tab/>
+      </w:r>
+      <w:proofErr w:type="spellStart"/>
+      <w:r>
+        <w:rPr>
+          <w:rFonts w:ascii="Consolas" w:hAnsi="Consolas" w:cs="Consolas"/>
+          <w:color w:val="auto"/>
+          <w:sz w:val="18"/>
+        </w:rPr>
+        <w:t>GLuint</w:t>
+      </w:r>
+      <w:proofErr w:type="spellEnd"/>
+      <w:r>
+        <w:rPr>
+          <w:rFonts w:ascii="Consolas" w:hAnsi="Consolas" w:cs="Consolas"/>
+          <w:color w:val="auto"/>
+          <w:sz w:val="18"/>
+        </w:rPr>
+        <w:t xml:space="preserve"> </w:t>
+      </w:r>
+      <w:proofErr w:type="spellStart"/>
+      <w:r>
+        <w:rPr>
+          <w:rFonts w:ascii="Consolas" w:hAnsi="Consolas" w:cs="Consolas"/>
+          <w:color w:val="auto"/>
+          <w:sz w:val="18"/>
+        </w:rPr>
+        <w:t>textureId</w:t>
+      </w:r>
+      <w:proofErr w:type="spellEnd"/>
+      <w:r>
+        <w:rPr>
+          <w:rFonts w:ascii="Consolas" w:hAnsi="Consolas" w:cs="Consolas"/>
+          <w:color w:val="auto"/>
+          <w:sz w:val="18"/>
+        </w:rPr>
+        <w:t>;</w:t>
       </w:r>
     </w:p>
     <w:p>
@@ -1791,21 +2320,12 @@
         <w:autoSpaceDN w:val="0"/>
         <w:adjustRightInd w:val="0"/>
         <w:spacing w:after="0" w:line="240" w:lineRule="auto"/>
-        <w:ind w:firstLine="720"/>
-        <w:rPr>
-          <w:rFonts w:ascii="Consolas" w:hAnsi="Consolas" w:cs="Consolas"/>
-          <w:color w:val="auto"/>
-          <w:sz w:val="18"/>
-        </w:rPr>
-      </w:pPr>
-      <w:r>
-        <w:rPr>
-          <w:rFonts w:ascii="Consolas" w:hAnsi="Consolas" w:cs="Consolas"/>
-          <w:color w:val="auto"/>
-          <w:sz w:val="18"/>
-        </w:rPr>
-        <w:t>/* Texture Object Handle. */</w:t>
-      </w:r>
+        <w:rPr>
+          <w:rFonts w:ascii="Consolas" w:hAnsi="Consolas" w:cs="Consolas"/>
+          <w:color w:val="auto"/>
+          <w:sz w:val="18"/>
+        </w:rPr>
+      </w:pPr>
     </w:p>
     <w:p>
       <w:pPr>
@@ -1826,6 +2346,55 @@
           <w:color w:val="auto"/>
           <w:sz w:val="18"/>
         </w:rPr>
+        <w:t xml:space="preserve">   </w:t>
+      </w:r>
+      <w:r>
+        <w:rPr>
+          <w:rFonts w:ascii="Consolas" w:hAnsi="Consolas" w:cs="Consolas"/>
+          <w:color w:val="auto"/>
+          <w:sz w:val="18"/>
+        </w:rPr>
+        <w:tab/>
+        <w:t xml:space="preserve">/* 3 x 3 </w:t>
+      </w:r>
+      <w:proofErr w:type="gramStart"/>
+      <w:r>
+        <w:rPr>
+          <w:rFonts w:ascii="Consolas" w:hAnsi="Consolas" w:cs="Consolas"/>
+          <w:color w:val="auto"/>
+          <w:sz w:val="18"/>
+        </w:rPr>
+        <w:t>Image,  R</w:t>
+      </w:r>
+      <w:proofErr w:type="gramEnd"/>
+      <w:r>
+        <w:rPr>
+          <w:rFonts w:ascii="Consolas" w:hAnsi="Consolas" w:cs="Consolas"/>
+          <w:color w:val="auto"/>
+          <w:sz w:val="18"/>
+        </w:rPr>
+        <w:t xml:space="preserve"> G B A Channels RAW Format. */</w:t>
+      </w:r>
+    </w:p>
+    <w:p>
+      <w:pPr>
+        <w:shd w:val="clear" w:color="auto" w:fill="D0CECE" w:themeFill="background2" w:themeFillShade="E6"/>
+        <w:autoSpaceDE w:val="0"/>
+        <w:autoSpaceDN w:val="0"/>
+        <w:adjustRightInd w:val="0"/>
+        <w:spacing w:after="0" w:line="240" w:lineRule="auto"/>
+        <w:rPr>
+          <w:rFonts w:ascii="Consolas" w:hAnsi="Consolas" w:cs="Consolas"/>
+          <w:color w:val="auto"/>
+          <w:sz w:val="18"/>
+        </w:rPr>
+      </w:pPr>
+      <w:r>
+        <w:rPr>
+          <w:rFonts w:ascii="Consolas" w:hAnsi="Consolas" w:cs="Consolas"/>
+          <w:color w:val="auto"/>
+          <w:sz w:val="18"/>
+        </w:rPr>
         <w:t xml:space="preserve">  </w:t>
       </w:r>
       <w:r>
@@ -1835,83 +2404,42 @@
           <w:sz w:val="18"/>
         </w:rPr>
         <w:tab/>
-        <w:t>GLuint textureId;</w:t>
-      </w:r>
-    </w:p>
-    <w:p>
-      <w:pPr>
-        <w:shd w:val="clear" w:color="auto" w:fill="D0CECE" w:themeFill="background2" w:themeFillShade="E6"/>
-        <w:autoSpaceDE w:val="0"/>
-        <w:autoSpaceDN w:val="0"/>
-        <w:adjustRightInd w:val="0"/>
-        <w:spacing w:after="0" w:line="240" w:lineRule="auto"/>
-        <w:rPr>
-          <w:rFonts w:ascii="Consolas" w:hAnsi="Consolas" w:cs="Consolas"/>
-          <w:color w:val="auto"/>
-          <w:sz w:val="18"/>
-        </w:rPr>
-      </w:pPr>
-    </w:p>
-    <w:p>
-      <w:pPr>
-        <w:shd w:val="clear" w:color="auto" w:fill="D0CECE" w:themeFill="background2" w:themeFillShade="E6"/>
-        <w:autoSpaceDE w:val="0"/>
-        <w:autoSpaceDN w:val="0"/>
-        <w:adjustRightInd w:val="0"/>
-        <w:spacing w:after="0" w:line="240" w:lineRule="auto"/>
-        <w:rPr>
-          <w:rFonts w:ascii="Consolas" w:hAnsi="Consolas" w:cs="Consolas"/>
-          <w:color w:val="auto"/>
-          <w:sz w:val="18"/>
-        </w:rPr>
-      </w:pPr>
-      <w:r>
-        <w:rPr>
-          <w:rFonts w:ascii="Consolas" w:hAnsi="Consolas" w:cs="Consolas"/>
-          <w:color w:val="auto"/>
-          <w:sz w:val="18"/>
-        </w:rPr>
-        <w:t xml:space="preserve">   </w:t>
-      </w:r>
-      <w:r>
-        <w:rPr>
-          <w:rFonts w:ascii="Consolas" w:hAnsi="Consolas" w:cs="Consolas"/>
-          <w:color w:val="auto"/>
-          <w:sz w:val="18"/>
-        </w:rPr>
-        <w:tab/>
-        <w:t>/* 3 x 3 Image,  R G B A Channels RAW Format. */</w:t>
-      </w:r>
-    </w:p>
-    <w:p>
-      <w:pPr>
-        <w:shd w:val="clear" w:color="auto" w:fill="D0CECE" w:themeFill="background2" w:themeFillShade="E6"/>
-        <w:autoSpaceDE w:val="0"/>
-        <w:autoSpaceDN w:val="0"/>
-        <w:adjustRightInd w:val="0"/>
-        <w:spacing w:after="0" w:line="240" w:lineRule="auto"/>
-        <w:rPr>
-          <w:rFonts w:ascii="Consolas" w:hAnsi="Consolas" w:cs="Consolas"/>
-          <w:color w:val="auto"/>
-          <w:sz w:val="18"/>
-        </w:rPr>
-      </w:pPr>
-      <w:r>
-        <w:rPr>
-          <w:rFonts w:ascii="Consolas" w:hAnsi="Consolas" w:cs="Consolas"/>
-          <w:color w:val="auto"/>
-          <w:sz w:val="18"/>
-        </w:rPr>
-        <w:t xml:space="preserve">  </w:t>
-      </w:r>
-      <w:r>
-        <w:rPr>
-          <w:rFonts w:ascii="Consolas" w:hAnsi="Consolas" w:cs="Consolas"/>
-          <w:color w:val="auto"/>
-          <w:sz w:val="18"/>
-        </w:rPr>
-        <w:tab/>
-        <w:t>GLubyte pixels[9 * 4] =</w:t>
+      </w:r>
+      <w:proofErr w:type="spellStart"/>
+      <w:r>
+        <w:rPr>
+          <w:rFonts w:ascii="Consolas" w:hAnsi="Consolas" w:cs="Consolas"/>
+          <w:color w:val="auto"/>
+          <w:sz w:val="18"/>
+        </w:rPr>
+        <w:t>GLubyte</w:t>
+      </w:r>
+      <w:proofErr w:type="spellEnd"/>
+      <w:r>
+        <w:rPr>
+          <w:rFonts w:ascii="Consolas" w:hAnsi="Consolas" w:cs="Consolas"/>
+          <w:color w:val="auto"/>
+          <w:sz w:val="18"/>
+        </w:rPr>
+        <w:t xml:space="preserve"> </w:t>
+      </w:r>
+      <w:proofErr w:type="gramStart"/>
+      <w:r>
+        <w:rPr>
+          <w:rFonts w:ascii="Consolas" w:hAnsi="Consolas" w:cs="Consolas"/>
+          <w:color w:val="auto"/>
+          <w:sz w:val="18"/>
+        </w:rPr>
+        <w:t>pixels[</w:t>
+      </w:r>
+      <w:proofErr w:type="gramEnd"/>
+      <w:r>
+        <w:rPr>
+          <w:rFonts w:ascii="Consolas" w:hAnsi="Consolas" w:cs="Consolas"/>
+          <w:color w:val="auto"/>
+          <w:sz w:val="18"/>
+        </w:rPr>
+        <w:t>9 * 4] =</w:t>
       </w:r>
     </w:p>
     <w:p>
@@ -1973,7 +2501,24 @@
           <w:sz w:val="18"/>
         </w:rPr>
         <w:tab/>
-        <w:t xml:space="preserve">18,  140, 171, 255, /* Some </w:t>
+      </w:r>
+      <w:proofErr w:type="gramStart"/>
+      <w:r>
+        <w:rPr>
+          <w:rFonts w:ascii="Consolas" w:hAnsi="Consolas" w:cs="Consolas"/>
+          <w:color w:val="auto"/>
+          <w:sz w:val="18"/>
+        </w:rPr>
+        <w:t>18,  140</w:t>
+      </w:r>
+      <w:proofErr w:type="gramEnd"/>
+      <w:r>
+        <w:rPr>
+          <w:rFonts w:ascii="Consolas" w:hAnsi="Consolas" w:cs="Consolas"/>
+          <w:color w:val="auto"/>
+          <w:sz w:val="18"/>
+        </w:rPr>
+        <w:t xml:space="preserve">, 171, 255, /* Some </w:t>
       </w:r>
       <w:proofErr w:type="spellStart"/>
       <w:r>
@@ -2022,7 +2567,25 @@
           <w:sz w:val="18"/>
         </w:rPr>
         <w:tab/>
-        <w:t>143, 143, 143, 255, /* Some Colour Bottom Middle. */</w:t>
+        <w:t xml:space="preserve">143, 143, 143, 255, /* Some </w:t>
+      </w:r>
+      <w:proofErr w:type="spellStart"/>
+      <w:r>
+        <w:rPr>
+          <w:rFonts w:ascii="Consolas" w:hAnsi="Consolas" w:cs="Consolas"/>
+          <w:color w:val="auto"/>
+          <w:sz w:val="18"/>
+        </w:rPr>
+        <w:t>Colour</w:t>
+      </w:r>
+      <w:proofErr w:type="spellEnd"/>
+      <w:r>
+        <w:rPr>
+          <w:rFonts w:ascii="Consolas" w:hAnsi="Consolas" w:cs="Consolas"/>
+          <w:color w:val="auto"/>
+          <w:sz w:val="18"/>
+        </w:rPr>
+        <w:t xml:space="preserve"> Bottom Middle. */</w:t>
       </w:r>
     </w:p>
     <w:p>
@@ -2053,7 +2616,25 @@
           <w:sz w:val="18"/>
         </w:rPr>
         <w:tab/>
-        <w:t>255, 255, 255, 255, /* Some Colour Bottom Right. */</w:t>
+        <w:t xml:space="preserve">255, 255, 255, 255, /* Some </w:t>
+      </w:r>
+      <w:proofErr w:type="spellStart"/>
+      <w:r>
+        <w:rPr>
+          <w:rFonts w:ascii="Consolas" w:hAnsi="Consolas" w:cs="Consolas"/>
+          <w:color w:val="auto"/>
+          <w:sz w:val="18"/>
+        </w:rPr>
+        <w:t>Colour</w:t>
+      </w:r>
+      <w:proofErr w:type="spellEnd"/>
+      <w:r>
+        <w:rPr>
+          <w:rFonts w:ascii="Consolas" w:hAnsi="Consolas" w:cs="Consolas"/>
+          <w:color w:val="auto"/>
+          <w:sz w:val="18"/>
+        </w:rPr>
+        <w:t xml:space="preserve"> Bottom Right. */</w:t>
       </w:r>
     </w:p>
     <w:p>
@@ -2084,7 +2665,25 @@
           <w:sz w:val="18"/>
         </w:rPr>
         <w:tab/>
-        <w:t>255, 255, 0,   255, /* Yellow Middle Left. */</w:t>
+        <w:t xml:space="preserve">255, 255, </w:t>
+      </w:r>
+      <w:proofErr w:type="gramStart"/>
+      <w:r>
+        <w:rPr>
+          <w:rFonts w:ascii="Consolas" w:hAnsi="Consolas" w:cs="Consolas"/>
+          <w:color w:val="auto"/>
+          <w:sz w:val="18"/>
+        </w:rPr>
+        <w:t xml:space="preserve">0,   </w:t>
+      </w:r>
+      <w:proofErr w:type="gramEnd"/>
+      <w:r>
+        <w:rPr>
+          <w:rFonts w:ascii="Consolas" w:hAnsi="Consolas" w:cs="Consolas"/>
+          <w:color w:val="auto"/>
+          <w:sz w:val="18"/>
+        </w:rPr>
+        <w:t>255, /* Yellow Middle Left. */</w:t>
       </w:r>
     </w:p>
     <w:p>
@@ -2115,7 +2714,42 @@
           <w:sz w:val="18"/>
         </w:rPr>
         <w:tab/>
-        <w:t>0,   255, 255, 255, /* Some Colour Middle. */</w:t>
+      </w:r>
+      <w:proofErr w:type="gramStart"/>
+      <w:r>
+        <w:rPr>
+          <w:rFonts w:ascii="Consolas" w:hAnsi="Consolas" w:cs="Consolas"/>
+          <w:color w:val="auto"/>
+          <w:sz w:val="18"/>
+        </w:rPr>
+        <w:t xml:space="preserve">0,   </w:t>
+      </w:r>
+      <w:proofErr w:type="gramEnd"/>
+      <w:r>
+        <w:rPr>
+          <w:rFonts w:ascii="Consolas" w:hAnsi="Consolas" w:cs="Consolas"/>
+          <w:color w:val="auto"/>
+          <w:sz w:val="18"/>
+        </w:rPr>
+        <w:t xml:space="preserve">255, 255, 255, /* Some </w:t>
+      </w:r>
+      <w:proofErr w:type="spellStart"/>
+      <w:r>
+        <w:rPr>
+          <w:rFonts w:ascii="Consolas" w:hAnsi="Consolas" w:cs="Consolas"/>
+          <w:color w:val="auto"/>
+          <w:sz w:val="18"/>
+        </w:rPr>
+        <w:t>Colour</w:t>
+      </w:r>
+      <w:proofErr w:type="spellEnd"/>
+      <w:r>
+        <w:rPr>
+          <w:rFonts w:ascii="Consolas" w:hAnsi="Consolas" w:cs="Consolas"/>
+          <w:color w:val="auto"/>
+          <w:sz w:val="18"/>
+        </w:rPr>
+        <w:t xml:space="preserve"> Middle. */</w:t>
       </w:r>
     </w:p>
     <w:p>
@@ -2146,7 +2780,43 @@
           <w:sz w:val="18"/>
         </w:rPr>
         <w:tab/>
-        <w:t>255, 0,   255, 255, /* Some Colour Middle Right. */</w:t>
+        <w:t xml:space="preserve">255, </w:t>
+      </w:r>
+      <w:proofErr w:type="gramStart"/>
+      <w:r>
+        <w:rPr>
+          <w:rFonts w:ascii="Consolas" w:hAnsi="Consolas" w:cs="Consolas"/>
+          <w:color w:val="auto"/>
+          <w:sz w:val="18"/>
+        </w:rPr>
+        <w:t xml:space="preserve">0,   </w:t>
+      </w:r>
+      <w:proofErr w:type="gramEnd"/>
+      <w:r>
+        <w:rPr>
+          <w:rFonts w:ascii="Consolas" w:hAnsi="Consolas" w:cs="Consolas"/>
+          <w:color w:val="auto"/>
+          <w:sz w:val="18"/>
+        </w:rPr>
+        <w:t xml:space="preserve">255, 255, /* Some </w:t>
+      </w:r>
+      <w:proofErr w:type="spellStart"/>
+      <w:r>
+        <w:rPr>
+          <w:rFonts w:ascii="Consolas" w:hAnsi="Consolas" w:cs="Consolas"/>
+          <w:color w:val="auto"/>
+          <w:sz w:val="18"/>
+        </w:rPr>
+        <w:t>Colour</w:t>
+      </w:r>
+      <w:proofErr w:type="spellEnd"/>
+      <w:r>
+        <w:rPr>
+          <w:rFonts w:ascii="Consolas" w:hAnsi="Consolas" w:cs="Consolas"/>
+          <w:color w:val="auto"/>
+          <w:sz w:val="18"/>
+        </w:rPr>
+        <w:t xml:space="preserve"> Middle Right. */</w:t>
       </w:r>
     </w:p>
     <w:p>
@@ -2177,7 +2847,25 @@
           <w:sz w:val="18"/>
         </w:rPr>
         <w:tab/>
-        <w:t>255, 0,   0,   255, /* Red Top Left. */</w:t>
+        <w:t xml:space="preserve">255, </w:t>
+      </w:r>
+      <w:proofErr w:type="gramStart"/>
+      <w:r>
+        <w:rPr>
+          <w:rFonts w:ascii="Consolas" w:hAnsi="Consolas" w:cs="Consolas"/>
+          <w:color w:val="auto"/>
+          <w:sz w:val="18"/>
+        </w:rPr>
+        <w:t xml:space="preserve">0,   0,   </w:t>
+      </w:r>
+      <w:proofErr w:type="gramEnd"/>
+      <w:r>
+        <w:rPr>
+          <w:rFonts w:ascii="Consolas" w:hAnsi="Consolas" w:cs="Consolas"/>
+          <w:color w:val="auto"/>
+          <w:sz w:val="18"/>
+        </w:rPr>
+        <w:t>255, /* Red Top Left. */</w:t>
       </w:r>
     </w:p>
     <w:p>
@@ -2208,7 +2896,42 @@
           <w:sz w:val="18"/>
         </w:rPr>
         <w:tab/>
-        <w:t>0,   255, 0,   255, /* Green Top Middle. */</w:t>
+      </w:r>
+      <w:proofErr w:type="gramStart"/>
+      <w:r>
+        <w:rPr>
+          <w:rFonts w:ascii="Consolas" w:hAnsi="Consolas" w:cs="Consolas"/>
+          <w:color w:val="auto"/>
+          <w:sz w:val="18"/>
+        </w:rPr>
+        <w:t xml:space="preserve">0,   </w:t>
+      </w:r>
+      <w:proofErr w:type="gramEnd"/>
+      <w:r>
+        <w:rPr>
+          <w:rFonts w:ascii="Consolas" w:hAnsi="Consolas" w:cs="Consolas"/>
+          <w:color w:val="auto"/>
+          <w:sz w:val="18"/>
+        </w:rPr>
+        <w:t xml:space="preserve">255, </w:t>
+      </w:r>
+      <w:proofErr w:type="gramStart"/>
+      <w:r>
+        <w:rPr>
+          <w:rFonts w:ascii="Consolas" w:hAnsi="Consolas" w:cs="Consolas"/>
+          <w:color w:val="auto"/>
+          <w:sz w:val="18"/>
+        </w:rPr>
+        <w:t xml:space="preserve">0,   </w:t>
+      </w:r>
+      <w:proofErr w:type="gramEnd"/>
+      <w:r>
+        <w:rPr>
+          <w:rFonts w:ascii="Consolas" w:hAnsi="Consolas" w:cs="Consolas"/>
+          <w:color w:val="auto"/>
+          <w:sz w:val="18"/>
+        </w:rPr>
+        <w:t>255, /* Green Top Middle. */</w:t>
       </w:r>
     </w:p>
     <w:p>
@@ -2239,7 +2962,24 @@
           <w:sz w:val="18"/>
         </w:rPr>
         <w:tab/>
-        <w:t>0,   0,   255, 255, /* Blue Top Right. */</w:t>
+      </w:r>
+      <w:proofErr w:type="gramStart"/>
+      <w:r>
+        <w:rPr>
+          <w:rFonts w:ascii="Consolas" w:hAnsi="Consolas" w:cs="Consolas"/>
+          <w:color w:val="auto"/>
+          <w:sz w:val="18"/>
+        </w:rPr>
+        <w:t xml:space="preserve">0,   0,   </w:t>
+      </w:r>
+      <w:proofErr w:type="gramEnd"/>
+      <w:r>
+        <w:rPr>
+          <w:rFonts w:ascii="Consolas" w:hAnsi="Consolas" w:cs="Consolas"/>
+          <w:color w:val="auto"/>
+          <w:sz w:val="18"/>
+        </w:rPr>
+        <w:t>255, 255, /* Blue Top Right. */</w:t>
       </w:r>
     </w:p>
     <w:p>
@@ -2284,7 +3024,31 @@
         <w:jc w:val="both"/>
       </w:pPr>
       <w:r>
-        <w:t>The first thing we do is sort out all of the includes we need for the class. We start by including the header file for our texture class and then the basics that we have imported in the previous examples.</w:t>
+        <w:t>We need to</w:t>
+      </w:r>
+      <w:r>
+        <w:t xml:space="preserve"> </w:t>
+      </w:r>
+      <w:r>
+        <w:t>add</w:t>
+      </w:r>
+      <w:r>
+        <w:t xml:space="preserve"> includes </w:t>
+      </w:r>
+      <w:r>
+        <w:t>required</w:t>
+      </w:r>
+      <w:r>
+        <w:t xml:space="preserve"> </w:t>
+      </w:r>
+      <w:r>
+        <w:t>for the class. We start by including the header file for our texture class and then the basic</w:t>
+      </w:r>
+      <w:r>
+        <w:t xml:space="preserve"> headers</w:t>
+      </w:r>
+      <w:r>
+        <w:t xml:space="preserve"> that we imported in the previous examples.</w:t>
       </w:r>
     </w:p>
     <w:p>
@@ -2301,7 +3065,16 @@
         <w:jc w:val="both"/>
       </w:pPr>
       <w:r>
-        <w:t>The next thing we do is define a new variable called “</w:t>
+        <w:t>N</w:t>
+      </w:r>
+      <w:r>
+        <w:t>ext</w:t>
+      </w:r>
+      <w:r>
+        <w:t>,</w:t>
+      </w:r>
+      <w:r>
+        <w:t xml:space="preserve"> we define a new variable called “</w:t>
       </w:r>
       <w:proofErr w:type="spellStart"/>
       <w:r>
@@ -2309,7 +3082,27 @@
       </w:r>
       <w:proofErr w:type="spellEnd"/>
       <w:r>
-        <w:t>” which holds the ID of the texture so we can reference it later on.</w:t>
+        <w:t>”</w:t>
+      </w:r>
+      <w:r>
+        <w:t>,</w:t>
+      </w:r>
+      <w:r>
+        <w:t xml:space="preserve"> which holds the ID of the texture so </w:t>
+      </w:r>
+      <w:r>
+        <w:t xml:space="preserve">that </w:t>
+      </w:r>
+      <w:r>
+        <w:t xml:space="preserve">we can reference it </w:t>
+      </w:r>
+      <w:proofErr w:type="gramStart"/>
+      <w:r>
+        <w:t>later on</w:t>
+      </w:r>
+      <w:proofErr w:type="gramEnd"/>
+      <w:r>
+        <w:t>.</w:t>
       </w:r>
     </w:p>
     <w:p>
@@ -2325,7 +3118,10 @@
         <w:jc w:val="both"/>
       </w:pPr>
       <w:r>
-        <w:t xml:space="preserve">After this, we define another variable </w:t>
+        <w:t>Next</w:t>
+      </w:r>
+      <w:r>
+        <w:t xml:space="preserve">, we define another variable </w:t>
       </w:r>
       <w:r>
         <w:t xml:space="preserve">that </w:t>
@@ -2334,99 +3130,138 @@
         <w:t xml:space="preserve">contains the actual image data. We will be using the RAW image format </w:t>
       </w:r>
       <w:r>
-        <w:t xml:space="preserve">that </w:t>
-      </w:r>
-      <w:r>
-        <w:t xml:space="preserve">is expected as </w:t>
+        <w:t xml:space="preserve">which stores color </w:t>
+      </w:r>
+      <w:r>
+        <w:t xml:space="preserve">data </w:t>
+      </w:r>
+      <w:r>
+        <w:t>sequentially</w:t>
+      </w:r>
+      <w:r>
+        <w:t xml:space="preserve">. OpenGL ES expects the first </w:t>
+      </w:r>
+      <w:r>
+        <w:t>piece</w:t>
+      </w:r>
+      <w:r>
+        <w:t xml:space="preserve"> of data to represent the bottom</w:t>
+      </w:r>
+      <w:r>
+        <w:t>-</w:t>
+      </w:r>
+      <w:proofErr w:type="gramStart"/>
+      <w:r>
+        <w:t>left</w:t>
+      </w:r>
+      <w:proofErr w:type="gramEnd"/>
+      <w:r>
+        <w:t xml:space="preserve"> so we </w:t>
+      </w:r>
+      <w:r>
+        <w:t>arrange</w:t>
+      </w:r>
+      <w:r>
+        <w:t xml:space="preserve"> the data to fulfil these expectations. Since we us</w:t>
+      </w:r>
+      <w:r>
+        <w:t>e</w:t>
+      </w:r>
+      <w:r>
+        <w:t xml:space="preserve"> the RGBA color format, each row has a red, green, blue, and alpha element; these numbers range from 0 </w:t>
+      </w:r>
+      <w:r>
+        <w:t>to</w:t>
+      </w:r>
+      <w:r>
+        <w:t xml:space="preserve"> 255.</w:t>
+      </w:r>
+    </w:p>
+    <w:p>
+      <w:pPr>
+        <w:shd w:val="clear" w:color="auto" w:fill="D0CECE" w:themeFill="background2" w:themeFillShade="E6"/>
+        <w:autoSpaceDE w:val="0"/>
+        <w:autoSpaceDN w:val="0"/>
+        <w:adjustRightInd w:val="0"/>
+        <w:spacing w:after="0" w:line="240" w:lineRule="auto"/>
+        <w:rPr>
+          <w:rFonts w:ascii="Consolas" w:hAnsi="Consolas" w:cs="Consolas"/>
+          <w:color w:val="auto"/>
+          <w:sz w:val="18"/>
+        </w:rPr>
+      </w:pPr>
+      <w:r>
+        <w:rPr>
+          <w:rFonts w:ascii="Consolas" w:hAnsi="Consolas" w:cs="Consolas"/>
+          <w:color w:val="auto"/>
+          <w:sz w:val="18"/>
+        </w:rPr>
+        <w:t xml:space="preserve">   /* [</w:t>
       </w:r>
       <w:proofErr w:type="spellStart"/>
       <w:r>
-        <w:t>colour</w:t>
+        <w:rPr>
+          <w:rFonts w:ascii="Consolas" w:hAnsi="Consolas" w:cs="Consolas"/>
+          <w:color w:val="auto"/>
+          <w:sz w:val="18"/>
+        </w:rPr>
+        <w:t>placeTextureInMemory</w:t>
       </w:r>
       <w:proofErr w:type="spellEnd"/>
       <w:r>
-        <w:t xml:space="preserve"> data one after the other. OpenGL ES expects the first bit of data to represent the bottom left so we have ordered the data in order to fulfil these expectations. Since we are using the RGBA </w:t>
+        <w:rPr>
+          <w:rFonts w:ascii="Consolas" w:hAnsi="Consolas" w:cs="Consolas"/>
+          <w:color w:val="auto"/>
+          <w:sz w:val="18"/>
+        </w:rPr>
+        <w:t>] */</w:t>
+      </w:r>
+    </w:p>
+    <w:p>
+      <w:pPr>
+        <w:shd w:val="clear" w:color="auto" w:fill="D0CECE" w:themeFill="background2" w:themeFillShade="E6"/>
+        <w:autoSpaceDE w:val="0"/>
+        <w:autoSpaceDN w:val="0"/>
+        <w:adjustRightInd w:val="0"/>
+        <w:spacing w:after="0" w:line="240" w:lineRule="auto"/>
+        <w:rPr>
+          <w:rFonts w:ascii="Consolas" w:hAnsi="Consolas" w:cs="Consolas"/>
+          <w:color w:val="auto"/>
+          <w:sz w:val="18"/>
+        </w:rPr>
+      </w:pPr>
+      <w:r>
+        <w:rPr>
+          <w:rFonts w:ascii="Consolas" w:hAnsi="Consolas" w:cs="Consolas"/>
+          <w:color w:val="auto"/>
+          <w:sz w:val="18"/>
+        </w:rPr>
+        <w:t xml:space="preserve">    /* Use tightly packed data. */</w:t>
+      </w:r>
+    </w:p>
+    <w:p>
+      <w:pPr>
+        <w:shd w:val="clear" w:color="auto" w:fill="D0CECE" w:themeFill="background2" w:themeFillShade="E6"/>
+        <w:autoSpaceDE w:val="0"/>
+        <w:autoSpaceDN w:val="0"/>
+        <w:adjustRightInd w:val="0"/>
+        <w:spacing w:after="0" w:line="240" w:lineRule="auto"/>
+        <w:rPr>
+          <w:rFonts w:ascii="Consolas" w:hAnsi="Consolas" w:cs="Consolas"/>
+          <w:color w:val="auto"/>
+          <w:sz w:val="18"/>
+        </w:rPr>
+      </w:pPr>
+      <w:r>
+        <w:rPr>
+          <w:rFonts w:ascii="Consolas" w:hAnsi="Consolas" w:cs="Consolas"/>
+          <w:color w:val="auto"/>
+          <w:sz w:val="18"/>
+        </w:rPr>
+        <w:t xml:space="preserve">    </w:t>
       </w:r>
       <w:proofErr w:type="spellStart"/>
-      <w:r>
-        <w:t>colour</w:t>
-      </w:r>
-      <w:proofErr w:type="spellEnd"/>
-      <w:r>
-        <w:t xml:space="preserve"> format, each row has a red, green, blue, and alpha element; these numbers range from 0 </w:t>
-      </w:r>
-      <w:r>
-        <w:t>to</w:t>
-      </w:r>
-      <w:r>
-        <w:t xml:space="preserve"> 255.</w:t>
-      </w:r>
-    </w:p>
-    <w:p>
-      <w:pPr>
-        <w:shd w:val="clear" w:color="auto" w:fill="D0CECE" w:themeFill="background2" w:themeFillShade="E6"/>
-        <w:autoSpaceDE w:val="0"/>
-        <w:autoSpaceDN w:val="0"/>
-        <w:adjustRightInd w:val="0"/>
-        <w:spacing w:after="0" w:line="240" w:lineRule="auto"/>
-        <w:rPr>
-          <w:rFonts w:ascii="Consolas" w:hAnsi="Consolas" w:cs="Consolas"/>
-          <w:color w:val="auto"/>
-          <w:sz w:val="18"/>
-        </w:rPr>
-      </w:pPr>
-      <w:r>
-        <w:rPr>
-          <w:rFonts w:ascii="Consolas" w:hAnsi="Consolas" w:cs="Consolas"/>
-          <w:color w:val="auto"/>
-          <w:sz w:val="18"/>
-        </w:rPr>
-        <w:t xml:space="preserve">   /* [placeTextureInMemory] */</w:t>
-      </w:r>
-    </w:p>
-    <w:p>
-      <w:pPr>
-        <w:shd w:val="clear" w:color="auto" w:fill="D0CECE" w:themeFill="background2" w:themeFillShade="E6"/>
-        <w:autoSpaceDE w:val="0"/>
-        <w:autoSpaceDN w:val="0"/>
-        <w:adjustRightInd w:val="0"/>
-        <w:spacing w:after="0" w:line="240" w:lineRule="auto"/>
-        <w:rPr>
-          <w:rFonts w:ascii="Consolas" w:hAnsi="Consolas" w:cs="Consolas"/>
-          <w:color w:val="auto"/>
-          <w:sz w:val="18"/>
-        </w:rPr>
-      </w:pPr>
-      <w:r>
-        <w:rPr>
-          <w:rFonts w:ascii="Consolas" w:hAnsi="Consolas" w:cs="Consolas"/>
-          <w:color w:val="auto"/>
-          <w:sz w:val="18"/>
-        </w:rPr>
-        <w:t xml:space="preserve">    /* Use tightly packed data. */</w:t>
-      </w:r>
-    </w:p>
-    <w:p>
-      <w:pPr>
-        <w:shd w:val="clear" w:color="auto" w:fill="D0CECE" w:themeFill="background2" w:themeFillShade="E6"/>
-        <w:autoSpaceDE w:val="0"/>
-        <w:autoSpaceDN w:val="0"/>
-        <w:adjustRightInd w:val="0"/>
-        <w:spacing w:after="0" w:line="240" w:lineRule="auto"/>
-        <w:rPr>
-          <w:rFonts w:ascii="Consolas" w:hAnsi="Consolas" w:cs="Consolas"/>
-          <w:color w:val="auto"/>
-          <w:sz w:val="18"/>
-        </w:rPr>
-      </w:pPr>
-      <w:r>
-        <w:rPr>
-          <w:rFonts w:ascii="Consolas" w:hAnsi="Consolas" w:cs="Consolas"/>
-          <w:color w:val="auto"/>
-          <w:sz w:val="18"/>
-        </w:rPr>
-        <w:t xml:space="preserve">    </w:t>
-      </w:r>
+      <w:proofErr w:type="gramStart"/>
       <w:r>
         <w:rPr>
           <w:rFonts w:ascii="Consolas" w:hAnsi="Consolas" w:cs="Consolas"/>
@@ -2437,13 +3272,23 @@
         </w:rPr>
         <w:t>glPixelStorei</w:t>
       </w:r>
-      <w:r>
-        <w:rPr>
-          <w:rFonts w:ascii="Consolas" w:hAnsi="Consolas" w:cs="Consolas"/>
-          <w:color w:val="auto"/>
-          <w:sz w:val="18"/>
-        </w:rPr>
-        <w:t>(GL_UNPACK_ALIGNMENT, 1);</w:t>
+      <w:proofErr w:type="spellEnd"/>
+      <w:r>
+        <w:rPr>
+          <w:rFonts w:ascii="Consolas" w:hAnsi="Consolas" w:cs="Consolas"/>
+          <w:color w:val="auto"/>
+          <w:sz w:val="18"/>
+        </w:rPr>
+        <w:t>(</w:t>
+      </w:r>
+      <w:proofErr w:type="gramEnd"/>
+      <w:r>
+        <w:rPr>
+          <w:rFonts w:ascii="Consolas" w:hAnsi="Consolas" w:cs="Consolas"/>
+          <w:color w:val="auto"/>
+          <w:sz w:val="18"/>
+        </w:rPr>
+        <w:t>GL_UNPACK_ALIGNMENT, 1);</w:t>
       </w:r>
     </w:p>
     <w:p>
@@ -2501,7 +3346,53 @@
           <w:color w:val="auto"/>
           <w:sz w:val="18"/>
         </w:rPr>
-        <w:t xml:space="preserve">    glGenTextures(1, &amp;textureId);</w:t>
+        <w:t xml:space="preserve">    </w:t>
+      </w:r>
+      <w:proofErr w:type="spellStart"/>
+      <w:proofErr w:type="gramStart"/>
+      <w:r>
+        <w:rPr>
+          <w:rFonts w:ascii="Consolas" w:hAnsi="Consolas" w:cs="Consolas"/>
+          <w:color w:val="auto"/>
+          <w:sz w:val="18"/>
+        </w:rPr>
+        <w:t>glGenTextures</w:t>
+      </w:r>
+      <w:proofErr w:type="spellEnd"/>
+      <w:r>
+        <w:rPr>
+          <w:rFonts w:ascii="Consolas" w:hAnsi="Consolas" w:cs="Consolas"/>
+          <w:color w:val="auto"/>
+          <w:sz w:val="18"/>
+        </w:rPr>
+        <w:t>(</w:t>
+      </w:r>
+      <w:proofErr w:type="gramEnd"/>
+      <w:r>
+        <w:rPr>
+          <w:rFonts w:ascii="Consolas" w:hAnsi="Consolas" w:cs="Consolas"/>
+          <w:color w:val="auto"/>
+          <w:sz w:val="18"/>
+        </w:rPr>
+        <w:t>1, &amp;</w:t>
+      </w:r>
+      <w:proofErr w:type="spellStart"/>
+      <w:r>
+        <w:rPr>
+          <w:rFonts w:ascii="Consolas" w:hAnsi="Consolas" w:cs="Consolas"/>
+          <w:color w:val="auto"/>
+          <w:sz w:val="18"/>
+        </w:rPr>
+        <w:t>textureId</w:t>
+      </w:r>
+      <w:proofErr w:type="spellEnd"/>
+      <w:r>
+        <w:rPr>
+          <w:rFonts w:ascii="Consolas" w:hAnsi="Consolas" w:cs="Consolas"/>
+          <w:color w:val="auto"/>
+          <w:sz w:val="18"/>
+        </w:rPr>
+        <w:t>);</w:t>
       </w:r>
     </w:p>
     <w:p>
@@ -2537,7 +3428,25 @@
           <w:color w:val="auto"/>
           <w:sz w:val="18"/>
         </w:rPr>
-        <w:t xml:space="preserve">    /* Activate a texture. */</w:t>
+        <w:t xml:space="preserve">    /* Activate </w:t>
+      </w:r>
+      <w:proofErr w:type="gramStart"/>
+      <w:r>
+        <w:rPr>
+          <w:rFonts w:ascii="Consolas" w:hAnsi="Consolas" w:cs="Consolas"/>
+          <w:color w:val="auto"/>
+          <w:sz w:val="18"/>
+        </w:rPr>
+        <w:t>a texture</w:t>
+      </w:r>
+      <w:proofErr w:type="gramEnd"/>
+      <w:r>
+        <w:rPr>
+          <w:rFonts w:ascii="Consolas" w:hAnsi="Consolas" w:cs="Consolas"/>
+          <w:color w:val="auto"/>
+          <w:sz w:val="18"/>
+        </w:rPr>
+        <w:t>. */</w:t>
       </w:r>
     </w:p>
     <w:p>
@@ -2559,7 +3468,35 @@
           <w:color w:val="auto"/>
           <w:sz w:val="18"/>
         </w:rPr>
-        <w:t xml:space="preserve">    glActiveTexture(GL_TEXTURE0);</w:t>
+        <w:t xml:space="preserve">    </w:t>
+      </w:r>
+      <w:proofErr w:type="spellStart"/>
+      <w:proofErr w:type="gramStart"/>
+      <w:r>
+        <w:rPr>
+          <w:rFonts w:ascii="Consolas" w:hAnsi="Consolas" w:cs="Consolas"/>
+          <w:color w:val="auto"/>
+          <w:sz w:val="18"/>
+        </w:rPr>
+        <w:t>glActiveTexture</w:t>
+      </w:r>
+      <w:proofErr w:type="spellEnd"/>
+      <w:r>
+        <w:rPr>
+          <w:rFonts w:ascii="Consolas" w:hAnsi="Consolas" w:cs="Consolas"/>
+          <w:color w:val="auto"/>
+          <w:sz w:val="18"/>
+        </w:rPr>
+        <w:t>(</w:t>
+      </w:r>
+      <w:proofErr w:type="gramEnd"/>
+      <w:r>
+        <w:rPr>
+          <w:rFonts w:ascii="Consolas" w:hAnsi="Consolas" w:cs="Consolas"/>
+          <w:color w:val="auto"/>
+          <w:sz w:val="18"/>
+        </w:rPr>
+        <w:t>GL_TEXTURE0);</w:t>
       </w:r>
     </w:p>
     <w:p>
@@ -2617,7 +3554,53 @@
           <w:color w:val="auto"/>
           <w:sz w:val="18"/>
         </w:rPr>
-        <w:t xml:space="preserve">    glBindTexture(GL_TEXTURE_2D, textureId);</w:t>
+        <w:t xml:space="preserve">    </w:t>
+      </w:r>
+      <w:proofErr w:type="spellStart"/>
+      <w:proofErr w:type="gramStart"/>
+      <w:r>
+        <w:rPr>
+          <w:rFonts w:ascii="Consolas" w:hAnsi="Consolas" w:cs="Consolas"/>
+          <w:color w:val="auto"/>
+          <w:sz w:val="18"/>
+        </w:rPr>
+        <w:t>glBindTexture</w:t>
+      </w:r>
+      <w:proofErr w:type="spellEnd"/>
+      <w:r>
+        <w:rPr>
+          <w:rFonts w:ascii="Consolas" w:hAnsi="Consolas" w:cs="Consolas"/>
+          <w:color w:val="auto"/>
+          <w:sz w:val="18"/>
+        </w:rPr>
+        <w:t>(</w:t>
+      </w:r>
+      <w:proofErr w:type="gramEnd"/>
+      <w:r>
+        <w:rPr>
+          <w:rFonts w:ascii="Consolas" w:hAnsi="Consolas" w:cs="Consolas"/>
+          <w:color w:val="auto"/>
+          <w:sz w:val="18"/>
+        </w:rPr>
+        <w:t xml:space="preserve">GL_TEXTURE_2D, </w:t>
+      </w:r>
+      <w:proofErr w:type="spellStart"/>
+      <w:r>
+        <w:rPr>
+          <w:rFonts w:ascii="Consolas" w:hAnsi="Consolas" w:cs="Consolas"/>
+          <w:color w:val="auto"/>
+          <w:sz w:val="18"/>
+        </w:rPr>
+        <w:t>textureId</w:t>
+      </w:r>
+      <w:proofErr w:type="spellEnd"/>
+      <w:r>
+        <w:rPr>
+          <w:rFonts w:ascii="Consolas" w:hAnsi="Consolas" w:cs="Consolas"/>
+          <w:color w:val="auto"/>
+          <w:sz w:val="18"/>
+        </w:rPr>
+        <w:t>);</w:t>
       </w:r>
     </w:p>
     <w:p>
@@ -2685,88 +3668,9 @@
           <w:color w:val="auto"/>
           <w:sz w:val="18"/>
         </w:rPr>
-        <w:t>glTexImage2D</w:t>
-      </w:r>
-      <w:r>
-        <w:rPr>
-          <w:rFonts w:ascii="Consolas" w:hAnsi="Consolas" w:cs="Consolas"/>
-          <w:color w:val="auto"/>
-          <w:sz w:val="18"/>
-        </w:rPr>
-        <w:t>(GL_TEXTURE_2D, 0, GL_RGBA, 3, 3, 0, GL_RGBA, GL_UNSIGNED_BYTE, pixels);</w:t>
-      </w:r>
-    </w:p>
-    <w:p>
-      <w:pPr>
-        <w:shd w:val="clear" w:color="auto" w:fill="D0CECE" w:themeFill="background2" w:themeFillShade="E6"/>
-        <w:autoSpaceDE w:val="0"/>
-        <w:autoSpaceDN w:val="0"/>
-        <w:adjustRightInd w:val="0"/>
-        <w:spacing w:after="0" w:line="240" w:lineRule="auto"/>
-        <w:rPr>
-          <w:rFonts w:ascii="Consolas" w:hAnsi="Consolas" w:cs="Consolas"/>
-          <w:color w:val="auto"/>
-          <w:sz w:val="18"/>
-        </w:rPr>
-      </w:pPr>
-    </w:p>
-    <w:p>
-      <w:pPr>
-        <w:shd w:val="clear" w:color="auto" w:fill="D0CECE" w:themeFill="background2" w:themeFillShade="E6"/>
-        <w:autoSpaceDE w:val="0"/>
-        <w:autoSpaceDN w:val="0"/>
-        <w:adjustRightInd w:val="0"/>
-        <w:spacing w:after="0" w:line="240" w:lineRule="auto"/>
-        <w:rPr>
-          <w:rFonts w:ascii="Consolas" w:hAnsi="Consolas" w:cs="Consolas"/>
-          <w:color w:val="auto"/>
-          <w:sz w:val="18"/>
-        </w:rPr>
-      </w:pPr>
-    </w:p>
-    <w:p>
-      <w:pPr>
-        <w:shd w:val="clear" w:color="auto" w:fill="D0CECE" w:themeFill="background2" w:themeFillShade="E6"/>
-        <w:autoSpaceDE w:val="0"/>
-        <w:autoSpaceDN w:val="0"/>
-        <w:adjustRightInd w:val="0"/>
-        <w:spacing w:after="0" w:line="240" w:lineRule="auto"/>
-        <w:rPr>
-          <w:rFonts w:ascii="Consolas" w:hAnsi="Consolas" w:cs="Consolas"/>
-          <w:color w:val="auto"/>
-          <w:sz w:val="18"/>
-        </w:rPr>
-      </w:pPr>
-      <w:r>
-        <w:rPr>
-          <w:rFonts w:ascii="Consolas" w:hAnsi="Consolas" w:cs="Consolas"/>
-          <w:color w:val="auto"/>
-          <w:sz w:val="18"/>
-        </w:rPr>
-        <w:t xml:space="preserve">    /* Set the filtering mode. */</w:t>
-      </w:r>
-    </w:p>
-    <w:p>
-      <w:pPr>
-        <w:shd w:val="clear" w:color="auto" w:fill="D0CECE" w:themeFill="background2" w:themeFillShade="E6"/>
-        <w:autoSpaceDE w:val="0"/>
-        <w:autoSpaceDN w:val="0"/>
-        <w:adjustRightInd w:val="0"/>
-        <w:spacing w:after="0" w:line="240" w:lineRule="auto"/>
-        <w:rPr>
-          <w:rFonts w:ascii="Consolas" w:hAnsi="Consolas" w:cs="Consolas"/>
-          <w:color w:val="auto"/>
-          <w:sz w:val="18"/>
-        </w:rPr>
-      </w:pPr>
-      <w:r>
-        <w:rPr>
-          <w:rFonts w:ascii="Consolas" w:hAnsi="Consolas" w:cs="Consolas"/>
-          <w:color w:val="auto"/>
-          <w:sz w:val="18"/>
-        </w:rPr>
-        <w:t xml:space="preserve">    </w:t>
-      </w:r>
+        <w:t>glTexImage2</w:t>
+      </w:r>
+      <w:proofErr w:type="gramStart"/>
       <w:r>
         <w:rPr>
           <w:rFonts w:ascii="Consolas" w:hAnsi="Consolas" w:cs="Consolas"/>
@@ -2775,15 +3679,24 @@
           <w:color w:val="auto"/>
           <w:sz w:val="18"/>
         </w:rPr>
-        <w:t>glTexParameteri</w:t>
-      </w:r>
-      <w:r>
-        <w:rPr>
-          <w:rFonts w:ascii="Consolas" w:hAnsi="Consolas" w:cs="Consolas"/>
-          <w:color w:val="auto"/>
-          <w:sz w:val="18"/>
-        </w:rPr>
-        <w:t>(GL_TEXTURE_2D, GL_TEXTURE_MIN_FILTER, GL_NEAREST);</w:t>
+        <w:t>D</w:t>
+      </w:r>
+      <w:r>
+        <w:rPr>
+          <w:rFonts w:ascii="Consolas" w:hAnsi="Consolas" w:cs="Consolas"/>
+          <w:color w:val="auto"/>
+          <w:sz w:val="18"/>
+        </w:rPr>
+        <w:t>(</w:t>
+      </w:r>
+      <w:proofErr w:type="gramEnd"/>
+      <w:r>
+        <w:rPr>
+          <w:rFonts w:ascii="Consolas" w:hAnsi="Consolas" w:cs="Consolas"/>
+          <w:color w:val="auto"/>
+          <w:sz w:val="18"/>
+        </w:rPr>
+        <w:t>GL_TEXTURE_2D, 0, GL_RGBA, 3, 3, 0, GL_RGBA, GL_UNSIGNED_BYTE, pixels);</w:t>
       </w:r>
     </w:p>
     <w:p>
@@ -2799,6 +3712,56 @@
           <w:sz w:val="18"/>
         </w:rPr>
       </w:pPr>
+    </w:p>
+    <w:p>
+      <w:pPr>
+        <w:shd w:val="clear" w:color="auto" w:fill="D0CECE" w:themeFill="background2" w:themeFillShade="E6"/>
+        <w:autoSpaceDE w:val="0"/>
+        <w:autoSpaceDN w:val="0"/>
+        <w:adjustRightInd w:val="0"/>
+        <w:spacing w:after="0" w:line="240" w:lineRule="auto"/>
+        <w:rPr>
+          <w:rFonts w:ascii="Consolas" w:hAnsi="Consolas" w:cs="Consolas"/>
+          <w:color w:val="auto"/>
+          <w:sz w:val="18"/>
+        </w:rPr>
+      </w:pPr>
+    </w:p>
+    <w:p>
+      <w:pPr>
+        <w:shd w:val="clear" w:color="auto" w:fill="D0CECE" w:themeFill="background2" w:themeFillShade="E6"/>
+        <w:autoSpaceDE w:val="0"/>
+        <w:autoSpaceDN w:val="0"/>
+        <w:adjustRightInd w:val="0"/>
+        <w:spacing w:after="0" w:line="240" w:lineRule="auto"/>
+        <w:rPr>
+          <w:rFonts w:ascii="Consolas" w:hAnsi="Consolas" w:cs="Consolas"/>
+          <w:color w:val="auto"/>
+          <w:sz w:val="18"/>
+        </w:rPr>
+      </w:pPr>
+      <w:r>
+        <w:rPr>
+          <w:rFonts w:ascii="Consolas" w:hAnsi="Consolas" w:cs="Consolas"/>
+          <w:color w:val="auto"/>
+          <w:sz w:val="18"/>
+        </w:rPr>
+        <w:t xml:space="preserve">    /* Set the filtering mode. */</w:t>
+      </w:r>
+    </w:p>
+    <w:p>
+      <w:pPr>
+        <w:shd w:val="clear" w:color="auto" w:fill="D0CECE" w:themeFill="background2" w:themeFillShade="E6"/>
+        <w:autoSpaceDE w:val="0"/>
+        <w:autoSpaceDN w:val="0"/>
+        <w:adjustRightInd w:val="0"/>
+        <w:spacing w:after="0" w:line="240" w:lineRule="auto"/>
+        <w:rPr>
+          <w:rFonts w:ascii="Consolas" w:hAnsi="Consolas" w:cs="Consolas"/>
+          <w:color w:val="auto"/>
+          <w:sz w:val="18"/>
+        </w:rPr>
+      </w:pPr>
       <w:r>
         <w:rPr>
           <w:rFonts w:ascii="Consolas" w:hAnsi="Consolas" w:cs="Consolas"/>
@@ -2807,6 +3770,8 @@
         </w:rPr>
         <w:t xml:space="preserve">    </w:t>
       </w:r>
+      <w:proofErr w:type="spellStart"/>
+      <w:proofErr w:type="gramStart"/>
       <w:r>
         <w:rPr>
           <w:rFonts w:ascii="Consolas" w:hAnsi="Consolas" w:cs="Consolas"/>
@@ -2817,13 +3782,23 @@
         </w:rPr>
         <w:t>glTexParameteri</w:t>
       </w:r>
-      <w:r>
-        <w:rPr>
-          <w:rFonts w:ascii="Consolas" w:hAnsi="Consolas" w:cs="Consolas"/>
-          <w:color w:val="auto"/>
-          <w:sz w:val="18"/>
-        </w:rPr>
-        <w:t>(GL_TEXTURE_2D, GL_TEXTURE_MAG_FILTER, GL_NEAREST);</w:t>
+      <w:proofErr w:type="spellEnd"/>
+      <w:r>
+        <w:rPr>
+          <w:rFonts w:ascii="Consolas" w:hAnsi="Consolas" w:cs="Consolas"/>
+          <w:color w:val="auto"/>
+          <w:sz w:val="18"/>
+        </w:rPr>
+        <w:t>(</w:t>
+      </w:r>
+      <w:proofErr w:type="gramEnd"/>
+      <w:r>
+        <w:rPr>
+          <w:rFonts w:ascii="Consolas" w:hAnsi="Consolas" w:cs="Consolas"/>
+          <w:color w:val="auto"/>
+          <w:sz w:val="18"/>
+        </w:rPr>
+        <w:t>GL_TEXTURE_2D, GL_TEXTURE_MIN_FILTER, GL_NEAREST);</w:t>
       </w:r>
     </w:p>
     <w:p>
@@ -2839,20 +3814,6 @@
           <w:sz w:val="18"/>
         </w:rPr>
       </w:pPr>
-    </w:p>
-    <w:p>
-      <w:pPr>
-        <w:shd w:val="clear" w:color="auto" w:fill="D0CECE" w:themeFill="background2" w:themeFillShade="E6"/>
-        <w:autoSpaceDE w:val="0"/>
-        <w:autoSpaceDN w:val="0"/>
-        <w:adjustRightInd w:val="0"/>
-        <w:spacing w:after="0" w:line="240" w:lineRule="auto"/>
-        <w:rPr>
-          <w:rFonts w:ascii="Consolas" w:hAnsi="Consolas" w:cs="Consolas"/>
-          <w:color w:val="auto"/>
-          <w:sz w:val="18"/>
-        </w:rPr>
-      </w:pPr>
       <w:r>
         <w:rPr>
           <w:rFonts w:ascii="Consolas" w:hAnsi="Consolas" w:cs="Consolas"/>
@@ -2861,6 +3822,8 @@
         </w:rPr>
         <w:t xml:space="preserve">    </w:t>
       </w:r>
+      <w:proofErr w:type="spellStart"/>
+      <w:proofErr w:type="gramStart"/>
       <w:r>
         <w:rPr>
           <w:rFonts w:ascii="Consolas" w:hAnsi="Consolas" w:cs="Consolas"/>
@@ -2869,6 +3832,70 @@
           <w:color w:val="auto"/>
           <w:sz w:val="18"/>
         </w:rPr>
+        <w:t>glTexParameteri</w:t>
+      </w:r>
+      <w:proofErr w:type="spellEnd"/>
+      <w:r>
+        <w:rPr>
+          <w:rFonts w:ascii="Consolas" w:hAnsi="Consolas" w:cs="Consolas"/>
+          <w:color w:val="auto"/>
+          <w:sz w:val="18"/>
+        </w:rPr>
+        <w:t>(</w:t>
+      </w:r>
+      <w:proofErr w:type="gramEnd"/>
+      <w:r>
+        <w:rPr>
+          <w:rFonts w:ascii="Consolas" w:hAnsi="Consolas" w:cs="Consolas"/>
+          <w:color w:val="auto"/>
+          <w:sz w:val="18"/>
+        </w:rPr>
+        <w:t>GL_TEXTURE_2D, GL_TEXTURE_MAG_FILTER, GL_NEAREST);</w:t>
+      </w:r>
+    </w:p>
+    <w:p>
+      <w:pPr>
+        <w:shd w:val="clear" w:color="auto" w:fill="D0CECE" w:themeFill="background2" w:themeFillShade="E6"/>
+        <w:autoSpaceDE w:val="0"/>
+        <w:autoSpaceDN w:val="0"/>
+        <w:adjustRightInd w:val="0"/>
+        <w:spacing w:after="0" w:line="240" w:lineRule="auto"/>
+        <w:rPr>
+          <w:rFonts w:ascii="Consolas" w:hAnsi="Consolas" w:cs="Consolas"/>
+          <w:color w:val="auto"/>
+          <w:sz w:val="18"/>
+        </w:rPr>
+      </w:pPr>
+    </w:p>
+    <w:p>
+      <w:pPr>
+        <w:shd w:val="clear" w:color="auto" w:fill="D0CECE" w:themeFill="background2" w:themeFillShade="E6"/>
+        <w:autoSpaceDE w:val="0"/>
+        <w:autoSpaceDN w:val="0"/>
+        <w:adjustRightInd w:val="0"/>
+        <w:spacing w:after="0" w:line="240" w:lineRule="auto"/>
+        <w:rPr>
+          <w:rFonts w:ascii="Consolas" w:hAnsi="Consolas" w:cs="Consolas"/>
+          <w:color w:val="auto"/>
+          <w:sz w:val="18"/>
+        </w:rPr>
+      </w:pPr>
+      <w:r>
+        <w:rPr>
+          <w:rFonts w:ascii="Consolas" w:hAnsi="Consolas" w:cs="Consolas"/>
+          <w:color w:val="auto"/>
+          <w:sz w:val="18"/>
+        </w:rPr>
+        <w:t xml:space="preserve">    </w:t>
+      </w:r>
+      <w:r>
+        <w:rPr>
+          <w:rFonts w:ascii="Consolas" w:hAnsi="Consolas" w:cs="Consolas"/>
+          <w:b/>
+          <w:bCs/>
+          <w:color w:val="auto"/>
+          <w:sz w:val="18"/>
+        </w:rPr>
         <w:t>return</w:t>
       </w:r>
       <w:r>
@@ -2877,7 +3904,25 @@
           <w:color w:val="auto"/>
           <w:sz w:val="18"/>
         </w:rPr>
-        <w:t xml:space="preserve"> textureId;</w:t>
+        <w:t xml:space="preserve"> </w:t>
+      </w:r>
+      <w:proofErr w:type="spellStart"/>
+      <w:r>
+        <w:rPr>
+          <w:rFonts w:ascii="Consolas" w:hAnsi="Consolas" w:cs="Consolas"/>
+          <w:color w:val="auto"/>
+          <w:sz w:val="18"/>
+        </w:rPr>
+        <w:t>textureId</w:t>
+      </w:r>
+      <w:proofErr w:type="spellEnd"/>
+      <w:r>
+        <w:rPr>
+          <w:rFonts w:ascii="Consolas" w:hAnsi="Consolas" w:cs="Consolas"/>
+          <w:color w:val="auto"/>
+          <w:sz w:val="18"/>
+        </w:rPr>
+        <w:t>;</w:t>
       </w:r>
     </w:p>
     <w:p>
@@ -2906,8 +3951,39 @@
         <w:jc w:val="both"/>
       </w:pPr>
       <w:r>
-        <w:lastRenderedPageBreak/>
-        <w:t>The next thing we need to do is add the image data to memory so it can be accessed. We begin by using the “glPixelStorei” function as this will pack our data tightly and save some space.</w:t>
+        <w:t xml:space="preserve">The next thing we do is add the image data to memory so </w:t>
+      </w:r>
+      <w:r>
+        <w:t xml:space="preserve">that </w:t>
+      </w:r>
+      <w:r>
+        <w:t>it can be accessed. We begin by using the “</w:t>
+      </w:r>
+      <w:proofErr w:type="spellStart"/>
+      <w:r>
+        <w:t>glPixelStorei</w:t>
+      </w:r>
+      <w:proofErr w:type="spellEnd"/>
+      <w:r>
+        <w:t>” function as this pack</w:t>
+      </w:r>
+      <w:r>
+        <w:t>s</w:t>
+      </w:r>
+      <w:r>
+        <w:t xml:space="preserve"> </w:t>
+      </w:r>
+      <w:r>
+        <w:t>the</w:t>
+      </w:r>
+      <w:r>
+        <w:t xml:space="preserve"> data tightly and save</w:t>
+      </w:r>
+      <w:r>
+        <w:t>s</w:t>
+      </w:r>
+      <w:r>
+        <w:t xml:space="preserve"> some space.</w:t>
       </w:r>
     </w:p>
     <w:p>
@@ -2930,25 +4006,46 @@
         <w:t>e</w:t>
       </w:r>
       <w:r>
-        <w:t xml:space="preserve"> line</w:t>
-      </w:r>
-      <w:r>
-        <w:t xml:space="preserve"> after</w:t>
-      </w:r>
-      <w:r>
-        <w:t xml:space="preserve"> generate</w:t>
+        <w:t xml:space="preserve"> </w:t>
+      </w:r>
+      <w:r>
+        <w:t xml:space="preserve">subsequent </w:t>
+      </w:r>
+      <w:r>
+        <w:t>line</w:t>
+      </w:r>
+      <w:r>
+        <w:t xml:space="preserve"> </w:t>
+      </w:r>
+      <w:r>
+        <w:t>generate</w:t>
       </w:r>
       <w:r>
         <w:t>s</w:t>
       </w:r>
       <w:r>
-        <w:t xml:space="preserve"> the ID number that we assign to the variable we declared earlier on. Some parameters will be required, </w:t>
-      </w:r>
-      <w:r>
-        <w:t xml:space="preserve">and </w:t>
-      </w:r>
-      <w:r>
-        <w:t>these are:</w:t>
+        <w:t xml:space="preserve"> the ID number that we assign to the variable we declared earlier. Some parameters </w:t>
+      </w:r>
+      <w:r>
+        <w:t xml:space="preserve">are </w:t>
+      </w:r>
+      <w:r>
+        <w:t>required</w:t>
+      </w:r>
+      <w:r>
+        <w:t>.</w:t>
+      </w:r>
+      <w:r>
+        <w:t xml:space="preserve"> </w:t>
+      </w:r>
+      <w:r>
+        <w:t>T</w:t>
+      </w:r>
+      <w:r>
+        <w:t>hese are</w:t>
+      </w:r>
+      <w:r>
+        <w:t xml:space="preserve"> the</w:t>
       </w:r>
       <w:r>
         <w:rPr>
@@ -2958,7 +4055,33 @@
         <w:t xml:space="preserve"> </w:t>
       </w:r>
       <w:r>
-        <w:t>number of textures being generated and the place to store them. We only have one texture and created a texture object handle earlier on.</w:t>
+        <w:t xml:space="preserve">number of textures being generated and the </w:t>
+      </w:r>
+      <w:r>
+        <w:t>location in which</w:t>
+      </w:r>
+      <w:r>
+        <w:t xml:space="preserve"> to store them. We only have one texture</w:t>
+      </w:r>
+      <w:r>
+        <w:t>,</w:t>
+      </w:r>
+      <w:r>
+        <w:t xml:space="preserve"> and</w:t>
+      </w:r>
+      <w:r>
+        <w:t xml:space="preserve"> we</w:t>
+      </w:r>
+      <w:r>
+        <w:t xml:space="preserve"> created a texture object </w:t>
+      </w:r>
+      <w:proofErr w:type="gramStart"/>
+      <w:r>
+        <w:t>handle</w:t>
+      </w:r>
+      <w:proofErr w:type="gramEnd"/>
+      <w:r>
+        <w:t xml:space="preserve"> earlier.</w:t>
       </w:r>
     </w:p>
     <w:p>
@@ -2981,7 +4104,16 @@
         <w:t>,</w:t>
       </w:r>
       <w:r>
-        <w:t xml:space="preserve"> we need to activate the texture and bind it to a specific unit type. We have two choices for the binding texture type. These are GL_TEXTURE_2D or GL_TEXTURE_CUBE_MAP. For this </w:t>
+        <w:t xml:space="preserve"> we need to activate the texture and bind it to a specific unit type. We have two choices for the binding texture type. These are GL_TEXTURE_2D or GL_TEXTURE_CUBE_MAP. </w:t>
+      </w:r>
+      <w:r>
+        <w:t>In</w:t>
+      </w:r>
+      <w:r>
+        <w:t xml:space="preserve"> </w:t>
+      </w:r>
+      <w:r>
+        <w:t xml:space="preserve">this </w:t>
       </w:r>
       <w:r>
         <w:t>instance,</w:t>
@@ -3010,37 +4142,75 @@
         <w:t>,</w:t>
       </w:r>
       <w:r>
-        <w:t xml:space="preserve"> we can upload the texture using the “glTexImage2D” function. As with the previous function call, we provide the unit type that we wish to use. The next parameter that we use is the number of mipmaps to be passed in</w:t>
+        <w:t xml:space="preserve"> we can upload the texture using the “glTexImage2D” function. As with the previous function call, we provide the unit type that we wish to use. The next parameter is the number of mipmaps to be passed in</w:t>
+      </w:r>
+      <w:r>
+        <w:t xml:space="preserve">. </w:t>
+      </w:r>
+      <w:r>
+        <w:t>Mipmaps</w:t>
+      </w:r>
+      <w:r>
+        <w:t xml:space="preserve"> will be discussed in later tutorials. Next is the internal format (RGBA)</w:t>
+      </w:r>
+      <w:r>
+        <w:t>.</w:t>
+      </w:r>
+      <w:r>
+        <w:t xml:space="preserve"> </w:t>
+      </w:r>
+      <w:r>
+        <w:t>T</w:t>
+      </w:r>
+      <w:r>
+        <w:t>he 7</w:t>
+      </w:r>
+      <w:r>
+        <w:t>th</w:t>
+      </w:r>
+      <w:r>
+        <w:t xml:space="preserve"> parameter is the same as both </w:t>
+      </w:r>
+      <w:r>
+        <w:t>t</w:t>
+      </w:r>
+      <w:r>
+        <w:t>he internal format and the format of the image</w:t>
+      </w:r>
+      <w:r>
+        <w:t>. These must be the same</w:t>
+      </w:r>
+      <w:r>
+        <w:t xml:space="preserve">. Parameters 4 and 5 are the width and height of the image. </w:t>
+      </w:r>
+      <w:r>
+        <w:t xml:space="preserve">Parameter 6 </w:t>
+      </w:r>
+      <w:r>
+        <w:t>is a border for the image</w:t>
       </w:r>
       <w:r>
         <w:t>—</w:t>
       </w:r>
       <w:r>
-        <w:t>this will be discussed in later tutorials. Next is the internal format (RGBA)</w:t>
-      </w:r>
-      <w:r>
-        <w:t>;</w:t>
-      </w:r>
-      <w:r>
-        <w:t xml:space="preserve"> then</w:t>
-      </w:r>
-      <w:r>
-        <w:t>,</w:t>
-      </w:r>
-      <w:r>
-        <w:t xml:space="preserve"> the 7</w:t>
-      </w:r>
-      <w:r>
-        <w:t>th</w:t>
-      </w:r>
-      <w:r>
-        <w:t xml:space="preserve"> parameter is the same as both, the internal format and the format of the image must be the same. Parameters 4 and 5 are the width and height of the image. The sixth is a border for the image</w:t>
-      </w:r>
-      <w:r>
-        <w:t>—</w:t>
-      </w:r>
-      <w:r>
-        <w:t>this will simply be set to zero. The final two parameters are the type of data we will use and the actual data.</w:t>
+        <w:t xml:space="preserve">this </w:t>
+      </w:r>
+      <w:r>
+        <w:t>is</w:t>
+      </w:r>
+      <w:r>
+        <w:t xml:space="preserve"> </w:t>
+      </w:r>
+      <w:r>
+        <w:t xml:space="preserve">simply </w:t>
+      </w:r>
+      <w:proofErr w:type="gramStart"/>
+      <w:r>
+        <w:t>be</w:t>
+      </w:r>
+      <w:proofErr w:type="gramEnd"/>
+      <w:r>
+        <w:t xml:space="preserve"> set to zero. The final two parameters are the type of data we will use and the actual data.</w:t>
       </w:r>
     </w:p>
     <w:p>
@@ -3054,41 +4224,86 @@
       <w:pPr>
         <w:spacing w:after="0"/>
         <w:jc w:val="both"/>
-        <w:rPr>
-          <w:rFonts w:cs="Calibri"/>
-          <w:color w:val="000000"/>
-          <w:sz w:val="21"/>
-          <w:szCs w:val="21"/>
-        </w:rPr>
-      </w:pPr>
-      <w:r>
-        <w:rPr>
-          <w:rFonts w:cs="Calibri"/>
-          <w:color w:val="000000"/>
-          <w:sz w:val="21"/>
-          <w:szCs w:val="21"/>
-        </w:rPr>
-        <w:t xml:space="preserve">The final two function calls define what happens when we need to stretch or shrink the image. For instance each of our cubes faces are not going to be 3 x 3 pixels. This means we are going to have to stretch the image. We have told OpenGL ES in this instance to use the pixel that is closest to the one it should pick. So roughly the cube will be divided into 9 equal portions of </w:t>
+      </w:pPr>
+      <w:r>
+        <w:t>The final two function calls define what happens when we need to stretch or shrink the image. For instance</w:t>
+      </w:r>
+      <w:r>
+        <w:t>,</w:t>
+      </w:r>
+      <w:r>
+        <w:t xml:space="preserve"> each </w:t>
+      </w:r>
+      <w:r>
+        <w:t xml:space="preserve">face </w:t>
+      </w:r>
+      <w:r>
+        <w:t xml:space="preserve">of </w:t>
+      </w:r>
+      <w:r>
+        <w:t>the</w:t>
+      </w:r>
+      <w:r>
+        <w:t xml:space="preserve"> </w:t>
       </w:r>
       <w:proofErr w:type="spellStart"/>
       <w:r>
-        <w:rPr>
-          <w:rFonts w:cs="Calibri"/>
-          <w:color w:val="000000"/>
-          <w:sz w:val="21"/>
-          <w:szCs w:val="21"/>
-        </w:rPr>
-        <w:t>colour</w:t>
+        <w:t>cube</w:t>
+      </w:r>
+      <w:r>
+        <w:t>is</w:t>
       </w:r>
       <w:proofErr w:type="spellEnd"/>
       <w:r>
-        <w:rPr>
-          <w:rFonts w:cs="Calibri"/>
-          <w:color w:val="000000"/>
-          <w:sz w:val="21"/>
-          <w:szCs w:val="21"/>
-        </w:rPr>
-        <w:t>.</w:t>
+        <w:t xml:space="preserve"> </w:t>
+      </w:r>
+      <w:proofErr w:type="gramStart"/>
+      <w:r>
+        <w:t>not</w:t>
+      </w:r>
+      <w:proofErr w:type="gramEnd"/>
+      <w:r>
+        <w:t xml:space="preserve"> going to be 3 x 3 pixels. This means we are going to have to stretch the image. </w:t>
+      </w:r>
+      <w:r>
+        <w:t>In this instance, w</w:t>
+      </w:r>
+      <w:r>
+        <w:t xml:space="preserve">e have told OpenGL ES to use the pixel that is closest to the one it should </w:t>
+      </w:r>
+      <w:r>
+        <w:t>select</w:t>
+      </w:r>
+      <w:r>
+        <w:t xml:space="preserve">. </w:t>
+      </w:r>
+      <w:r>
+        <w:t xml:space="preserve">As a </w:t>
+      </w:r>
+      <w:proofErr w:type="spellStart"/>
+      <w:proofErr w:type="gramStart"/>
+      <w:r>
+        <w:t>result,</w:t>
+      </w:r>
+      <w:r>
+        <w:t>the</w:t>
+      </w:r>
+      <w:proofErr w:type="spellEnd"/>
+      <w:proofErr w:type="gramEnd"/>
+      <w:r>
+        <w:t xml:space="preserve"> cube will be divided into</w:t>
+      </w:r>
+      <w:r>
+        <w:t xml:space="preserve"> roughly</w:t>
+      </w:r>
+      <w:r>
+        <w:t xml:space="preserve"> </w:t>
+      </w:r>
+      <w:r>
+        <w:t>nine</w:t>
+      </w:r>
+      <w:r>
+        <w:t xml:space="preserve"> equal portions of color.</w:t>
       </w:r>
     </w:p>
     <w:p>
@@ -3109,7 +4324,7 @@
         </w:numPr>
         <w:spacing w:before="240" w:after="240"/>
       </w:pPr>
-      <w:bookmarkStart w:id="6" w:name="_Toc36042165"/>
+      <w:bookmarkStart w:id="5" w:name="_Toc36042165"/>
       <w:r>
         <w:t xml:space="preserve">Code </w:t>
       </w:r>
@@ -3119,7 +4334,7 @@
       <w:r>
         <w:t>pdates</w:t>
       </w:r>
-      <w:bookmarkEnd w:id="6"/>
+      <w:bookmarkEnd w:id="5"/>
     </w:p>
     <w:p>
       <w:pPr>
@@ -3129,11 +4344,11 @@
           <w:numId w:val="29"/>
         </w:numPr>
       </w:pPr>
-      <w:bookmarkStart w:id="7" w:name="_Toc36042166"/>
+      <w:bookmarkStart w:id="6" w:name="_Toc36042166"/>
       <w:r>
         <w:t>Shaders</w:t>
       </w:r>
-      <w:bookmarkEnd w:id="7"/>
+      <w:bookmarkEnd w:id="6"/>
     </w:p>
     <w:p>
       <w:pPr>
@@ -3200,7 +4415,35 @@
           <w:color w:val="auto"/>
           <w:sz w:val="18"/>
         </w:rPr>
-        <w:t xml:space="preserve"> glVertexShader[] =</w:t>
+        <w:t xml:space="preserve"> </w:t>
+      </w:r>
+      <w:proofErr w:type="spellStart"/>
+      <w:proofErr w:type="gramStart"/>
+      <w:r>
+        <w:rPr>
+          <w:rFonts w:ascii="Consolas" w:hAnsi="Consolas" w:cs="Consolas"/>
+          <w:color w:val="auto"/>
+          <w:sz w:val="18"/>
+        </w:rPr>
+        <w:t>glVertexShader</w:t>
+      </w:r>
+      <w:proofErr w:type="spellEnd"/>
+      <w:r>
+        <w:rPr>
+          <w:rFonts w:ascii="Consolas" w:hAnsi="Consolas" w:cs="Consolas"/>
+          <w:color w:val="auto"/>
+          <w:sz w:val="18"/>
+        </w:rPr>
+        <w:t>[</w:t>
+      </w:r>
+      <w:proofErr w:type="gramEnd"/>
+      <w:r>
+        <w:rPr>
+          <w:rFonts w:ascii="Consolas" w:hAnsi="Consolas" w:cs="Consolas"/>
+          <w:color w:val="auto"/>
+          <w:sz w:val="18"/>
+        </w:rPr>
+        <w:t>] =</w:t>
       </w:r>
     </w:p>
     <w:p>
@@ -3222,7 +4465,53 @@
           <w:color w:val="auto"/>
           <w:sz w:val="18"/>
         </w:rPr>
-        <w:t xml:space="preserve">        "attribute vec4 vertexPosition;\n"</w:t>
+        <w:t xml:space="preserve">        "</w:t>
+      </w:r>
+      <w:proofErr w:type="gramStart"/>
+      <w:r>
+        <w:rPr>
+          <w:rFonts w:ascii="Consolas" w:hAnsi="Consolas" w:cs="Consolas"/>
+          <w:color w:val="auto"/>
+          <w:sz w:val="18"/>
+        </w:rPr>
+        <w:t>attribute</w:t>
+      </w:r>
+      <w:proofErr w:type="gramEnd"/>
+      <w:r>
+        <w:rPr>
+          <w:rFonts w:ascii="Consolas" w:hAnsi="Consolas" w:cs="Consolas"/>
+          <w:color w:val="auto"/>
+          <w:sz w:val="18"/>
+        </w:rPr>
+        <w:t xml:space="preserve"> vec4 </w:t>
+      </w:r>
+      <w:proofErr w:type="spellStart"/>
+      <w:proofErr w:type="gramStart"/>
+      <w:r>
+        <w:rPr>
+          <w:rFonts w:ascii="Consolas" w:hAnsi="Consolas" w:cs="Consolas"/>
+          <w:color w:val="auto"/>
+          <w:sz w:val="18"/>
+        </w:rPr>
+        <w:t>vertexPosition</w:t>
+      </w:r>
+      <w:proofErr w:type="spellEnd"/>
+      <w:r>
+        <w:rPr>
+          <w:rFonts w:ascii="Consolas" w:hAnsi="Consolas" w:cs="Consolas"/>
+          <w:color w:val="auto"/>
+          <w:sz w:val="18"/>
+        </w:rPr>
+        <w:t>;\</w:t>
+      </w:r>
+      <w:proofErr w:type="gramEnd"/>
+      <w:r>
+        <w:rPr>
+          <w:rFonts w:ascii="Consolas" w:hAnsi="Consolas" w:cs="Consolas"/>
+          <w:color w:val="auto"/>
+          <w:sz w:val="18"/>
+        </w:rPr>
+        <w:t>n"</w:t>
       </w:r>
     </w:p>
     <w:p>
@@ -3244,7 +4533,53 @@
           <w:color w:val="auto"/>
           <w:sz w:val="18"/>
         </w:rPr>
-        <w:t xml:space="preserve">        "attribute vec2 vertexTextureCord;\n"</w:t>
+        <w:t xml:space="preserve">        "</w:t>
+      </w:r>
+      <w:proofErr w:type="gramStart"/>
+      <w:r>
+        <w:rPr>
+          <w:rFonts w:ascii="Consolas" w:hAnsi="Consolas" w:cs="Consolas"/>
+          <w:color w:val="auto"/>
+          <w:sz w:val="18"/>
+        </w:rPr>
+        <w:t>attribute</w:t>
+      </w:r>
+      <w:proofErr w:type="gramEnd"/>
+      <w:r>
+        <w:rPr>
+          <w:rFonts w:ascii="Consolas" w:hAnsi="Consolas" w:cs="Consolas"/>
+          <w:color w:val="auto"/>
+          <w:sz w:val="18"/>
+        </w:rPr>
+        <w:t xml:space="preserve"> vec2 </w:t>
+      </w:r>
+      <w:proofErr w:type="spellStart"/>
+      <w:proofErr w:type="gramStart"/>
+      <w:r>
+        <w:rPr>
+          <w:rFonts w:ascii="Consolas" w:hAnsi="Consolas" w:cs="Consolas"/>
+          <w:color w:val="auto"/>
+          <w:sz w:val="18"/>
+        </w:rPr>
+        <w:t>vertexTextureCord</w:t>
+      </w:r>
+      <w:proofErr w:type="spellEnd"/>
+      <w:r>
+        <w:rPr>
+          <w:rFonts w:ascii="Consolas" w:hAnsi="Consolas" w:cs="Consolas"/>
+          <w:color w:val="auto"/>
+          <w:sz w:val="18"/>
+        </w:rPr>
+        <w:t>;\</w:t>
+      </w:r>
+      <w:proofErr w:type="gramEnd"/>
+      <w:r>
+        <w:rPr>
+          <w:rFonts w:ascii="Consolas" w:hAnsi="Consolas" w:cs="Consolas"/>
+          <w:color w:val="auto"/>
+          <w:sz w:val="18"/>
+        </w:rPr>
+        <w:t>n"</w:t>
       </w:r>
     </w:p>
     <w:p>
@@ -3266,7 +4601,53 @@
           <w:color w:val="auto"/>
           <w:sz w:val="18"/>
         </w:rPr>
-        <w:t xml:space="preserve">        "varying vec2 textureCord;\n"</w:t>
+        <w:t xml:space="preserve">        "</w:t>
+      </w:r>
+      <w:proofErr w:type="gramStart"/>
+      <w:r>
+        <w:rPr>
+          <w:rFonts w:ascii="Consolas" w:hAnsi="Consolas" w:cs="Consolas"/>
+          <w:color w:val="auto"/>
+          <w:sz w:val="18"/>
+        </w:rPr>
+        <w:t>varying</w:t>
+      </w:r>
+      <w:proofErr w:type="gramEnd"/>
+      <w:r>
+        <w:rPr>
+          <w:rFonts w:ascii="Consolas" w:hAnsi="Consolas" w:cs="Consolas"/>
+          <w:color w:val="auto"/>
+          <w:sz w:val="18"/>
+        </w:rPr>
+        <w:t xml:space="preserve"> vec2 </w:t>
+      </w:r>
+      <w:proofErr w:type="spellStart"/>
+      <w:proofErr w:type="gramStart"/>
+      <w:r>
+        <w:rPr>
+          <w:rFonts w:ascii="Consolas" w:hAnsi="Consolas" w:cs="Consolas"/>
+          <w:color w:val="auto"/>
+          <w:sz w:val="18"/>
+        </w:rPr>
+        <w:t>textureCord</w:t>
+      </w:r>
+      <w:proofErr w:type="spellEnd"/>
+      <w:r>
+        <w:rPr>
+          <w:rFonts w:ascii="Consolas" w:hAnsi="Consolas" w:cs="Consolas"/>
+          <w:color w:val="auto"/>
+          <w:sz w:val="18"/>
+        </w:rPr>
+        <w:t>;\</w:t>
+      </w:r>
+      <w:proofErr w:type="gramEnd"/>
+      <w:r>
+        <w:rPr>
+          <w:rFonts w:ascii="Consolas" w:hAnsi="Consolas" w:cs="Consolas"/>
+          <w:color w:val="auto"/>
+          <w:sz w:val="18"/>
+        </w:rPr>
+        <w:t>n"</w:t>
       </w:r>
     </w:p>
     <w:p>
@@ -3288,7 +4669,43 @@
           <w:color w:val="auto"/>
           <w:sz w:val="18"/>
         </w:rPr>
-        <w:t xml:space="preserve">        "uniform mat4 projection;\n"</w:t>
+        <w:t xml:space="preserve">        "</w:t>
+      </w:r>
+      <w:proofErr w:type="gramStart"/>
+      <w:r>
+        <w:rPr>
+          <w:rFonts w:ascii="Consolas" w:hAnsi="Consolas" w:cs="Consolas"/>
+          <w:color w:val="auto"/>
+          <w:sz w:val="18"/>
+        </w:rPr>
+        <w:t>uniform</w:t>
+      </w:r>
+      <w:proofErr w:type="gramEnd"/>
+      <w:r>
+        <w:rPr>
+          <w:rFonts w:ascii="Consolas" w:hAnsi="Consolas" w:cs="Consolas"/>
+          <w:color w:val="auto"/>
+          <w:sz w:val="18"/>
+        </w:rPr>
+        <w:t xml:space="preserve"> mat4 </w:t>
+      </w:r>
+      <w:proofErr w:type="gramStart"/>
+      <w:r>
+        <w:rPr>
+          <w:rFonts w:ascii="Consolas" w:hAnsi="Consolas" w:cs="Consolas"/>
+          <w:color w:val="auto"/>
+          <w:sz w:val="18"/>
+        </w:rPr>
+        <w:t>projection;\</w:t>
+      </w:r>
+      <w:proofErr w:type="gramEnd"/>
+      <w:r>
+        <w:rPr>
+          <w:rFonts w:ascii="Consolas" w:hAnsi="Consolas" w:cs="Consolas"/>
+          <w:color w:val="auto"/>
+          <w:sz w:val="18"/>
+        </w:rPr>
+        <w:t>n"</w:t>
       </w:r>
     </w:p>
     <w:p>
@@ -3310,7 +4727,53 @@
           <w:color w:val="auto"/>
           <w:sz w:val="18"/>
         </w:rPr>
-        <w:t xml:space="preserve">        "uniform mat4 modelView;\n"</w:t>
+        <w:t xml:space="preserve">        "</w:t>
+      </w:r>
+      <w:proofErr w:type="gramStart"/>
+      <w:r>
+        <w:rPr>
+          <w:rFonts w:ascii="Consolas" w:hAnsi="Consolas" w:cs="Consolas"/>
+          <w:color w:val="auto"/>
+          <w:sz w:val="18"/>
+        </w:rPr>
+        <w:t>uniform</w:t>
+      </w:r>
+      <w:proofErr w:type="gramEnd"/>
+      <w:r>
+        <w:rPr>
+          <w:rFonts w:ascii="Consolas" w:hAnsi="Consolas" w:cs="Consolas"/>
+          <w:color w:val="auto"/>
+          <w:sz w:val="18"/>
+        </w:rPr>
+        <w:t xml:space="preserve"> mat4 </w:t>
+      </w:r>
+      <w:proofErr w:type="spellStart"/>
+      <w:proofErr w:type="gramStart"/>
+      <w:r>
+        <w:rPr>
+          <w:rFonts w:ascii="Consolas" w:hAnsi="Consolas" w:cs="Consolas"/>
+          <w:color w:val="auto"/>
+          <w:sz w:val="18"/>
+        </w:rPr>
+        <w:t>modelView</w:t>
+      </w:r>
+      <w:proofErr w:type="spellEnd"/>
+      <w:r>
+        <w:rPr>
+          <w:rFonts w:ascii="Consolas" w:hAnsi="Consolas" w:cs="Consolas"/>
+          <w:color w:val="auto"/>
+          <w:sz w:val="18"/>
+        </w:rPr>
+        <w:t>;\</w:t>
+      </w:r>
+      <w:proofErr w:type="gramEnd"/>
+      <w:r>
+        <w:rPr>
+          <w:rFonts w:ascii="Consolas" w:hAnsi="Consolas" w:cs="Consolas"/>
+          <w:color w:val="auto"/>
+          <w:sz w:val="18"/>
+        </w:rPr>
+        <w:t>n"</w:t>
       </w:r>
     </w:p>
     <w:p>
@@ -3332,7 +4795,43 @@
           <w:color w:val="auto"/>
           <w:sz w:val="18"/>
         </w:rPr>
-        <w:t xml:space="preserve">        "void main()\n"</w:t>
+        <w:t xml:space="preserve">        "</w:t>
+      </w:r>
+      <w:proofErr w:type="gramStart"/>
+      <w:r>
+        <w:rPr>
+          <w:rFonts w:ascii="Consolas" w:hAnsi="Consolas" w:cs="Consolas"/>
+          <w:color w:val="auto"/>
+          <w:sz w:val="18"/>
+        </w:rPr>
+        <w:t>void</w:t>
+      </w:r>
+      <w:proofErr w:type="gramEnd"/>
+      <w:r>
+        <w:rPr>
+          <w:rFonts w:ascii="Consolas" w:hAnsi="Consolas" w:cs="Consolas"/>
+          <w:color w:val="auto"/>
+          <w:sz w:val="18"/>
+        </w:rPr>
+        <w:t xml:space="preserve"> </w:t>
+      </w:r>
+      <w:proofErr w:type="gramStart"/>
+      <w:r>
+        <w:rPr>
+          <w:rFonts w:ascii="Consolas" w:hAnsi="Consolas" w:cs="Consolas"/>
+          <w:color w:val="auto"/>
+          <w:sz w:val="18"/>
+        </w:rPr>
+        <w:t>main(</w:t>
+      </w:r>
+      <w:proofErr w:type="gramEnd"/>
+      <w:r>
+        <w:rPr>
+          <w:rFonts w:ascii="Consolas" w:hAnsi="Consolas" w:cs="Consolas"/>
+          <w:color w:val="auto"/>
+          <w:sz w:val="18"/>
+        </w:rPr>
+        <w:t>)\n"</w:t>
       </w:r>
     </w:p>
     <w:p>
@@ -3354,7 +4853,25 @@
           <w:color w:val="auto"/>
           <w:sz w:val="18"/>
         </w:rPr>
-        <w:t xml:space="preserve">        "{\n"</w:t>
+        <w:t xml:space="preserve">        </w:t>
+      </w:r>
+      <w:proofErr w:type="gramStart"/>
+      <w:r>
+        <w:rPr>
+          <w:rFonts w:ascii="Consolas" w:hAnsi="Consolas" w:cs="Consolas"/>
+          <w:color w:val="auto"/>
+          <w:sz w:val="18"/>
+        </w:rPr>
+        <w:t>"{\</w:t>
+      </w:r>
+      <w:proofErr w:type="gramEnd"/>
+      <w:r>
+        <w:rPr>
+          <w:rFonts w:ascii="Consolas" w:hAnsi="Consolas" w:cs="Consolas"/>
+          <w:color w:val="auto"/>
+          <w:sz w:val="18"/>
+        </w:rPr>
+        <w:t>n"</w:t>
       </w:r>
     </w:p>
     <w:p>
@@ -3376,7 +4893,81 @@
           <w:color w:val="auto"/>
           <w:sz w:val="18"/>
         </w:rPr>
-        <w:t xml:space="preserve">        "    gl_Position = projection * modelView * vertexPosition;\n"</w:t>
+        <w:t xml:space="preserve">        "    </w:t>
+      </w:r>
+      <w:proofErr w:type="spellStart"/>
+      <w:proofErr w:type="gramStart"/>
+      <w:r>
+        <w:rPr>
+          <w:rFonts w:ascii="Consolas" w:hAnsi="Consolas" w:cs="Consolas"/>
+          <w:color w:val="auto"/>
+          <w:sz w:val="18"/>
+        </w:rPr>
+        <w:t>gl</w:t>
+      </w:r>
+      <w:proofErr w:type="gramEnd"/>
+      <w:r>
+        <w:rPr>
+          <w:rFonts w:ascii="Consolas" w:hAnsi="Consolas" w:cs="Consolas"/>
+          <w:color w:val="auto"/>
+          <w:sz w:val="18"/>
+        </w:rPr>
+        <w:t>_Position</w:t>
+      </w:r>
+      <w:proofErr w:type="spellEnd"/>
+      <w:r>
+        <w:rPr>
+          <w:rFonts w:ascii="Consolas" w:hAnsi="Consolas" w:cs="Consolas"/>
+          <w:color w:val="auto"/>
+          <w:sz w:val="18"/>
+        </w:rPr>
+        <w:t xml:space="preserve"> = projection * </w:t>
+      </w:r>
+      <w:proofErr w:type="spellStart"/>
+      <w:r>
+        <w:rPr>
+          <w:rFonts w:ascii="Consolas" w:hAnsi="Consolas" w:cs="Consolas"/>
+          <w:color w:val="auto"/>
+          <w:sz w:val="18"/>
+        </w:rPr>
+        <w:t>modelView</w:t>
+      </w:r>
+      <w:proofErr w:type="spellEnd"/>
+      <w:r>
+        <w:rPr>
+          <w:rFonts w:ascii="Consolas" w:hAnsi="Consolas" w:cs="Consolas"/>
+          <w:color w:val="auto"/>
+          <w:sz w:val="18"/>
+        </w:rPr>
+        <w:t xml:space="preserve"> * </w:t>
+      </w:r>
+      <w:proofErr w:type="spellStart"/>
+      <w:proofErr w:type="gramStart"/>
+      <w:r>
+        <w:rPr>
+          <w:rFonts w:ascii="Consolas" w:hAnsi="Consolas" w:cs="Consolas"/>
+          <w:color w:val="auto"/>
+          <w:sz w:val="18"/>
+        </w:rPr>
+        <w:t>vertexPosition</w:t>
+      </w:r>
+      <w:proofErr w:type="spellEnd"/>
+      <w:r>
+        <w:rPr>
+          <w:rFonts w:ascii="Consolas" w:hAnsi="Consolas" w:cs="Consolas"/>
+          <w:color w:val="auto"/>
+          <w:sz w:val="18"/>
+        </w:rPr>
+        <w:t>;\</w:t>
+      </w:r>
+      <w:proofErr w:type="gramEnd"/>
+      <w:r>
+        <w:rPr>
+          <w:rFonts w:ascii="Consolas" w:hAnsi="Consolas" w:cs="Consolas"/>
+          <w:color w:val="auto"/>
+          <w:sz w:val="18"/>
+        </w:rPr>
+        <w:t>n"</w:t>
       </w:r>
     </w:p>
     <w:p>
@@ -3398,7 +4989,53 @@
           <w:color w:val="auto"/>
           <w:sz w:val="18"/>
         </w:rPr>
-        <w:t xml:space="preserve">        "    textureCord = vertexTextureCord;\n"</w:t>
+        <w:t xml:space="preserve">        "    </w:t>
+      </w:r>
+      <w:proofErr w:type="spellStart"/>
+      <w:r>
+        <w:rPr>
+          <w:rFonts w:ascii="Consolas" w:hAnsi="Consolas" w:cs="Consolas"/>
+          <w:color w:val="auto"/>
+          <w:sz w:val="18"/>
+        </w:rPr>
+        <w:t>textureCord</w:t>
+      </w:r>
+      <w:proofErr w:type="spellEnd"/>
+      <w:r>
+        <w:rPr>
+          <w:rFonts w:ascii="Consolas" w:hAnsi="Consolas" w:cs="Consolas"/>
+          <w:color w:val="auto"/>
+          <w:sz w:val="18"/>
+        </w:rPr>
+        <w:t xml:space="preserve"> = </w:t>
+      </w:r>
+      <w:proofErr w:type="spellStart"/>
+      <w:proofErr w:type="gramStart"/>
+      <w:r>
+        <w:rPr>
+          <w:rFonts w:ascii="Consolas" w:hAnsi="Consolas" w:cs="Consolas"/>
+          <w:color w:val="auto"/>
+          <w:sz w:val="18"/>
+        </w:rPr>
+        <w:t>vertexTextureCord</w:t>
+      </w:r>
+      <w:proofErr w:type="spellEnd"/>
+      <w:r>
+        <w:rPr>
+          <w:rFonts w:ascii="Consolas" w:hAnsi="Consolas" w:cs="Consolas"/>
+          <w:color w:val="auto"/>
+          <w:sz w:val="18"/>
+        </w:rPr>
+        <w:t>;\</w:t>
+      </w:r>
+      <w:proofErr w:type="gramEnd"/>
+      <w:r>
+        <w:rPr>
+          <w:rFonts w:ascii="Consolas" w:hAnsi="Consolas" w:cs="Consolas"/>
+          <w:color w:val="auto"/>
+          <w:sz w:val="18"/>
+        </w:rPr>
+        <w:t>n"</w:t>
       </w:r>
     </w:p>
     <w:p>
@@ -3420,7 +5057,25 @@
           <w:color w:val="auto"/>
           <w:sz w:val="18"/>
         </w:rPr>
-        <w:t xml:space="preserve">        "}\n";</w:t>
+        <w:t xml:space="preserve">        </w:t>
+      </w:r>
+      <w:proofErr w:type="gramStart"/>
+      <w:r>
+        <w:rPr>
+          <w:rFonts w:ascii="Consolas" w:hAnsi="Consolas" w:cs="Consolas"/>
+          <w:color w:val="auto"/>
+          <w:sz w:val="18"/>
+        </w:rPr>
+        <w:t>"}\</w:t>
+      </w:r>
+      <w:proofErr w:type="gramEnd"/>
+      <w:r>
+        <w:rPr>
+          <w:rFonts w:ascii="Consolas" w:hAnsi="Consolas" w:cs="Consolas"/>
+          <w:color w:val="auto"/>
+          <w:sz w:val="18"/>
+        </w:rPr>
+        <w:t>n";</w:t>
       </w:r>
     </w:p>
     <w:p>
@@ -3502,7 +5157,35 @@
           <w:color w:val="auto"/>
           <w:sz w:val="18"/>
         </w:rPr>
-        <w:t xml:space="preserve"> glFragmentShader[] =</w:t>
+        <w:t xml:space="preserve"> </w:t>
+      </w:r>
+      <w:proofErr w:type="spellStart"/>
+      <w:proofErr w:type="gramStart"/>
+      <w:r>
+        <w:rPr>
+          <w:rFonts w:ascii="Consolas" w:hAnsi="Consolas" w:cs="Consolas"/>
+          <w:color w:val="auto"/>
+          <w:sz w:val="18"/>
+        </w:rPr>
+        <w:t>glFragmentShader</w:t>
+      </w:r>
+      <w:proofErr w:type="spellEnd"/>
+      <w:r>
+        <w:rPr>
+          <w:rFonts w:ascii="Consolas" w:hAnsi="Consolas" w:cs="Consolas"/>
+          <w:color w:val="auto"/>
+          <w:sz w:val="18"/>
+        </w:rPr>
+        <w:t>[</w:t>
+      </w:r>
+      <w:proofErr w:type="gramEnd"/>
+      <w:r>
+        <w:rPr>
+          <w:rFonts w:ascii="Consolas" w:hAnsi="Consolas" w:cs="Consolas"/>
+          <w:color w:val="auto"/>
+          <w:sz w:val="18"/>
+        </w:rPr>
+        <w:t>] =</w:t>
       </w:r>
     </w:p>
     <w:p>
@@ -3524,8 +5207,27 @@
           <w:color w:val="auto"/>
           <w:sz w:val="18"/>
         </w:rPr>
-        <w:t xml:space="preserve">        "precision </w:t>
-      </w:r>
+        <w:t xml:space="preserve">        "</w:t>
+      </w:r>
+      <w:proofErr w:type="gramStart"/>
+      <w:r>
+        <w:rPr>
+          <w:rFonts w:ascii="Consolas" w:hAnsi="Consolas" w:cs="Consolas"/>
+          <w:color w:val="auto"/>
+          <w:sz w:val="18"/>
+        </w:rPr>
+        <w:t>precision</w:t>
+      </w:r>
+      <w:proofErr w:type="gramEnd"/>
+      <w:r>
+        <w:rPr>
+          <w:rFonts w:ascii="Consolas" w:hAnsi="Consolas" w:cs="Consolas"/>
+          <w:color w:val="auto"/>
+          <w:sz w:val="18"/>
+        </w:rPr>
+        <w:t xml:space="preserve"> </w:t>
+      </w:r>
+      <w:proofErr w:type="spellStart"/>
       <w:r>
         <w:rPr>
           <w:rFonts w:ascii="Consolas" w:hAnsi="Consolas" w:cs="Consolas"/>
@@ -3535,13 +5237,32 @@
         </w:rPr>
         <w:t>mediump</w:t>
       </w:r>
-      <w:r>
-        <w:rPr>
-          <w:rFonts w:ascii="Consolas" w:hAnsi="Consolas" w:cs="Consolas"/>
-          <w:color w:val="auto"/>
-          <w:sz w:val="18"/>
-        </w:rPr>
-        <w:t xml:space="preserve"> float;\n"</w:t>
+      <w:proofErr w:type="spellEnd"/>
+      <w:r>
+        <w:rPr>
+          <w:rFonts w:ascii="Consolas" w:hAnsi="Consolas" w:cs="Consolas"/>
+          <w:color w:val="auto"/>
+          <w:sz w:val="18"/>
+        </w:rPr>
+        <w:t xml:space="preserve"> </w:t>
+      </w:r>
+      <w:proofErr w:type="gramStart"/>
+      <w:r>
+        <w:rPr>
+          <w:rFonts w:ascii="Consolas" w:hAnsi="Consolas" w:cs="Consolas"/>
+          <w:color w:val="auto"/>
+          <w:sz w:val="18"/>
+        </w:rPr>
+        <w:t>float;\</w:t>
+      </w:r>
+      <w:proofErr w:type="gramEnd"/>
+      <w:r>
+        <w:rPr>
+          <w:rFonts w:ascii="Consolas" w:hAnsi="Consolas" w:cs="Consolas"/>
+          <w:color w:val="auto"/>
+          <w:sz w:val="18"/>
+        </w:rPr>
+        <w:t>n"</w:t>
       </w:r>
     </w:p>
     <w:p>
@@ -3563,7 +5284,43 @@
           <w:color w:val="auto"/>
           <w:sz w:val="18"/>
         </w:rPr>
-        <w:t xml:space="preserve">        "uniform sampler2D texture;\n"</w:t>
+        <w:t xml:space="preserve">        "</w:t>
+      </w:r>
+      <w:proofErr w:type="gramStart"/>
+      <w:r>
+        <w:rPr>
+          <w:rFonts w:ascii="Consolas" w:hAnsi="Consolas" w:cs="Consolas"/>
+          <w:color w:val="auto"/>
+          <w:sz w:val="18"/>
+        </w:rPr>
+        <w:t>uniform</w:t>
+      </w:r>
+      <w:proofErr w:type="gramEnd"/>
+      <w:r>
+        <w:rPr>
+          <w:rFonts w:ascii="Consolas" w:hAnsi="Consolas" w:cs="Consolas"/>
+          <w:color w:val="auto"/>
+          <w:sz w:val="18"/>
+        </w:rPr>
+        <w:t xml:space="preserve"> sampler2D </w:t>
+      </w:r>
+      <w:proofErr w:type="gramStart"/>
+      <w:r>
+        <w:rPr>
+          <w:rFonts w:ascii="Consolas" w:hAnsi="Consolas" w:cs="Consolas"/>
+          <w:color w:val="auto"/>
+          <w:sz w:val="18"/>
+        </w:rPr>
+        <w:t>texture;\</w:t>
+      </w:r>
+      <w:proofErr w:type="gramEnd"/>
+      <w:r>
+        <w:rPr>
+          <w:rFonts w:ascii="Consolas" w:hAnsi="Consolas" w:cs="Consolas"/>
+          <w:color w:val="auto"/>
+          <w:sz w:val="18"/>
+        </w:rPr>
+        <w:t>n"</w:t>
       </w:r>
     </w:p>
     <w:p>
@@ -3585,7 +5342,53 @@
           <w:color w:val="auto"/>
           <w:sz w:val="18"/>
         </w:rPr>
-        <w:t xml:space="preserve">        "varying vec2 textureCord;\n"</w:t>
+        <w:t xml:space="preserve">        "</w:t>
+      </w:r>
+      <w:proofErr w:type="gramStart"/>
+      <w:r>
+        <w:rPr>
+          <w:rFonts w:ascii="Consolas" w:hAnsi="Consolas" w:cs="Consolas"/>
+          <w:color w:val="auto"/>
+          <w:sz w:val="18"/>
+        </w:rPr>
+        <w:t>varying</w:t>
+      </w:r>
+      <w:proofErr w:type="gramEnd"/>
+      <w:r>
+        <w:rPr>
+          <w:rFonts w:ascii="Consolas" w:hAnsi="Consolas" w:cs="Consolas"/>
+          <w:color w:val="auto"/>
+          <w:sz w:val="18"/>
+        </w:rPr>
+        <w:t xml:space="preserve"> vec2 </w:t>
+      </w:r>
+      <w:proofErr w:type="spellStart"/>
+      <w:proofErr w:type="gramStart"/>
+      <w:r>
+        <w:rPr>
+          <w:rFonts w:ascii="Consolas" w:hAnsi="Consolas" w:cs="Consolas"/>
+          <w:color w:val="auto"/>
+          <w:sz w:val="18"/>
+        </w:rPr>
+        <w:t>textureCord</w:t>
+      </w:r>
+      <w:proofErr w:type="spellEnd"/>
+      <w:r>
+        <w:rPr>
+          <w:rFonts w:ascii="Consolas" w:hAnsi="Consolas" w:cs="Consolas"/>
+          <w:color w:val="auto"/>
+          <w:sz w:val="18"/>
+        </w:rPr>
+        <w:t>;\</w:t>
+      </w:r>
+      <w:proofErr w:type="gramEnd"/>
+      <w:r>
+        <w:rPr>
+          <w:rFonts w:ascii="Consolas" w:hAnsi="Consolas" w:cs="Consolas"/>
+          <w:color w:val="auto"/>
+          <w:sz w:val="18"/>
+        </w:rPr>
+        <w:t>n"</w:t>
       </w:r>
     </w:p>
     <w:p>
@@ -3607,7 +5410,43 @@
           <w:color w:val="auto"/>
           <w:sz w:val="18"/>
         </w:rPr>
-        <w:t xml:space="preserve">        "void main()\n"</w:t>
+        <w:t xml:space="preserve">        "</w:t>
+      </w:r>
+      <w:proofErr w:type="gramStart"/>
+      <w:r>
+        <w:rPr>
+          <w:rFonts w:ascii="Consolas" w:hAnsi="Consolas" w:cs="Consolas"/>
+          <w:color w:val="auto"/>
+          <w:sz w:val="18"/>
+        </w:rPr>
+        <w:t>void</w:t>
+      </w:r>
+      <w:proofErr w:type="gramEnd"/>
+      <w:r>
+        <w:rPr>
+          <w:rFonts w:ascii="Consolas" w:hAnsi="Consolas" w:cs="Consolas"/>
+          <w:color w:val="auto"/>
+          <w:sz w:val="18"/>
+        </w:rPr>
+        <w:t xml:space="preserve"> </w:t>
+      </w:r>
+      <w:proofErr w:type="gramStart"/>
+      <w:r>
+        <w:rPr>
+          <w:rFonts w:ascii="Consolas" w:hAnsi="Consolas" w:cs="Consolas"/>
+          <w:color w:val="auto"/>
+          <w:sz w:val="18"/>
+        </w:rPr>
+        <w:t>main(</w:t>
+      </w:r>
+      <w:proofErr w:type="gramEnd"/>
+      <w:r>
+        <w:rPr>
+          <w:rFonts w:ascii="Consolas" w:hAnsi="Consolas" w:cs="Consolas"/>
+          <w:color w:val="auto"/>
+          <w:sz w:val="18"/>
+        </w:rPr>
+        <w:t>)\n"</w:t>
       </w:r>
     </w:p>
     <w:p>
@@ -3629,7 +5468,25 @@
           <w:color w:val="auto"/>
           <w:sz w:val="18"/>
         </w:rPr>
-        <w:t xml:space="preserve">        "{\n"</w:t>
+        <w:t xml:space="preserve">        </w:t>
+      </w:r>
+      <w:proofErr w:type="gramStart"/>
+      <w:r>
+        <w:rPr>
+          <w:rFonts w:ascii="Consolas" w:hAnsi="Consolas" w:cs="Consolas"/>
+          <w:color w:val="auto"/>
+          <w:sz w:val="18"/>
+        </w:rPr>
+        <w:t>"{\</w:t>
+      </w:r>
+      <w:proofErr w:type="gramEnd"/>
+      <w:r>
+        <w:rPr>
+          <w:rFonts w:ascii="Consolas" w:hAnsi="Consolas" w:cs="Consolas"/>
+          <w:color w:val="auto"/>
+          <w:sz w:val="18"/>
+        </w:rPr>
+        <w:t>n"</w:t>
       </w:r>
     </w:p>
     <w:p>
@@ -3651,7 +5508,81 @@
           <w:color w:val="auto"/>
           <w:sz w:val="18"/>
         </w:rPr>
-        <w:t xml:space="preserve">        "    gl_FragColor = texture2D(texture, textureCord);\n"</w:t>
+        <w:t xml:space="preserve">        "    </w:t>
+      </w:r>
+      <w:proofErr w:type="spellStart"/>
+      <w:proofErr w:type="gramStart"/>
+      <w:r>
+        <w:rPr>
+          <w:rFonts w:ascii="Consolas" w:hAnsi="Consolas" w:cs="Consolas"/>
+          <w:color w:val="auto"/>
+          <w:sz w:val="18"/>
+        </w:rPr>
+        <w:t>gl</w:t>
+      </w:r>
+      <w:proofErr w:type="gramEnd"/>
+      <w:r>
+        <w:rPr>
+          <w:rFonts w:ascii="Consolas" w:hAnsi="Consolas" w:cs="Consolas"/>
+          <w:color w:val="auto"/>
+          <w:sz w:val="18"/>
+        </w:rPr>
+        <w:t>_FragColor</w:t>
+      </w:r>
+      <w:proofErr w:type="spellEnd"/>
+      <w:r>
+        <w:rPr>
+          <w:rFonts w:ascii="Consolas" w:hAnsi="Consolas" w:cs="Consolas"/>
+          <w:color w:val="auto"/>
+          <w:sz w:val="18"/>
+        </w:rPr>
+        <w:t xml:space="preserve"> = texture2</w:t>
+      </w:r>
+      <w:proofErr w:type="gramStart"/>
+      <w:r>
+        <w:rPr>
+          <w:rFonts w:ascii="Consolas" w:hAnsi="Consolas" w:cs="Consolas"/>
+          <w:color w:val="auto"/>
+          <w:sz w:val="18"/>
+        </w:rPr>
+        <w:t>D(</w:t>
+      </w:r>
+      <w:proofErr w:type="gramEnd"/>
+      <w:r>
+        <w:rPr>
+          <w:rFonts w:ascii="Consolas" w:hAnsi="Consolas" w:cs="Consolas"/>
+          <w:color w:val="auto"/>
+          <w:sz w:val="18"/>
+        </w:rPr>
+        <w:t xml:space="preserve">texture, </w:t>
+      </w:r>
+      <w:proofErr w:type="spellStart"/>
+      <w:r>
+        <w:rPr>
+          <w:rFonts w:ascii="Consolas" w:hAnsi="Consolas" w:cs="Consolas"/>
+          <w:color w:val="auto"/>
+          <w:sz w:val="18"/>
+        </w:rPr>
+        <w:t>textureCord</w:t>
+      </w:r>
+      <w:proofErr w:type="spellEnd"/>
+      <w:proofErr w:type="gramStart"/>
+      <w:r>
+        <w:rPr>
+          <w:rFonts w:ascii="Consolas" w:hAnsi="Consolas" w:cs="Consolas"/>
+          <w:color w:val="auto"/>
+          <w:sz w:val="18"/>
+        </w:rPr>
+        <w:t>);\</w:t>
+      </w:r>
+      <w:proofErr w:type="gramEnd"/>
+      <w:r>
+        <w:rPr>
+          <w:rFonts w:ascii="Consolas" w:hAnsi="Consolas" w:cs="Consolas"/>
+          <w:color w:val="auto"/>
+          <w:sz w:val="18"/>
+        </w:rPr>
+        <w:t>n"</w:t>
       </w:r>
     </w:p>
     <w:p>
@@ -3670,7 +5601,25 @@
           <w:color w:val="auto"/>
           <w:sz w:val="18"/>
         </w:rPr>
-        <w:t xml:space="preserve">        "}\n";</w:t>
+        <w:t xml:space="preserve">        </w:t>
+      </w:r>
+      <w:proofErr w:type="gramStart"/>
+      <w:r>
+        <w:rPr>
+          <w:rFonts w:ascii="Consolas" w:hAnsi="Consolas" w:cs="Consolas"/>
+          <w:color w:val="auto"/>
+          <w:sz w:val="18"/>
+        </w:rPr>
+        <w:t>"}\</w:t>
+      </w:r>
+      <w:proofErr w:type="gramEnd"/>
+      <w:r>
+        <w:rPr>
+          <w:rFonts w:ascii="Consolas" w:hAnsi="Consolas" w:cs="Consolas"/>
+          <w:color w:val="auto"/>
+          <w:sz w:val="18"/>
+        </w:rPr>
+        <w:t>n";</w:t>
       </w:r>
     </w:p>
     <w:p>
@@ -3685,44 +5634,35 @@
         <w:t xml:space="preserve"> </w:t>
       </w:r>
       <w:r>
-        <w:t xml:space="preserve">up our texture function, we need to alter the shader code to incorporate the use of textures for our model. We have removed the references to the </w:t>
-      </w:r>
-      <w:proofErr w:type="spellStart"/>
-      <w:r>
-        <w:t>colour</w:t>
-      </w:r>
-      <w:proofErr w:type="spellEnd"/>
-      <w:r>
-        <w:t xml:space="preserve"> attribute from the </w:t>
+        <w:t>up our texture function, we need to alter the shader code to incorporate the use of textures for our model. We have removed the references to the color attribute from the previous example because we do not need to provide per</w:t>
+      </w:r>
+      <w:r>
+        <w:t>-</w:t>
+      </w:r>
+      <w:r>
+        <w:t xml:space="preserve">vertex color data if we are using a texture. </w:t>
       </w:r>
       <w:r>
         <w:lastRenderedPageBreak/>
-        <w:t xml:space="preserve">previous example because we do not need to provide per vertex </w:t>
-      </w:r>
-      <w:proofErr w:type="spellStart"/>
-      <w:r>
-        <w:t>colour</w:t>
-      </w:r>
-      <w:proofErr w:type="spellEnd"/>
-      <w:r>
-        <w:t xml:space="preserve"> data if we are using a texture. Instead, we supply a per vertex texture coordinate. This value will state where in the texture the vertex should take its </w:t>
-      </w:r>
-      <w:proofErr w:type="spellStart"/>
-      <w:r>
-        <w:t>colour</w:t>
-      </w:r>
-      <w:proofErr w:type="spellEnd"/>
-      <w:r>
-        <w:t xml:space="preserve"> from. Texture coordinates go from 0,0 in the bottom left</w:t>
+        <w:t>Instead, we supply a per vertex texture coordinate. This value state</w:t>
+      </w:r>
+      <w:r>
+        <w:t>s</w:t>
+      </w:r>
+      <w:r>
+        <w:t xml:space="preserve"> where in the texture the vertex should take its color from. Texture coordinates go from 0,0 in the bottom</w:t>
       </w:r>
       <w:r>
         <w:t>-</w:t>
       </w:r>
       <w:r>
-        <w:t xml:space="preserve">hand corner to 1,1 in the top </w:t>
-      </w:r>
-      <w:r>
-        <w:t>right-hand</w:t>
+        <w:t>left corner to 1,1 in the top</w:t>
+      </w:r>
+      <w:r>
+        <w:t>-</w:t>
+      </w:r>
+      <w:r>
+        <w:t>right</w:t>
       </w:r>
       <w:r>
         <w:t xml:space="preserve"> corner. We add a varying</w:t>
@@ -3731,7 +5671,25 @@
         <w:t>,</w:t>
       </w:r>
       <w:r>
-        <w:t xml:space="preserve"> which is a vec2 attribute; we will pass this to the fragment shader too.</w:t>
+        <w:t xml:space="preserve"> which is a vec2 attribute</w:t>
+      </w:r>
+      <w:r>
+        <w:t>.</w:t>
+      </w:r>
+      <w:r>
+        <w:t xml:space="preserve"> </w:t>
+      </w:r>
+      <w:r>
+        <w:t>W</w:t>
+      </w:r>
+      <w:r>
+        <w:t xml:space="preserve">e will pass this to the fragment shader </w:t>
+      </w:r>
+      <w:r>
+        <w:t>as well</w:t>
+      </w:r>
+      <w:r>
+        <w:t>.</w:t>
       </w:r>
     </w:p>
     <w:p>
@@ -3751,7 +5709,13 @@
         <w:t>’</w:t>
       </w:r>
       <w:r>
-        <w:t>. If we had more than one texture, we would use this attribute to decide which texture to use.</w:t>
+        <w:t>. If we had more than one texture, we would use this attribute to de</w:t>
+      </w:r>
+      <w:r>
+        <w:t>termine</w:t>
+      </w:r>
+      <w:r>
+        <w:t xml:space="preserve"> which texture to use.</w:t>
       </w:r>
     </w:p>
     <w:p>
@@ -3771,7 +5735,7 @@
         <w:t>’</w:t>
       </w:r>
       <w:r>
-        <w:t xml:space="preserve">. This function takes in </w:t>
+        <w:t xml:space="preserve">. This function takes </w:t>
       </w:r>
       <w:r>
         <w:t>two</w:t>
@@ -3788,7 +5752,7 @@
           <w:numId w:val="29"/>
         </w:numPr>
       </w:pPr>
-      <w:bookmarkStart w:id="8" w:name="_Toc36042167"/>
+      <w:bookmarkStart w:id="7" w:name="_Toc36042167"/>
       <w:r>
         <w:t xml:space="preserve">Setup </w:t>
       </w:r>
@@ -3798,7 +5762,7 @@
       <w:r>
         <w:t>raphics</w:t>
       </w:r>
-      <w:bookmarkEnd w:id="8"/>
+      <w:bookmarkEnd w:id="7"/>
     </w:p>
     <w:p>
       <w:pPr>
@@ -3815,6 +5779,7 @@
           <w:sz w:val="18"/>
         </w:rPr>
       </w:pPr>
+      <w:proofErr w:type="spellStart"/>
       <w:r>
         <w:rPr>
           <w:rFonts w:ascii="Consolas" w:hAnsi="Consolas" w:cs="Consolas"/>
@@ -3823,16 +5788,10 @@
           <w:color w:val="auto"/>
           <w:sz w:val="18"/>
         </w:rPr>
-        <w:t>GLuint textureId;</w:t>
-      </w:r>
-    </w:p>
-    <w:p>
-      <w:pPr>
-        <w:shd w:val="clear" w:color="auto" w:fill="D0CECE" w:themeFill="background2" w:themeFillShade="E6"/>
-        <w:autoSpaceDE w:val="0"/>
-        <w:autoSpaceDN w:val="0"/>
-        <w:adjustRightInd w:val="0"/>
-        <w:spacing w:after="0" w:line="240" w:lineRule="auto"/>
+        <w:t>GLuint</w:t>
+      </w:r>
+      <w:proofErr w:type="spellEnd"/>
+      <w:r>
         <w:rPr>
           <w:rFonts w:ascii="Consolas" w:hAnsi="Consolas" w:cs="Consolas"/>
           <w:b/>
@@ -3840,21 +5799,9 @@
           <w:color w:val="auto"/>
           <w:sz w:val="18"/>
         </w:rPr>
-      </w:pPr>
-    </w:p>
-    <w:p>
-      <w:pPr>
-        <w:shd w:val="clear" w:color="auto" w:fill="D0CECE" w:themeFill="background2" w:themeFillShade="E6"/>
-        <w:autoSpaceDE w:val="0"/>
-        <w:autoSpaceDN w:val="0"/>
-        <w:adjustRightInd w:val="0"/>
-        <w:spacing w:after="0" w:line="240" w:lineRule="auto"/>
-        <w:rPr>
-          <w:rFonts w:ascii="Consolas" w:hAnsi="Consolas" w:cs="Consolas"/>
-          <w:color w:val="auto"/>
-          <w:sz w:val="18"/>
-        </w:rPr>
-      </w:pPr>
+        <w:t xml:space="preserve"> </w:t>
+      </w:r>
+      <w:proofErr w:type="spellStart"/>
       <w:r>
         <w:rPr>
           <w:rFonts w:ascii="Consolas" w:hAnsi="Consolas" w:cs="Consolas"/>
@@ -3863,16 +5810,9 @@
           <w:color w:val="auto"/>
           <w:sz w:val="18"/>
         </w:rPr>
-        <w:t>bool</w:t>
-      </w:r>
-      <w:r>
-        <w:rPr>
-          <w:rFonts w:ascii="Consolas" w:hAnsi="Consolas" w:cs="Consolas"/>
-          <w:color w:val="auto"/>
-          <w:sz w:val="18"/>
-        </w:rPr>
-        <w:t xml:space="preserve"> </w:t>
-      </w:r>
+        <w:t>textureId</w:t>
+      </w:r>
+      <w:proofErr w:type="spellEnd"/>
       <w:r>
         <w:rPr>
           <w:rFonts w:ascii="Consolas" w:hAnsi="Consolas" w:cs="Consolas"/>
@@ -3881,17 +5821,16 @@
           <w:color w:val="auto"/>
           <w:sz w:val="18"/>
         </w:rPr>
-        <w:t>setupGraphics</w:t>
-      </w:r>
-      <w:r>
-        <w:rPr>
-          <w:rFonts w:ascii="Consolas" w:hAnsi="Consolas" w:cs="Consolas"/>
-          <w:color w:val="auto"/>
-          <w:sz w:val="18"/>
-        </w:rPr>
-        <w:t>(</w:t>
-      </w:r>
-      <w:r>
+        <w:t>;</w:t>
+      </w:r>
+    </w:p>
+    <w:p>
+      <w:pPr>
+        <w:shd w:val="clear" w:color="auto" w:fill="D0CECE" w:themeFill="background2" w:themeFillShade="E6"/>
+        <w:autoSpaceDE w:val="0"/>
+        <w:autoSpaceDN w:val="0"/>
+        <w:adjustRightInd w:val="0"/>
+        <w:spacing w:after="0" w:line="240" w:lineRule="auto"/>
         <w:rPr>
           <w:rFonts w:ascii="Consolas" w:hAnsi="Consolas" w:cs="Consolas"/>
           <w:b/>
@@ -3899,16 +5838,21 @@
           <w:color w:val="auto"/>
           <w:sz w:val="18"/>
         </w:rPr>
-        <w:t>int</w:t>
-      </w:r>
-      <w:r>
-        <w:rPr>
-          <w:rFonts w:ascii="Consolas" w:hAnsi="Consolas" w:cs="Consolas"/>
-          <w:color w:val="auto"/>
-          <w:sz w:val="18"/>
-        </w:rPr>
-        <w:t xml:space="preserve"> width, </w:t>
-      </w:r>
+      </w:pPr>
+    </w:p>
+    <w:p>
+      <w:pPr>
+        <w:shd w:val="clear" w:color="auto" w:fill="D0CECE" w:themeFill="background2" w:themeFillShade="E6"/>
+        <w:autoSpaceDE w:val="0"/>
+        <w:autoSpaceDN w:val="0"/>
+        <w:adjustRightInd w:val="0"/>
+        <w:spacing w:after="0" w:line="240" w:lineRule="auto"/>
+        <w:rPr>
+          <w:rFonts w:ascii="Consolas" w:hAnsi="Consolas" w:cs="Consolas"/>
+          <w:color w:val="auto"/>
+          <w:sz w:val="18"/>
+        </w:rPr>
+      </w:pPr>
       <w:r>
         <w:rPr>
           <w:rFonts w:ascii="Consolas" w:hAnsi="Consolas" w:cs="Consolas"/>
@@ -3917,168 +5861,18 @@
           <w:color w:val="auto"/>
           <w:sz w:val="18"/>
         </w:rPr>
-        <w:t>int</w:t>
-      </w:r>
-      <w:r>
-        <w:rPr>
-          <w:rFonts w:ascii="Consolas" w:hAnsi="Consolas" w:cs="Consolas"/>
-          <w:color w:val="auto"/>
-          <w:sz w:val="18"/>
-        </w:rPr>
-        <w:t xml:space="preserve"> height)</w:t>
-      </w:r>
-    </w:p>
-    <w:p>
-      <w:pPr>
-        <w:shd w:val="clear" w:color="auto" w:fill="D0CECE" w:themeFill="background2" w:themeFillShade="E6"/>
-        <w:autoSpaceDE w:val="0"/>
-        <w:autoSpaceDN w:val="0"/>
-        <w:adjustRightInd w:val="0"/>
-        <w:spacing w:after="0" w:line="240" w:lineRule="auto"/>
-        <w:rPr>
-          <w:rFonts w:ascii="Consolas" w:hAnsi="Consolas" w:cs="Consolas"/>
-          <w:color w:val="auto"/>
-          <w:sz w:val="18"/>
-        </w:rPr>
-      </w:pPr>
-      <w:r>
-        <w:rPr>
-          <w:rFonts w:ascii="Consolas" w:hAnsi="Consolas" w:cs="Consolas"/>
-          <w:color w:val="auto"/>
-          <w:sz w:val="18"/>
-        </w:rPr>
-        <w:t>{</w:t>
-      </w:r>
-    </w:p>
-    <w:p>
-      <w:pPr>
-        <w:shd w:val="clear" w:color="auto" w:fill="D0CECE" w:themeFill="background2" w:themeFillShade="E6"/>
-        <w:autoSpaceDE w:val="0"/>
-        <w:autoSpaceDN w:val="0"/>
-        <w:adjustRightInd w:val="0"/>
-        <w:spacing w:after="0" w:line="240" w:lineRule="auto"/>
-        <w:rPr>
-          <w:rFonts w:ascii="Consolas" w:hAnsi="Consolas" w:cs="Consolas"/>
-          <w:color w:val="auto"/>
-          <w:sz w:val="18"/>
-        </w:rPr>
-      </w:pPr>
-      <w:r>
-        <w:rPr>
-          <w:rFonts w:ascii="Consolas" w:hAnsi="Consolas" w:cs="Consolas"/>
-          <w:color w:val="auto"/>
-          <w:sz w:val="18"/>
-        </w:rPr>
-        <w:t xml:space="preserve">    </w:t>
+        <w:t>bool</w:t>
+      </w:r>
+      <w:r>
+        <w:rPr>
+          <w:rFonts w:ascii="Consolas" w:hAnsi="Consolas" w:cs="Consolas"/>
+          <w:color w:val="auto"/>
+          <w:sz w:val="18"/>
+        </w:rPr>
+        <w:t xml:space="preserve"> </w:t>
       </w:r>
       <w:proofErr w:type="spellStart"/>
-      <w:r>
-        <w:rPr>
-          <w:rFonts w:ascii="Consolas" w:hAnsi="Consolas" w:cs="Consolas"/>
-          <w:color w:val="auto"/>
-          <w:sz w:val="18"/>
-        </w:rPr>
-        <w:t>glProgram</w:t>
-      </w:r>
-      <w:proofErr w:type="spellEnd"/>
-      <w:r>
-        <w:rPr>
-          <w:rFonts w:ascii="Consolas" w:hAnsi="Consolas" w:cs="Consolas"/>
-          <w:color w:val="auto"/>
-          <w:sz w:val="18"/>
-        </w:rPr>
-        <w:t xml:space="preserve"> = </w:t>
-      </w:r>
-      <w:proofErr w:type="spellStart"/>
-      <w:r>
-        <w:rPr>
-          <w:rFonts w:ascii="Consolas" w:hAnsi="Consolas" w:cs="Consolas"/>
-          <w:color w:val="auto"/>
-          <w:sz w:val="18"/>
-        </w:rPr>
-        <w:t>createProgram</w:t>
-      </w:r>
-      <w:proofErr w:type="spellEnd"/>
-      <w:r>
-        <w:rPr>
-          <w:rFonts w:ascii="Consolas" w:hAnsi="Consolas" w:cs="Consolas"/>
-          <w:color w:val="auto"/>
-          <w:sz w:val="18"/>
-        </w:rPr>
-        <w:t>(</w:t>
-      </w:r>
-      <w:proofErr w:type="spellStart"/>
-      <w:r>
-        <w:rPr>
-          <w:rFonts w:ascii="Consolas" w:hAnsi="Consolas" w:cs="Consolas"/>
-          <w:color w:val="auto"/>
-          <w:sz w:val="18"/>
-        </w:rPr>
-        <w:t>glVertexShader</w:t>
-      </w:r>
-      <w:proofErr w:type="spellEnd"/>
-      <w:r>
-        <w:rPr>
-          <w:rFonts w:ascii="Consolas" w:hAnsi="Consolas" w:cs="Consolas"/>
-          <w:color w:val="auto"/>
-          <w:sz w:val="18"/>
-        </w:rPr>
-        <w:t xml:space="preserve">, </w:t>
-      </w:r>
-      <w:proofErr w:type="spellStart"/>
-      <w:r>
-        <w:rPr>
-          <w:rFonts w:ascii="Consolas" w:hAnsi="Consolas" w:cs="Consolas"/>
-          <w:color w:val="auto"/>
-          <w:sz w:val="18"/>
-        </w:rPr>
-        <w:t>glFragmentShader</w:t>
-      </w:r>
-      <w:proofErr w:type="spellEnd"/>
-      <w:r>
-        <w:rPr>
-          <w:rFonts w:ascii="Consolas" w:hAnsi="Consolas" w:cs="Consolas"/>
-          <w:color w:val="auto"/>
-          <w:sz w:val="18"/>
-        </w:rPr>
-        <w:t>);</w:t>
-      </w:r>
-    </w:p>
-    <w:p>
-      <w:pPr>
-        <w:shd w:val="clear" w:color="auto" w:fill="D0CECE" w:themeFill="background2" w:themeFillShade="E6"/>
-        <w:autoSpaceDE w:val="0"/>
-        <w:autoSpaceDN w:val="0"/>
-        <w:adjustRightInd w:val="0"/>
-        <w:spacing w:after="0" w:line="240" w:lineRule="auto"/>
-        <w:rPr>
-          <w:rFonts w:ascii="Consolas" w:hAnsi="Consolas" w:cs="Consolas"/>
-          <w:color w:val="auto"/>
-          <w:sz w:val="18"/>
-        </w:rPr>
-      </w:pPr>
-    </w:p>
-    <w:p>
-      <w:pPr>
-        <w:shd w:val="clear" w:color="auto" w:fill="D0CECE" w:themeFill="background2" w:themeFillShade="E6"/>
-        <w:autoSpaceDE w:val="0"/>
-        <w:autoSpaceDN w:val="0"/>
-        <w:adjustRightInd w:val="0"/>
-        <w:spacing w:after="0" w:line="240" w:lineRule="auto"/>
-        <w:rPr>
-          <w:rFonts w:ascii="Consolas" w:hAnsi="Consolas" w:cs="Consolas"/>
-          <w:color w:val="auto"/>
-          <w:sz w:val="18"/>
-        </w:rPr>
-      </w:pPr>
-      <w:r>
-        <w:rPr>
-          <w:rFonts w:ascii="Consolas" w:hAnsi="Consolas" w:cs="Consolas"/>
-          <w:color w:val="auto"/>
-          <w:sz w:val="18"/>
-        </w:rPr>
-        <w:t xml:space="preserve">    </w:t>
-      </w:r>
+      <w:proofErr w:type="gramStart"/>
       <w:r>
         <w:rPr>
           <w:rFonts w:ascii="Consolas" w:hAnsi="Consolas" w:cs="Consolas"/>
@@ -4087,82 +5881,18 @@
           <w:color w:val="auto"/>
           <w:sz w:val="18"/>
         </w:rPr>
-        <w:t>if</w:t>
-      </w:r>
-      <w:r>
-        <w:rPr>
-          <w:rFonts w:ascii="Consolas" w:hAnsi="Consolas" w:cs="Consolas"/>
-          <w:color w:val="auto"/>
-          <w:sz w:val="18"/>
-        </w:rPr>
-        <w:t xml:space="preserve"> (!glProgram)</w:t>
-      </w:r>
-    </w:p>
-    <w:p>
-      <w:pPr>
-        <w:shd w:val="clear" w:color="auto" w:fill="D0CECE" w:themeFill="background2" w:themeFillShade="E6"/>
-        <w:autoSpaceDE w:val="0"/>
-        <w:autoSpaceDN w:val="0"/>
-        <w:adjustRightInd w:val="0"/>
-        <w:spacing w:after="0" w:line="240" w:lineRule="auto"/>
-        <w:rPr>
-          <w:rFonts w:ascii="Consolas" w:hAnsi="Consolas" w:cs="Consolas"/>
-          <w:color w:val="auto"/>
-          <w:sz w:val="18"/>
-        </w:rPr>
-      </w:pPr>
-      <w:r>
-        <w:rPr>
-          <w:rFonts w:ascii="Consolas" w:hAnsi="Consolas" w:cs="Consolas"/>
-          <w:color w:val="auto"/>
-          <w:sz w:val="18"/>
-        </w:rPr>
-        <w:t xml:space="preserve">    {</w:t>
-      </w:r>
-    </w:p>
-    <w:p>
-      <w:pPr>
-        <w:shd w:val="clear" w:color="auto" w:fill="D0CECE" w:themeFill="background2" w:themeFillShade="E6"/>
-        <w:autoSpaceDE w:val="0"/>
-        <w:autoSpaceDN w:val="0"/>
-        <w:adjustRightInd w:val="0"/>
-        <w:spacing w:after="0" w:line="240" w:lineRule="auto"/>
-        <w:rPr>
-          <w:rFonts w:ascii="Consolas" w:hAnsi="Consolas" w:cs="Consolas"/>
-          <w:color w:val="auto"/>
-          <w:sz w:val="18"/>
-        </w:rPr>
-      </w:pPr>
-      <w:r>
-        <w:rPr>
-          <w:rFonts w:ascii="Consolas" w:hAnsi="Consolas" w:cs="Consolas"/>
-          <w:color w:val="auto"/>
-          <w:sz w:val="18"/>
-        </w:rPr>
-        <w:t xml:space="preserve">        LOGE ("Could not create program");</w:t>
-      </w:r>
-    </w:p>
-    <w:p>
-      <w:pPr>
-        <w:shd w:val="clear" w:color="auto" w:fill="D0CECE" w:themeFill="background2" w:themeFillShade="E6"/>
-        <w:autoSpaceDE w:val="0"/>
-        <w:autoSpaceDN w:val="0"/>
-        <w:adjustRightInd w:val="0"/>
-        <w:spacing w:after="0" w:line="240" w:lineRule="auto"/>
-        <w:rPr>
-          <w:rFonts w:ascii="Consolas" w:hAnsi="Consolas" w:cs="Consolas"/>
-          <w:color w:val="auto"/>
-          <w:sz w:val="18"/>
-        </w:rPr>
-      </w:pPr>
-      <w:r>
-        <w:rPr>
-          <w:rFonts w:ascii="Consolas" w:hAnsi="Consolas" w:cs="Consolas"/>
-          <w:color w:val="auto"/>
-          <w:sz w:val="18"/>
-        </w:rPr>
-        <w:t xml:space="preserve">        </w:t>
-      </w:r>
+        <w:t>setupGraphics</w:t>
+      </w:r>
+      <w:proofErr w:type="spellEnd"/>
+      <w:r>
+        <w:rPr>
+          <w:rFonts w:ascii="Consolas" w:hAnsi="Consolas" w:cs="Consolas"/>
+          <w:color w:val="auto"/>
+          <w:sz w:val="18"/>
+        </w:rPr>
+        <w:t>(</w:t>
+      </w:r>
+      <w:proofErr w:type="gramEnd"/>
       <w:r>
         <w:rPr>
           <w:rFonts w:ascii="Consolas" w:hAnsi="Consolas" w:cs="Consolas"/>
@@ -4171,15 +5901,15 @@
           <w:color w:val="auto"/>
           <w:sz w:val="18"/>
         </w:rPr>
-        <w:t>return</w:t>
-      </w:r>
-      <w:r>
-        <w:rPr>
-          <w:rFonts w:ascii="Consolas" w:hAnsi="Consolas" w:cs="Consolas"/>
-          <w:color w:val="auto"/>
-          <w:sz w:val="18"/>
-        </w:rPr>
-        <w:t xml:space="preserve"> </w:t>
+        <w:t>int</w:t>
+      </w:r>
+      <w:r>
+        <w:rPr>
+          <w:rFonts w:ascii="Consolas" w:hAnsi="Consolas" w:cs="Consolas"/>
+          <w:color w:val="auto"/>
+          <w:sz w:val="18"/>
+        </w:rPr>
+        <w:t xml:space="preserve"> width, </w:t>
       </w:r>
       <w:r>
         <w:rPr>
@@ -4189,15 +5919,15 @@
           <w:color w:val="auto"/>
           <w:sz w:val="18"/>
         </w:rPr>
-        <w:t>false</w:t>
-      </w:r>
-      <w:r>
-        <w:rPr>
-          <w:rFonts w:ascii="Consolas" w:hAnsi="Consolas" w:cs="Consolas"/>
-          <w:color w:val="auto"/>
-          <w:sz w:val="18"/>
-        </w:rPr>
-        <w:t>;</w:t>
+        <w:t>int</w:t>
+      </w:r>
+      <w:r>
+        <w:rPr>
+          <w:rFonts w:ascii="Consolas" w:hAnsi="Consolas" w:cs="Consolas"/>
+          <w:color w:val="auto"/>
+          <w:sz w:val="18"/>
+        </w:rPr>
+        <w:t xml:space="preserve"> height)</w:t>
       </w:r>
     </w:p>
     <w:p>
@@ -4219,7 +5949,7 @@
           <w:color w:val="auto"/>
           <w:sz w:val="18"/>
         </w:rPr>
-        <w:t xml:space="preserve">    }</w:t>
+        <w:t>{</w:t>
       </w:r>
     </w:p>
     <w:p>
@@ -4235,6 +5965,88 @@
           <w:sz w:val="18"/>
         </w:rPr>
       </w:pPr>
+      <w:r>
+        <w:rPr>
+          <w:rFonts w:ascii="Consolas" w:hAnsi="Consolas" w:cs="Consolas"/>
+          <w:color w:val="auto"/>
+          <w:sz w:val="18"/>
+        </w:rPr>
+        <w:t xml:space="preserve">    </w:t>
+      </w:r>
+      <w:proofErr w:type="spellStart"/>
+      <w:r>
+        <w:rPr>
+          <w:rFonts w:ascii="Consolas" w:hAnsi="Consolas" w:cs="Consolas"/>
+          <w:color w:val="auto"/>
+          <w:sz w:val="18"/>
+        </w:rPr>
+        <w:t>glProgram</w:t>
+      </w:r>
+      <w:proofErr w:type="spellEnd"/>
+      <w:r>
+        <w:rPr>
+          <w:rFonts w:ascii="Consolas" w:hAnsi="Consolas" w:cs="Consolas"/>
+          <w:color w:val="auto"/>
+          <w:sz w:val="18"/>
+        </w:rPr>
+        <w:t xml:space="preserve"> = </w:t>
+      </w:r>
+      <w:proofErr w:type="spellStart"/>
+      <w:proofErr w:type="gramStart"/>
+      <w:r>
+        <w:rPr>
+          <w:rFonts w:ascii="Consolas" w:hAnsi="Consolas" w:cs="Consolas"/>
+          <w:color w:val="auto"/>
+          <w:sz w:val="18"/>
+        </w:rPr>
+        <w:t>createProgram</w:t>
+      </w:r>
+      <w:proofErr w:type="spellEnd"/>
+      <w:r>
+        <w:rPr>
+          <w:rFonts w:ascii="Consolas" w:hAnsi="Consolas" w:cs="Consolas"/>
+          <w:color w:val="auto"/>
+          <w:sz w:val="18"/>
+        </w:rPr>
+        <w:t>(</w:t>
+      </w:r>
+      <w:proofErr w:type="spellStart"/>
+      <w:proofErr w:type="gramEnd"/>
+      <w:r>
+        <w:rPr>
+          <w:rFonts w:ascii="Consolas" w:hAnsi="Consolas" w:cs="Consolas"/>
+          <w:color w:val="auto"/>
+          <w:sz w:val="18"/>
+        </w:rPr>
+        <w:t>glVertexShader</w:t>
+      </w:r>
+      <w:proofErr w:type="spellEnd"/>
+      <w:r>
+        <w:rPr>
+          <w:rFonts w:ascii="Consolas" w:hAnsi="Consolas" w:cs="Consolas"/>
+          <w:color w:val="auto"/>
+          <w:sz w:val="18"/>
+        </w:rPr>
+        <w:t xml:space="preserve">, </w:t>
+      </w:r>
+      <w:proofErr w:type="spellStart"/>
+      <w:r>
+        <w:rPr>
+          <w:rFonts w:ascii="Consolas" w:hAnsi="Consolas" w:cs="Consolas"/>
+          <w:color w:val="auto"/>
+          <w:sz w:val="18"/>
+        </w:rPr>
+        <w:t>glFragmentShader</w:t>
+      </w:r>
+      <w:proofErr w:type="spellEnd"/>
+      <w:r>
+        <w:rPr>
+          <w:rFonts w:ascii="Consolas" w:hAnsi="Consolas" w:cs="Consolas"/>
+          <w:color w:val="auto"/>
+          <w:sz w:val="18"/>
+        </w:rPr>
+        <w:t>);</w:t>
+      </w:r>
     </w:p>
     <w:p>
       <w:pPr>
@@ -4249,14 +6061,6 @@
           <w:sz w:val="18"/>
         </w:rPr>
       </w:pPr>
-      <w:r>
-        <w:rPr>
-          <w:rFonts w:ascii="Consolas" w:hAnsi="Consolas" w:cs="Consolas"/>
-          <w:color w:val="auto"/>
-          <w:sz w:val="18"/>
-        </w:rPr>
-        <w:t xml:space="preserve">    vertexLocation = glGetAttribLocation(glProgram, "vertexPosition");</w:t>
-      </w:r>
     </w:p>
     <w:p>
       <w:pPr>
@@ -4277,131 +6081,7 @@
           <w:color w:val="auto"/>
           <w:sz w:val="18"/>
         </w:rPr>
-        <w:t xml:space="preserve">    textureCordLocation = glGetAttribLocation(glProgram, "vertexTextureCord");</w:t>
-      </w:r>
-    </w:p>
-    <w:p>
-      <w:pPr>
-        <w:shd w:val="clear" w:color="auto" w:fill="D0CECE" w:themeFill="background2" w:themeFillShade="E6"/>
-        <w:autoSpaceDE w:val="0"/>
-        <w:autoSpaceDN w:val="0"/>
-        <w:adjustRightInd w:val="0"/>
-        <w:spacing w:after="0" w:line="240" w:lineRule="auto"/>
-        <w:rPr>
-          <w:rFonts w:ascii="Consolas" w:hAnsi="Consolas" w:cs="Consolas"/>
-          <w:color w:val="auto"/>
-          <w:sz w:val="18"/>
-        </w:rPr>
-      </w:pPr>
-      <w:r>
-        <w:rPr>
-          <w:rFonts w:ascii="Consolas" w:hAnsi="Consolas" w:cs="Consolas"/>
-          <w:color w:val="auto"/>
-          <w:sz w:val="18"/>
-        </w:rPr>
-        <w:t xml:space="preserve">    projectionLocation = glGetUniformLocation(glProgram, "projection");</w:t>
-      </w:r>
-    </w:p>
-    <w:p>
-      <w:pPr>
-        <w:shd w:val="clear" w:color="auto" w:fill="D0CECE" w:themeFill="background2" w:themeFillShade="E6"/>
-        <w:autoSpaceDE w:val="0"/>
-        <w:autoSpaceDN w:val="0"/>
-        <w:adjustRightInd w:val="0"/>
-        <w:spacing w:after="0" w:line="240" w:lineRule="auto"/>
-        <w:rPr>
-          <w:rFonts w:ascii="Consolas" w:hAnsi="Consolas" w:cs="Consolas"/>
-          <w:color w:val="auto"/>
-          <w:sz w:val="18"/>
-        </w:rPr>
-      </w:pPr>
-      <w:r>
-        <w:rPr>
-          <w:rFonts w:ascii="Consolas" w:hAnsi="Consolas" w:cs="Consolas"/>
-          <w:color w:val="auto"/>
-          <w:sz w:val="18"/>
-        </w:rPr>
-        <w:t xml:space="preserve">    modelViewLocation = glGetUniformLocation(glProgram, "modelView");</w:t>
-      </w:r>
-    </w:p>
-    <w:p>
-      <w:pPr>
-        <w:shd w:val="clear" w:color="auto" w:fill="D0CECE" w:themeFill="background2" w:themeFillShade="E6"/>
-        <w:autoSpaceDE w:val="0"/>
-        <w:autoSpaceDN w:val="0"/>
-        <w:adjustRightInd w:val="0"/>
-        <w:spacing w:after="0" w:line="240" w:lineRule="auto"/>
-        <w:rPr>
-          <w:rFonts w:ascii="Consolas" w:hAnsi="Consolas" w:cs="Consolas"/>
-          <w:color w:val="auto"/>
-          <w:sz w:val="18"/>
-        </w:rPr>
-      </w:pPr>
-      <w:r>
-        <w:rPr>
-          <w:rFonts w:ascii="Consolas" w:hAnsi="Consolas" w:cs="Consolas"/>
-          <w:color w:val="auto"/>
-          <w:sz w:val="18"/>
-        </w:rPr>
-        <w:t xml:space="preserve">    samplerLocation = glGetUniformLocation(glProgram, "texture");</w:t>
-      </w:r>
-    </w:p>
-    <w:p>
-      <w:pPr>
-        <w:shd w:val="clear" w:color="auto" w:fill="D0CECE" w:themeFill="background2" w:themeFillShade="E6"/>
-        <w:autoSpaceDE w:val="0"/>
-        <w:autoSpaceDN w:val="0"/>
-        <w:adjustRightInd w:val="0"/>
-        <w:spacing w:after="0" w:line="240" w:lineRule="auto"/>
-        <w:rPr>
-          <w:rFonts w:ascii="Consolas" w:hAnsi="Consolas" w:cs="Consolas"/>
-          <w:color w:val="auto"/>
-          <w:sz w:val="18"/>
-        </w:rPr>
-      </w:pPr>
-    </w:p>
-    <w:p>
-      <w:pPr>
-        <w:shd w:val="clear" w:color="auto" w:fill="D0CECE" w:themeFill="background2" w:themeFillShade="E6"/>
-        <w:autoSpaceDE w:val="0"/>
-        <w:autoSpaceDN w:val="0"/>
-        <w:adjustRightInd w:val="0"/>
-        <w:spacing w:after="0" w:line="240" w:lineRule="auto"/>
-        <w:rPr>
-          <w:rFonts w:ascii="Consolas" w:hAnsi="Consolas" w:cs="Consolas"/>
-          <w:color w:val="auto"/>
-          <w:sz w:val="18"/>
-        </w:rPr>
-      </w:pPr>
-      <w:r>
-        <w:rPr>
-          <w:rFonts w:ascii="Consolas" w:hAnsi="Consolas" w:cs="Consolas"/>
-          <w:color w:val="auto"/>
-          <w:sz w:val="18"/>
-        </w:rPr>
-        <w:t xml:space="preserve">    /* Setup the perspective. */</w:t>
-      </w:r>
-    </w:p>
-    <w:p>
-      <w:pPr>
-        <w:shd w:val="clear" w:color="auto" w:fill="D0CECE" w:themeFill="background2" w:themeFillShade="E6"/>
-        <w:autoSpaceDE w:val="0"/>
-        <w:autoSpaceDN w:val="0"/>
-        <w:adjustRightInd w:val="0"/>
-        <w:spacing w:after="0" w:line="240" w:lineRule="auto"/>
-        <w:rPr>
-          <w:rFonts w:ascii="Consolas" w:hAnsi="Consolas" w:cs="Consolas"/>
-          <w:color w:val="auto"/>
-          <w:sz w:val="18"/>
-        </w:rPr>
-      </w:pPr>
-      <w:r>
-        <w:rPr>
-          <w:rFonts w:ascii="Consolas" w:hAnsi="Consolas" w:cs="Consolas"/>
-          <w:color w:val="auto"/>
-          <w:sz w:val="18"/>
-        </w:rPr>
-        <w:t xml:space="preserve">    matrixPerspective(projectionMatrix, 45, (</w:t>
+        <w:t xml:space="preserve">    </w:t>
       </w:r>
       <w:r>
         <w:rPr>
@@ -4411,15 +6091,109 @@
           <w:color w:val="auto"/>
           <w:sz w:val="18"/>
         </w:rPr>
-        <w:t>float</w:t>
-      </w:r>
-      <w:r>
-        <w:rPr>
-          <w:rFonts w:ascii="Consolas" w:hAnsi="Consolas" w:cs="Consolas"/>
-          <w:color w:val="auto"/>
-          <w:sz w:val="18"/>
-        </w:rPr>
-        <w:t>)width / (</w:t>
+        <w:t>if</w:t>
+      </w:r>
+      <w:r>
+        <w:rPr>
+          <w:rFonts w:ascii="Consolas" w:hAnsi="Consolas" w:cs="Consolas"/>
+          <w:color w:val="auto"/>
+          <w:sz w:val="18"/>
+        </w:rPr>
+        <w:t xml:space="preserve"> </w:t>
+      </w:r>
+      <w:proofErr w:type="gramStart"/>
+      <w:r>
+        <w:rPr>
+          <w:rFonts w:ascii="Consolas" w:hAnsi="Consolas" w:cs="Consolas"/>
+          <w:color w:val="auto"/>
+          <w:sz w:val="18"/>
+        </w:rPr>
+        <w:t>(!</w:t>
+      </w:r>
+      <w:proofErr w:type="spellStart"/>
+      <w:r>
+        <w:rPr>
+          <w:rFonts w:ascii="Consolas" w:hAnsi="Consolas" w:cs="Consolas"/>
+          <w:color w:val="auto"/>
+          <w:sz w:val="18"/>
+        </w:rPr>
+        <w:t>glProgram</w:t>
+      </w:r>
+      <w:proofErr w:type="spellEnd"/>
+      <w:proofErr w:type="gramEnd"/>
+      <w:r>
+        <w:rPr>
+          <w:rFonts w:ascii="Consolas" w:hAnsi="Consolas" w:cs="Consolas"/>
+          <w:color w:val="auto"/>
+          <w:sz w:val="18"/>
+        </w:rPr>
+        <w:t>)</w:t>
+      </w:r>
+    </w:p>
+    <w:p>
+      <w:pPr>
+        <w:shd w:val="clear" w:color="auto" w:fill="D0CECE" w:themeFill="background2" w:themeFillShade="E6"/>
+        <w:autoSpaceDE w:val="0"/>
+        <w:autoSpaceDN w:val="0"/>
+        <w:adjustRightInd w:val="0"/>
+        <w:spacing w:after="0" w:line="240" w:lineRule="auto"/>
+        <w:rPr>
+          <w:rFonts w:ascii="Consolas" w:hAnsi="Consolas" w:cs="Consolas"/>
+          <w:color w:val="auto"/>
+          <w:sz w:val="18"/>
+        </w:rPr>
+      </w:pPr>
+      <w:r>
+        <w:rPr>
+          <w:rFonts w:ascii="Consolas" w:hAnsi="Consolas" w:cs="Consolas"/>
+          <w:color w:val="auto"/>
+          <w:sz w:val="18"/>
+        </w:rPr>
+        <w:t xml:space="preserve">    {</w:t>
+      </w:r>
+    </w:p>
+    <w:p>
+      <w:pPr>
+        <w:shd w:val="clear" w:color="auto" w:fill="D0CECE" w:themeFill="background2" w:themeFillShade="E6"/>
+        <w:autoSpaceDE w:val="0"/>
+        <w:autoSpaceDN w:val="0"/>
+        <w:adjustRightInd w:val="0"/>
+        <w:spacing w:after="0" w:line="240" w:lineRule="auto"/>
+        <w:rPr>
+          <w:rFonts w:ascii="Consolas" w:hAnsi="Consolas" w:cs="Consolas"/>
+          <w:color w:val="auto"/>
+          <w:sz w:val="18"/>
+        </w:rPr>
+      </w:pPr>
+      <w:r>
+        <w:rPr>
+          <w:rFonts w:ascii="Consolas" w:hAnsi="Consolas" w:cs="Consolas"/>
+          <w:color w:val="auto"/>
+          <w:sz w:val="18"/>
+        </w:rPr>
+        <w:t xml:space="preserve">        LOGE ("Could not create program");</w:t>
+      </w:r>
+    </w:p>
+    <w:p>
+      <w:pPr>
+        <w:shd w:val="clear" w:color="auto" w:fill="D0CECE" w:themeFill="background2" w:themeFillShade="E6"/>
+        <w:autoSpaceDE w:val="0"/>
+        <w:autoSpaceDN w:val="0"/>
+        <w:adjustRightInd w:val="0"/>
+        <w:spacing w:after="0" w:line="240" w:lineRule="auto"/>
+        <w:rPr>
+          <w:rFonts w:ascii="Consolas" w:hAnsi="Consolas" w:cs="Consolas"/>
+          <w:color w:val="auto"/>
+          <w:sz w:val="18"/>
+        </w:rPr>
+      </w:pPr>
+      <w:r>
+        <w:rPr>
+          <w:rFonts w:ascii="Consolas" w:hAnsi="Consolas" w:cs="Consolas"/>
+          <w:color w:val="auto"/>
+          <w:sz w:val="18"/>
+        </w:rPr>
+        <w:t xml:space="preserve">        </w:t>
       </w:r>
       <w:r>
         <w:rPr>
@@ -4429,37 +6203,15 @@
           <w:color w:val="auto"/>
           <w:sz w:val="18"/>
         </w:rPr>
-        <w:t>float</w:t>
-      </w:r>
-      <w:r>
-        <w:rPr>
-          <w:rFonts w:ascii="Consolas" w:hAnsi="Consolas" w:cs="Consolas"/>
-          <w:color w:val="auto"/>
-          <w:sz w:val="18"/>
-        </w:rPr>
-        <w:t>)height, 0.1f, 100);</w:t>
-      </w:r>
-    </w:p>
-    <w:p>
-      <w:pPr>
-        <w:shd w:val="clear" w:color="auto" w:fill="D0CECE" w:themeFill="background2" w:themeFillShade="E6"/>
-        <w:autoSpaceDE w:val="0"/>
-        <w:autoSpaceDN w:val="0"/>
-        <w:adjustRightInd w:val="0"/>
-        <w:spacing w:after="0" w:line="240" w:lineRule="auto"/>
-        <w:rPr>
-          <w:rFonts w:ascii="Consolas" w:hAnsi="Consolas" w:cs="Consolas"/>
-          <w:color w:val="auto"/>
-          <w:sz w:val="18"/>
-        </w:rPr>
-      </w:pPr>
-      <w:r>
-        <w:rPr>
-          <w:rFonts w:ascii="Consolas" w:hAnsi="Consolas" w:cs="Consolas"/>
-          <w:color w:val="auto"/>
-          <w:sz w:val="18"/>
-        </w:rPr>
-        <w:t xml:space="preserve">    </w:t>
+        <w:t>return</w:t>
+      </w:r>
+      <w:r>
+        <w:rPr>
+          <w:rFonts w:ascii="Consolas" w:hAnsi="Consolas" w:cs="Consolas"/>
+          <w:color w:val="auto"/>
+          <w:sz w:val="18"/>
+        </w:rPr>
+        <w:t xml:space="preserve"> </w:t>
       </w:r>
       <w:r>
         <w:rPr>
@@ -4469,15 +6221,15 @@
           <w:color w:val="auto"/>
           <w:sz w:val="18"/>
         </w:rPr>
-        <w:t>glEnable</w:t>
-      </w:r>
-      <w:r>
-        <w:rPr>
-          <w:rFonts w:ascii="Consolas" w:hAnsi="Consolas" w:cs="Consolas"/>
-          <w:color w:val="auto"/>
-          <w:sz w:val="18"/>
-        </w:rPr>
-        <w:t>(GL_DEPTH_TEST);</w:t>
+        <w:t>false</w:t>
+      </w:r>
+      <w:r>
+        <w:rPr>
+          <w:rFonts w:ascii="Consolas" w:hAnsi="Consolas" w:cs="Consolas"/>
+          <w:color w:val="auto"/>
+          <w:sz w:val="18"/>
+        </w:rPr>
+        <w:t>;</w:t>
       </w:r>
     </w:p>
     <w:p>
@@ -4493,6 +6245,14 @@
           <w:sz w:val="18"/>
         </w:rPr>
       </w:pPr>
+      <w:r>
+        <w:rPr>
+          <w:rFonts w:ascii="Consolas" w:hAnsi="Consolas" w:cs="Consolas"/>
+          <w:color w:val="auto"/>
+          <w:sz w:val="18"/>
+        </w:rPr>
+        <w:t xml:space="preserve">    }</w:t>
+      </w:r>
     </w:p>
     <w:p>
       <w:pPr>
@@ -4507,6 +6267,20 @@
           <w:sz w:val="18"/>
         </w:rPr>
       </w:pPr>
+    </w:p>
+    <w:p>
+      <w:pPr>
+        <w:shd w:val="clear" w:color="auto" w:fill="D0CECE" w:themeFill="background2" w:themeFillShade="E6"/>
+        <w:autoSpaceDE w:val="0"/>
+        <w:autoSpaceDN w:val="0"/>
+        <w:adjustRightInd w:val="0"/>
+        <w:spacing w:after="0" w:line="240" w:lineRule="auto"/>
+        <w:rPr>
+          <w:rFonts w:ascii="Consolas" w:hAnsi="Consolas" w:cs="Consolas"/>
+          <w:color w:val="auto"/>
+          <w:sz w:val="18"/>
+        </w:rPr>
+      </w:pPr>
       <w:r>
         <w:rPr>
           <w:rFonts w:ascii="Consolas" w:hAnsi="Consolas" w:cs="Consolas"/>
@@ -4514,6 +6288,524 @@
           <w:sz w:val="18"/>
         </w:rPr>
         <w:t xml:space="preserve">    </w:t>
+      </w:r>
+      <w:proofErr w:type="spellStart"/>
+      <w:r>
+        <w:rPr>
+          <w:rFonts w:ascii="Consolas" w:hAnsi="Consolas" w:cs="Consolas"/>
+          <w:color w:val="auto"/>
+          <w:sz w:val="18"/>
+        </w:rPr>
+        <w:t>vertexLocation</w:t>
+      </w:r>
+      <w:proofErr w:type="spellEnd"/>
+      <w:r>
+        <w:rPr>
+          <w:rFonts w:ascii="Consolas" w:hAnsi="Consolas" w:cs="Consolas"/>
+          <w:color w:val="auto"/>
+          <w:sz w:val="18"/>
+        </w:rPr>
+        <w:t xml:space="preserve"> = </w:t>
+      </w:r>
+      <w:proofErr w:type="spellStart"/>
+      <w:proofErr w:type="gramStart"/>
+      <w:r>
+        <w:rPr>
+          <w:rFonts w:ascii="Consolas" w:hAnsi="Consolas" w:cs="Consolas"/>
+          <w:color w:val="auto"/>
+          <w:sz w:val="18"/>
+        </w:rPr>
+        <w:t>glGetAttribLocation</w:t>
+      </w:r>
+      <w:proofErr w:type="spellEnd"/>
+      <w:r>
+        <w:rPr>
+          <w:rFonts w:ascii="Consolas" w:hAnsi="Consolas" w:cs="Consolas"/>
+          <w:color w:val="auto"/>
+          <w:sz w:val="18"/>
+        </w:rPr>
+        <w:t>(</w:t>
+      </w:r>
+      <w:proofErr w:type="spellStart"/>
+      <w:proofErr w:type="gramEnd"/>
+      <w:r>
+        <w:rPr>
+          <w:rFonts w:ascii="Consolas" w:hAnsi="Consolas" w:cs="Consolas"/>
+          <w:color w:val="auto"/>
+          <w:sz w:val="18"/>
+        </w:rPr>
+        <w:t>glProgram</w:t>
+      </w:r>
+      <w:proofErr w:type="spellEnd"/>
+      <w:r>
+        <w:rPr>
+          <w:rFonts w:ascii="Consolas" w:hAnsi="Consolas" w:cs="Consolas"/>
+          <w:color w:val="auto"/>
+          <w:sz w:val="18"/>
+        </w:rPr>
+        <w:t>, "</w:t>
+      </w:r>
+      <w:proofErr w:type="spellStart"/>
+      <w:r>
+        <w:rPr>
+          <w:rFonts w:ascii="Consolas" w:hAnsi="Consolas" w:cs="Consolas"/>
+          <w:color w:val="auto"/>
+          <w:sz w:val="18"/>
+        </w:rPr>
+        <w:t>vertexPosition</w:t>
+      </w:r>
+      <w:proofErr w:type="spellEnd"/>
+      <w:r>
+        <w:rPr>
+          <w:rFonts w:ascii="Consolas" w:hAnsi="Consolas" w:cs="Consolas"/>
+          <w:color w:val="auto"/>
+          <w:sz w:val="18"/>
+        </w:rPr>
+        <w:t>");</w:t>
+      </w:r>
+    </w:p>
+    <w:p>
+      <w:pPr>
+        <w:shd w:val="clear" w:color="auto" w:fill="D0CECE" w:themeFill="background2" w:themeFillShade="E6"/>
+        <w:autoSpaceDE w:val="0"/>
+        <w:autoSpaceDN w:val="0"/>
+        <w:adjustRightInd w:val="0"/>
+        <w:spacing w:after="0" w:line="240" w:lineRule="auto"/>
+        <w:rPr>
+          <w:rFonts w:ascii="Consolas" w:hAnsi="Consolas" w:cs="Consolas"/>
+          <w:color w:val="auto"/>
+          <w:sz w:val="18"/>
+        </w:rPr>
+      </w:pPr>
+      <w:r>
+        <w:rPr>
+          <w:rFonts w:ascii="Consolas" w:hAnsi="Consolas" w:cs="Consolas"/>
+          <w:color w:val="auto"/>
+          <w:sz w:val="18"/>
+        </w:rPr>
+        <w:t xml:space="preserve">    </w:t>
+      </w:r>
+      <w:proofErr w:type="spellStart"/>
+      <w:r>
+        <w:rPr>
+          <w:rFonts w:ascii="Consolas" w:hAnsi="Consolas" w:cs="Consolas"/>
+          <w:color w:val="auto"/>
+          <w:sz w:val="18"/>
+        </w:rPr>
+        <w:t>textureCordLocation</w:t>
+      </w:r>
+      <w:proofErr w:type="spellEnd"/>
+      <w:r>
+        <w:rPr>
+          <w:rFonts w:ascii="Consolas" w:hAnsi="Consolas" w:cs="Consolas"/>
+          <w:color w:val="auto"/>
+          <w:sz w:val="18"/>
+        </w:rPr>
+        <w:t xml:space="preserve"> = </w:t>
+      </w:r>
+      <w:proofErr w:type="spellStart"/>
+      <w:proofErr w:type="gramStart"/>
+      <w:r>
+        <w:rPr>
+          <w:rFonts w:ascii="Consolas" w:hAnsi="Consolas" w:cs="Consolas"/>
+          <w:color w:val="auto"/>
+          <w:sz w:val="18"/>
+        </w:rPr>
+        <w:t>glGetAttribLocation</w:t>
+      </w:r>
+      <w:proofErr w:type="spellEnd"/>
+      <w:r>
+        <w:rPr>
+          <w:rFonts w:ascii="Consolas" w:hAnsi="Consolas" w:cs="Consolas"/>
+          <w:color w:val="auto"/>
+          <w:sz w:val="18"/>
+        </w:rPr>
+        <w:t>(</w:t>
+      </w:r>
+      <w:proofErr w:type="spellStart"/>
+      <w:proofErr w:type="gramEnd"/>
+      <w:r>
+        <w:rPr>
+          <w:rFonts w:ascii="Consolas" w:hAnsi="Consolas" w:cs="Consolas"/>
+          <w:color w:val="auto"/>
+          <w:sz w:val="18"/>
+        </w:rPr>
+        <w:t>glProgram</w:t>
+      </w:r>
+      <w:proofErr w:type="spellEnd"/>
+      <w:r>
+        <w:rPr>
+          <w:rFonts w:ascii="Consolas" w:hAnsi="Consolas" w:cs="Consolas"/>
+          <w:color w:val="auto"/>
+          <w:sz w:val="18"/>
+        </w:rPr>
+        <w:t>, "</w:t>
+      </w:r>
+      <w:proofErr w:type="spellStart"/>
+      <w:r>
+        <w:rPr>
+          <w:rFonts w:ascii="Consolas" w:hAnsi="Consolas" w:cs="Consolas"/>
+          <w:color w:val="auto"/>
+          <w:sz w:val="18"/>
+        </w:rPr>
+        <w:t>vertexTextureCord</w:t>
+      </w:r>
+      <w:proofErr w:type="spellEnd"/>
+      <w:r>
+        <w:rPr>
+          <w:rFonts w:ascii="Consolas" w:hAnsi="Consolas" w:cs="Consolas"/>
+          <w:color w:val="auto"/>
+          <w:sz w:val="18"/>
+        </w:rPr>
+        <w:t>");</w:t>
+      </w:r>
+    </w:p>
+    <w:p>
+      <w:pPr>
+        <w:shd w:val="clear" w:color="auto" w:fill="D0CECE" w:themeFill="background2" w:themeFillShade="E6"/>
+        <w:autoSpaceDE w:val="0"/>
+        <w:autoSpaceDN w:val="0"/>
+        <w:adjustRightInd w:val="0"/>
+        <w:spacing w:after="0" w:line="240" w:lineRule="auto"/>
+        <w:rPr>
+          <w:rFonts w:ascii="Consolas" w:hAnsi="Consolas" w:cs="Consolas"/>
+          <w:color w:val="auto"/>
+          <w:sz w:val="18"/>
+        </w:rPr>
+      </w:pPr>
+      <w:r>
+        <w:rPr>
+          <w:rFonts w:ascii="Consolas" w:hAnsi="Consolas" w:cs="Consolas"/>
+          <w:color w:val="auto"/>
+          <w:sz w:val="18"/>
+        </w:rPr>
+        <w:t xml:space="preserve">    </w:t>
+      </w:r>
+      <w:proofErr w:type="spellStart"/>
+      <w:r>
+        <w:rPr>
+          <w:rFonts w:ascii="Consolas" w:hAnsi="Consolas" w:cs="Consolas"/>
+          <w:color w:val="auto"/>
+          <w:sz w:val="18"/>
+        </w:rPr>
+        <w:t>projectionLocation</w:t>
+      </w:r>
+      <w:proofErr w:type="spellEnd"/>
+      <w:r>
+        <w:rPr>
+          <w:rFonts w:ascii="Consolas" w:hAnsi="Consolas" w:cs="Consolas"/>
+          <w:color w:val="auto"/>
+          <w:sz w:val="18"/>
+        </w:rPr>
+        <w:t xml:space="preserve"> = </w:t>
+      </w:r>
+      <w:proofErr w:type="spellStart"/>
+      <w:proofErr w:type="gramStart"/>
+      <w:r>
+        <w:rPr>
+          <w:rFonts w:ascii="Consolas" w:hAnsi="Consolas" w:cs="Consolas"/>
+          <w:color w:val="auto"/>
+          <w:sz w:val="18"/>
+        </w:rPr>
+        <w:t>glGetUniformLocation</w:t>
+      </w:r>
+      <w:proofErr w:type="spellEnd"/>
+      <w:r>
+        <w:rPr>
+          <w:rFonts w:ascii="Consolas" w:hAnsi="Consolas" w:cs="Consolas"/>
+          <w:color w:val="auto"/>
+          <w:sz w:val="18"/>
+        </w:rPr>
+        <w:t>(</w:t>
+      </w:r>
+      <w:proofErr w:type="spellStart"/>
+      <w:proofErr w:type="gramEnd"/>
+      <w:r>
+        <w:rPr>
+          <w:rFonts w:ascii="Consolas" w:hAnsi="Consolas" w:cs="Consolas"/>
+          <w:color w:val="auto"/>
+          <w:sz w:val="18"/>
+        </w:rPr>
+        <w:t>glProgram</w:t>
+      </w:r>
+      <w:proofErr w:type="spellEnd"/>
+      <w:r>
+        <w:rPr>
+          <w:rFonts w:ascii="Consolas" w:hAnsi="Consolas" w:cs="Consolas"/>
+          <w:color w:val="auto"/>
+          <w:sz w:val="18"/>
+        </w:rPr>
+        <w:t>, "projection");</w:t>
+      </w:r>
+    </w:p>
+    <w:p>
+      <w:pPr>
+        <w:shd w:val="clear" w:color="auto" w:fill="D0CECE" w:themeFill="background2" w:themeFillShade="E6"/>
+        <w:autoSpaceDE w:val="0"/>
+        <w:autoSpaceDN w:val="0"/>
+        <w:adjustRightInd w:val="0"/>
+        <w:spacing w:after="0" w:line="240" w:lineRule="auto"/>
+        <w:rPr>
+          <w:rFonts w:ascii="Consolas" w:hAnsi="Consolas" w:cs="Consolas"/>
+          <w:color w:val="auto"/>
+          <w:sz w:val="18"/>
+        </w:rPr>
+      </w:pPr>
+      <w:r>
+        <w:rPr>
+          <w:rFonts w:ascii="Consolas" w:hAnsi="Consolas" w:cs="Consolas"/>
+          <w:color w:val="auto"/>
+          <w:sz w:val="18"/>
+        </w:rPr>
+        <w:t xml:space="preserve">    </w:t>
+      </w:r>
+      <w:proofErr w:type="spellStart"/>
+      <w:r>
+        <w:rPr>
+          <w:rFonts w:ascii="Consolas" w:hAnsi="Consolas" w:cs="Consolas"/>
+          <w:color w:val="auto"/>
+          <w:sz w:val="18"/>
+        </w:rPr>
+        <w:t>modelViewLocation</w:t>
+      </w:r>
+      <w:proofErr w:type="spellEnd"/>
+      <w:r>
+        <w:rPr>
+          <w:rFonts w:ascii="Consolas" w:hAnsi="Consolas" w:cs="Consolas"/>
+          <w:color w:val="auto"/>
+          <w:sz w:val="18"/>
+        </w:rPr>
+        <w:t xml:space="preserve"> = </w:t>
+      </w:r>
+      <w:proofErr w:type="spellStart"/>
+      <w:proofErr w:type="gramStart"/>
+      <w:r>
+        <w:rPr>
+          <w:rFonts w:ascii="Consolas" w:hAnsi="Consolas" w:cs="Consolas"/>
+          <w:color w:val="auto"/>
+          <w:sz w:val="18"/>
+        </w:rPr>
+        <w:t>glGetUniformLocation</w:t>
+      </w:r>
+      <w:proofErr w:type="spellEnd"/>
+      <w:r>
+        <w:rPr>
+          <w:rFonts w:ascii="Consolas" w:hAnsi="Consolas" w:cs="Consolas"/>
+          <w:color w:val="auto"/>
+          <w:sz w:val="18"/>
+        </w:rPr>
+        <w:t>(</w:t>
+      </w:r>
+      <w:proofErr w:type="spellStart"/>
+      <w:proofErr w:type="gramEnd"/>
+      <w:r>
+        <w:rPr>
+          <w:rFonts w:ascii="Consolas" w:hAnsi="Consolas" w:cs="Consolas"/>
+          <w:color w:val="auto"/>
+          <w:sz w:val="18"/>
+        </w:rPr>
+        <w:t>glProgram</w:t>
+      </w:r>
+      <w:proofErr w:type="spellEnd"/>
+      <w:r>
+        <w:rPr>
+          <w:rFonts w:ascii="Consolas" w:hAnsi="Consolas" w:cs="Consolas"/>
+          <w:color w:val="auto"/>
+          <w:sz w:val="18"/>
+        </w:rPr>
+        <w:t>, "</w:t>
+      </w:r>
+      <w:proofErr w:type="spellStart"/>
+      <w:r>
+        <w:rPr>
+          <w:rFonts w:ascii="Consolas" w:hAnsi="Consolas" w:cs="Consolas"/>
+          <w:color w:val="auto"/>
+          <w:sz w:val="18"/>
+        </w:rPr>
+        <w:t>modelView</w:t>
+      </w:r>
+      <w:proofErr w:type="spellEnd"/>
+      <w:r>
+        <w:rPr>
+          <w:rFonts w:ascii="Consolas" w:hAnsi="Consolas" w:cs="Consolas"/>
+          <w:color w:val="auto"/>
+          <w:sz w:val="18"/>
+        </w:rPr>
+        <w:t>");</w:t>
+      </w:r>
+    </w:p>
+    <w:p>
+      <w:pPr>
+        <w:shd w:val="clear" w:color="auto" w:fill="D0CECE" w:themeFill="background2" w:themeFillShade="E6"/>
+        <w:autoSpaceDE w:val="0"/>
+        <w:autoSpaceDN w:val="0"/>
+        <w:adjustRightInd w:val="0"/>
+        <w:spacing w:after="0" w:line="240" w:lineRule="auto"/>
+        <w:rPr>
+          <w:rFonts w:ascii="Consolas" w:hAnsi="Consolas" w:cs="Consolas"/>
+          <w:color w:val="auto"/>
+          <w:sz w:val="18"/>
+        </w:rPr>
+      </w:pPr>
+      <w:r>
+        <w:rPr>
+          <w:rFonts w:ascii="Consolas" w:hAnsi="Consolas" w:cs="Consolas"/>
+          <w:color w:val="auto"/>
+          <w:sz w:val="18"/>
+        </w:rPr>
+        <w:t xml:space="preserve">    </w:t>
+      </w:r>
+      <w:proofErr w:type="spellStart"/>
+      <w:r>
+        <w:rPr>
+          <w:rFonts w:ascii="Consolas" w:hAnsi="Consolas" w:cs="Consolas"/>
+          <w:color w:val="auto"/>
+          <w:sz w:val="18"/>
+        </w:rPr>
+        <w:t>samplerLocation</w:t>
+      </w:r>
+      <w:proofErr w:type="spellEnd"/>
+      <w:r>
+        <w:rPr>
+          <w:rFonts w:ascii="Consolas" w:hAnsi="Consolas" w:cs="Consolas"/>
+          <w:color w:val="auto"/>
+          <w:sz w:val="18"/>
+        </w:rPr>
+        <w:t xml:space="preserve"> = </w:t>
+      </w:r>
+      <w:proofErr w:type="spellStart"/>
+      <w:proofErr w:type="gramStart"/>
+      <w:r>
+        <w:rPr>
+          <w:rFonts w:ascii="Consolas" w:hAnsi="Consolas" w:cs="Consolas"/>
+          <w:color w:val="auto"/>
+          <w:sz w:val="18"/>
+        </w:rPr>
+        <w:t>glGetUniformLocation</w:t>
+      </w:r>
+      <w:proofErr w:type="spellEnd"/>
+      <w:r>
+        <w:rPr>
+          <w:rFonts w:ascii="Consolas" w:hAnsi="Consolas" w:cs="Consolas"/>
+          <w:color w:val="auto"/>
+          <w:sz w:val="18"/>
+        </w:rPr>
+        <w:t>(</w:t>
+      </w:r>
+      <w:proofErr w:type="spellStart"/>
+      <w:proofErr w:type="gramEnd"/>
+      <w:r>
+        <w:rPr>
+          <w:rFonts w:ascii="Consolas" w:hAnsi="Consolas" w:cs="Consolas"/>
+          <w:color w:val="auto"/>
+          <w:sz w:val="18"/>
+        </w:rPr>
+        <w:t>glProgram</w:t>
+      </w:r>
+      <w:proofErr w:type="spellEnd"/>
+      <w:r>
+        <w:rPr>
+          <w:rFonts w:ascii="Consolas" w:hAnsi="Consolas" w:cs="Consolas"/>
+          <w:color w:val="auto"/>
+          <w:sz w:val="18"/>
+        </w:rPr>
+        <w:t>, "texture");</w:t>
+      </w:r>
+    </w:p>
+    <w:p>
+      <w:pPr>
+        <w:shd w:val="clear" w:color="auto" w:fill="D0CECE" w:themeFill="background2" w:themeFillShade="E6"/>
+        <w:autoSpaceDE w:val="0"/>
+        <w:autoSpaceDN w:val="0"/>
+        <w:adjustRightInd w:val="0"/>
+        <w:spacing w:after="0" w:line="240" w:lineRule="auto"/>
+        <w:rPr>
+          <w:rFonts w:ascii="Consolas" w:hAnsi="Consolas" w:cs="Consolas"/>
+          <w:color w:val="auto"/>
+          <w:sz w:val="18"/>
+        </w:rPr>
+      </w:pPr>
+    </w:p>
+    <w:p>
+      <w:pPr>
+        <w:shd w:val="clear" w:color="auto" w:fill="D0CECE" w:themeFill="background2" w:themeFillShade="E6"/>
+        <w:autoSpaceDE w:val="0"/>
+        <w:autoSpaceDN w:val="0"/>
+        <w:adjustRightInd w:val="0"/>
+        <w:spacing w:after="0" w:line="240" w:lineRule="auto"/>
+        <w:rPr>
+          <w:rFonts w:ascii="Consolas" w:hAnsi="Consolas" w:cs="Consolas"/>
+          <w:color w:val="auto"/>
+          <w:sz w:val="18"/>
+        </w:rPr>
+      </w:pPr>
+      <w:r>
+        <w:rPr>
+          <w:rFonts w:ascii="Consolas" w:hAnsi="Consolas" w:cs="Consolas"/>
+          <w:color w:val="auto"/>
+          <w:sz w:val="18"/>
+        </w:rPr>
+        <w:t xml:space="preserve">    /* Setup the perspective. */</w:t>
+      </w:r>
+    </w:p>
+    <w:p>
+      <w:pPr>
+        <w:shd w:val="clear" w:color="auto" w:fill="D0CECE" w:themeFill="background2" w:themeFillShade="E6"/>
+        <w:autoSpaceDE w:val="0"/>
+        <w:autoSpaceDN w:val="0"/>
+        <w:adjustRightInd w:val="0"/>
+        <w:spacing w:after="0" w:line="240" w:lineRule="auto"/>
+        <w:rPr>
+          <w:rFonts w:ascii="Consolas" w:hAnsi="Consolas" w:cs="Consolas"/>
+          <w:color w:val="auto"/>
+          <w:sz w:val="18"/>
+        </w:rPr>
+      </w:pPr>
+      <w:r>
+        <w:rPr>
+          <w:rFonts w:ascii="Consolas" w:hAnsi="Consolas" w:cs="Consolas"/>
+          <w:color w:val="auto"/>
+          <w:sz w:val="18"/>
+        </w:rPr>
+        <w:t xml:space="preserve">    </w:t>
+      </w:r>
+      <w:proofErr w:type="spellStart"/>
+      <w:proofErr w:type="gramStart"/>
+      <w:r>
+        <w:rPr>
+          <w:rFonts w:ascii="Consolas" w:hAnsi="Consolas" w:cs="Consolas"/>
+          <w:color w:val="auto"/>
+          <w:sz w:val="18"/>
+        </w:rPr>
+        <w:t>matrixPerspective</w:t>
+      </w:r>
+      <w:proofErr w:type="spellEnd"/>
+      <w:r>
+        <w:rPr>
+          <w:rFonts w:ascii="Consolas" w:hAnsi="Consolas" w:cs="Consolas"/>
+          <w:color w:val="auto"/>
+          <w:sz w:val="18"/>
+        </w:rPr>
+        <w:t>(</w:t>
+      </w:r>
+      <w:proofErr w:type="spellStart"/>
+      <w:proofErr w:type="gramEnd"/>
+      <w:r>
+        <w:rPr>
+          <w:rFonts w:ascii="Consolas" w:hAnsi="Consolas" w:cs="Consolas"/>
+          <w:color w:val="auto"/>
+          <w:sz w:val="18"/>
+        </w:rPr>
+        <w:t>projectionMatrix</w:t>
+      </w:r>
+      <w:proofErr w:type="spellEnd"/>
+      <w:r>
+        <w:rPr>
+          <w:rFonts w:ascii="Consolas" w:hAnsi="Consolas" w:cs="Consolas"/>
+          <w:color w:val="auto"/>
+          <w:sz w:val="18"/>
+        </w:rPr>
+        <w:t>, 45, (</w:t>
       </w:r>
       <w:r>
         <w:rPr>
@@ -4523,95 +6815,15 @@
           <w:color w:val="auto"/>
           <w:sz w:val="18"/>
         </w:rPr>
-        <w:t>glViewport</w:t>
-      </w:r>
-      <w:r>
-        <w:rPr>
-          <w:rFonts w:ascii="Consolas" w:hAnsi="Consolas" w:cs="Consolas"/>
-          <w:color w:val="auto"/>
-          <w:sz w:val="18"/>
-        </w:rPr>
-        <w:t>(0, 0, width, height);</w:t>
-      </w:r>
-    </w:p>
-    <w:p>
-      <w:pPr>
-        <w:shd w:val="clear" w:color="auto" w:fill="D0CECE" w:themeFill="background2" w:themeFillShade="E6"/>
-        <w:autoSpaceDE w:val="0"/>
-        <w:autoSpaceDN w:val="0"/>
-        <w:adjustRightInd w:val="0"/>
-        <w:spacing w:after="0" w:line="240" w:lineRule="auto"/>
-        <w:rPr>
-          <w:rFonts w:ascii="Consolas" w:hAnsi="Consolas" w:cs="Consolas"/>
-          <w:color w:val="auto"/>
-          <w:sz w:val="18"/>
-        </w:rPr>
-      </w:pPr>
-    </w:p>
-    <w:p>
-      <w:pPr>
-        <w:shd w:val="clear" w:color="auto" w:fill="D0CECE" w:themeFill="background2" w:themeFillShade="E6"/>
-        <w:autoSpaceDE w:val="0"/>
-        <w:autoSpaceDN w:val="0"/>
-        <w:adjustRightInd w:val="0"/>
-        <w:spacing w:after="0" w:line="240" w:lineRule="auto"/>
-        <w:rPr>
-          <w:rFonts w:ascii="Consolas" w:hAnsi="Consolas" w:cs="Consolas"/>
-          <w:color w:val="auto"/>
-          <w:sz w:val="18"/>
-        </w:rPr>
-      </w:pPr>
-      <w:r>
-        <w:rPr>
-          <w:rFonts w:ascii="Consolas" w:hAnsi="Consolas" w:cs="Consolas"/>
-          <w:color w:val="auto"/>
-          <w:sz w:val="18"/>
-        </w:rPr>
-        <w:t xml:space="preserve">    /* Load the Texture. */</w:t>
-      </w:r>
-    </w:p>
-    <w:p>
-      <w:pPr>
-        <w:shd w:val="clear" w:color="auto" w:fill="D0CECE" w:themeFill="background2" w:themeFillShade="E6"/>
-        <w:autoSpaceDE w:val="0"/>
-        <w:autoSpaceDN w:val="0"/>
-        <w:adjustRightInd w:val="0"/>
-        <w:spacing w:after="0" w:line="240" w:lineRule="auto"/>
-        <w:rPr>
-          <w:rFonts w:ascii="Consolas" w:hAnsi="Consolas" w:cs="Consolas"/>
-          <w:color w:val="auto"/>
-          <w:sz w:val="18"/>
-        </w:rPr>
-      </w:pPr>
-      <w:r>
-        <w:rPr>
-          <w:rFonts w:ascii="Consolas" w:hAnsi="Consolas" w:cs="Consolas"/>
-          <w:color w:val="auto"/>
-          <w:sz w:val="18"/>
-        </w:rPr>
-        <w:t xml:space="preserve">    textureId = loadSimpleTexture();</w:t>
-      </w:r>
-    </w:p>
-    <w:p>
-      <w:pPr>
-        <w:shd w:val="clear" w:color="auto" w:fill="D0CECE" w:themeFill="background2" w:themeFillShade="E6"/>
-        <w:autoSpaceDE w:val="0"/>
-        <w:autoSpaceDN w:val="0"/>
-        <w:adjustRightInd w:val="0"/>
-        <w:spacing w:after="0" w:line="240" w:lineRule="auto"/>
-        <w:rPr>
-          <w:rFonts w:ascii="Consolas" w:hAnsi="Consolas" w:cs="Consolas"/>
-          <w:color w:val="auto"/>
-          <w:sz w:val="18"/>
-        </w:rPr>
-      </w:pPr>
-      <w:r>
-        <w:rPr>
-          <w:rFonts w:ascii="Consolas" w:hAnsi="Consolas" w:cs="Consolas"/>
-          <w:color w:val="auto"/>
-          <w:sz w:val="18"/>
-        </w:rPr>
-        <w:t xml:space="preserve">    </w:t>
+        <w:t>float</w:t>
+      </w:r>
+      <w:r>
+        <w:rPr>
+          <w:rFonts w:ascii="Consolas" w:hAnsi="Consolas" w:cs="Consolas"/>
+          <w:color w:val="auto"/>
+          <w:sz w:val="18"/>
+        </w:rPr>
+        <w:t>)width / (</w:t>
       </w:r>
       <w:r>
         <w:rPr>
@@ -4621,6 +6833,269 @@
           <w:color w:val="auto"/>
           <w:sz w:val="18"/>
         </w:rPr>
+        <w:t>float</w:t>
+      </w:r>
+      <w:r>
+        <w:rPr>
+          <w:rFonts w:ascii="Consolas" w:hAnsi="Consolas" w:cs="Consolas"/>
+          <w:color w:val="auto"/>
+          <w:sz w:val="18"/>
+        </w:rPr>
+        <w:t>)height, 0.1f, 100);</w:t>
+      </w:r>
+    </w:p>
+    <w:p>
+      <w:pPr>
+        <w:shd w:val="clear" w:color="auto" w:fill="D0CECE" w:themeFill="background2" w:themeFillShade="E6"/>
+        <w:autoSpaceDE w:val="0"/>
+        <w:autoSpaceDN w:val="0"/>
+        <w:adjustRightInd w:val="0"/>
+        <w:spacing w:after="0" w:line="240" w:lineRule="auto"/>
+        <w:rPr>
+          <w:rFonts w:ascii="Consolas" w:hAnsi="Consolas" w:cs="Consolas"/>
+          <w:color w:val="auto"/>
+          <w:sz w:val="18"/>
+        </w:rPr>
+      </w:pPr>
+      <w:r>
+        <w:rPr>
+          <w:rFonts w:ascii="Consolas" w:hAnsi="Consolas" w:cs="Consolas"/>
+          <w:color w:val="auto"/>
+          <w:sz w:val="18"/>
+        </w:rPr>
+        <w:t xml:space="preserve">    </w:t>
+      </w:r>
+      <w:proofErr w:type="spellStart"/>
+      <w:proofErr w:type="gramStart"/>
+      <w:r>
+        <w:rPr>
+          <w:rFonts w:ascii="Consolas" w:hAnsi="Consolas" w:cs="Consolas"/>
+          <w:b/>
+          <w:bCs/>
+          <w:color w:val="auto"/>
+          <w:sz w:val="18"/>
+        </w:rPr>
+        <w:t>glEnable</w:t>
+      </w:r>
+      <w:proofErr w:type="spellEnd"/>
+      <w:r>
+        <w:rPr>
+          <w:rFonts w:ascii="Consolas" w:hAnsi="Consolas" w:cs="Consolas"/>
+          <w:color w:val="auto"/>
+          <w:sz w:val="18"/>
+        </w:rPr>
+        <w:t>(</w:t>
+      </w:r>
+      <w:proofErr w:type="gramEnd"/>
+      <w:r>
+        <w:rPr>
+          <w:rFonts w:ascii="Consolas" w:hAnsi="Consolas" w:cs="Consolas"/>
+          <w:color w:val="auto"/>
+          <w:sz w:val="18"/>
+        </w:rPr>
+        <w:t>GL_DEPTH_TEST);</w:t>
+      </w:r>
+    </w:p>
+    <w:p>
+      <w:pPr>
+        <w:shd w:val="clear" w:color="auto" w:fill="D0CECE" w:themeFill="background2" w:themeFillShade="E6"/>
+        <w:autoSpaceDE w:val="0"/>
+        <w:autoSpaceDN w:val="0"/>
+        <w:adjustRightInd w:val="0"/>
+        <w:spacing w:after="0" w:line="240" w:lineRule="auto"/>
+        <w:rPr>
+          <w:rFonts w:ascii="Consolas" w:hAnsi="Consolas" w:cs="Consolas"/>
+          <w:color w:val="auto"/>
+          <w:sz w:val="18"/>
+        </w:rPr>
+      </w:pPr>
+    </w:p>
+    <w:p>
+      <w:pPr>
+        <w:shd w:val="clear" w:color="auto" w:fill="D0CECE" w:themeFill="background2" w:themeFillShade="E6"/>
+        <w:autoSpaceDE w:val="0"/>
+        <w:autoSpaceDN w:val="0"/>
+        <w:adjustRightInd w:val="0"/>
+        <w:spacing w:after="0" w:line="240" w:lineRule="auto"/>
+        <w:rPr>
+          <w:rFonts w:ascii="Consolas" w:hAnsi="Consolas" w:cs="Consolas"/>
+          <w:color w:val="auto"/>
+          <w:sz w:val="18"/>
+        </w:rPr>
+      </w:pPr>
+      <w:r>
+        <w:rPr>
+          <w:rFonts w:ascii="Consolas" w:hAnsi="Consolas" w:cs="Consolas"/>
+          <w:color w:val="auto"/>
+          <w:sz w:val="18"/>
+        </w:rPr>
+        <w:t xml:space="preserve">    </w:t>
+      </w:r>
+      <w:proofErr w:type="spellStart"/>
+      <w:proofErr w:type="gramStart"/>
+      <w:r>
+        <w:rPr>
+          <w:rFonts w:ascii="Consolas" w:hAnsi="Consolas" w:cs="Consolas"/>
+          <w:b/>
+          <w:bCs/>
+          <w:color w:val="auto"/>
+          <w:sz w:val="18"/>
+        </w:rPr>
+        <w:t>glViewport</w:t>
+      </w:r>
+      <w:proofErr w:type="spellEnd"/>
+      <w:r>
+        <w:rPr>
+          <w:rFonts w:ascii="Consolas" w:hAnsi="Consolas" w:cs="Consolas"/>
+          <w:color w:val="auto"/>
+          <w:sz w:val="18"/>
+        </w:rPr>
+        <w:t>(</w:t>
+      </w:r>
+      <w:proofErr w:type="gramEnd"/>
+      <w:r>
+        <w:rPr>
+          <w:rFonts w:ascii="Consolas" w:hAnsi="Consolas" w:cs="Consolas"/>
+          <w:color w:val="auto"/>
+          <w:sz w:val="18"/>
+        </w:rPr>
+        <w:t>0, 0, width, height);</w:t>
+      </w:r>
+    </w:p>
+    <w:p>
+      <w:pPr>
+        <w:shd w:val="clear" w:color="auto" w:fill="D0CECE" w:themeFill="background2" w:themeFillShade="E6"/>
+        <w:autoSpaceDE w:val="0"/>
+        <w:autoSpaceDN w:val="0"/>
+        <w:adjustRightInd w:val="0"/>
+        <w:spacing w:after="0" w:line="240" w:lineRule="auto"/>
+        <w:rPr>
+          <w:rFonts w:ascii="Consolas" w:hAnsi="Consolas" w:cs="Consolas"/>
+          <w:color w:val="auto"/>
+          <w:sz w:val="18"/>
+        </w:rPr>
+      </w:pPr>
+    </w:p>
+    <w:p>
+      <w:pPr>
+        <w:shd w:val="clear" w:color="auto" w:fill="D0CECE" w:themeFill="background2" w:themeFillShade="E6"/>
+        <w:autoSpaceDE w:val="0"/>
+        <w:autoSpaceDN w:val="0"/>
+        <w:adjustRightInd w:val="0"/>
+        <w:spacing w:after="0" w:line="240" w:lineRule="auto"/>
+        <w:rPr>
+          <w:rFonts w:ascii="Consolas" w:hAnsi="Consolas" w:cs="Consolas"/>
+          <w:color w:val="auto"/>
+          <w:sz w:val="18"/>
+        </w:rPr>
+      </w:pPr>
+      <w:r>
+        <w:rPr>
+          <w:rFonts w:ascii="Consolas" w:hAnsi="Consolas" w:cs="Consolas"/>
+          <w:color w:val="auto"/>
+          <w:sz w:val="18"/>
+        </w:rPr>
+        <w:t xml:space="preserve">    /* Load the Texture. */</w:t>
+      </w:r>
+    </w:p>
+    <w:p>
+      <w:pPr>
+        <w:shd w:val="clear" w:color="auto" w:fill="D0CECE" w:themeFill="background2" w:themeFillShade="E6"/>
+        <w:autoSpaceDE w:val="0"/>
+        <w:autoSpaceDN w:val="0"/>
+        <w:adjustRightInd w:val="0"/>
+        <w:spacing w:after="0" w:line="240" w:lineRule="auto"/>
+        <w:rPr>
+          <w:rFonts w:ascii="Consolas" w:hAnsi="Consolas" w:cs="Consolas"/>
+          <w:color w:val="auto"/>
+          <w:sz w:val="18"/>
+        </w:rPr>
+      </w:pPr>
+      <w:r>
+        <w:rPr>
+          <w:rFonts w:ascii="Consolas" w:hAnsi="Consolas" w:cs="Consolas"/>
+          <w:color w:val="auto"/>
+          <w:sz w:val="18"/>
+        </w:rPr>
+        <w:t xml:space="preserve">    </w:t>
+      </w:r>
+      <w:proofErr w:type="spellStart"/>
+      <w:r>
+        <w:rPr>
+          <w:rFonts w:ascii="Consolas" w:hAnsi="Consolas" w:cs="Consolas"/>
+          <w:color w:val="auto"/>
+          <w:sz w:val="18"/>
+        </w:rPr>
+        <w:t>textureId</w:t>
+      </w:r>
+      <w:proofErr w:type="spellEnd"/>
+      <w:r>
+        <w:rPr>
+          <w:rFonts w:ascii="Consolas" w:hAnsi="Consolas" w:cs="Consolas"/>
+          <w:color w:val="auto"/>
+          <w:sz w:val="18"/>
+        </w:rPr>
+        <w:t xml:space="preserve"> = </w:t>
+      </w:r>
+      <w:proofErr w:type="spellStart"/>
+      <w:proofErr w:type="gramStart"/>
+      <w:r>
+        <w:rPr>
+          <w:rFonts w:ascii="Consolas" w:hAnsi="Consolas" w:cs="Consolas"/>
+          <w:color w:val="auto"/>
+          <w:sz w:val="18"/>
+        </w:rPr>
+        <w:t>loadSimpleTexture</w:t>
+      </w:r>
+      <w:proofErr w:type="spellEnd"/>
+      <w:r>
+        <w:rPr>
+          <w:rFonts w:ascii="Consolas" w:hAnsi="Consolas" w:cs="Consolas"/>
+          <w:color w:val="auto"/>
+          <w:sz w:val="18"/>
+        </w:rPr>
+        <w:t>(</w:t>
+      </w:r>
+      <w:proofErr w:type="gramEnd"/>
+      <w:r>
+        <w:rPr>
+          <w:rFonts w:ascii="Consolas" w:hAnsi="Consolas" w:cs="Consolas"/>
+          <w:color w:val="auto"/>
+          <w:sz w:val="18"/>
+        </w:rPr>
+        <w:t>);</w:t>
+      </w:r>
+    </w:p>
+    <w:p>
+      <w:pPr>
+        <w:shd w:val="clear" w:color="auto" w:fill="D0CECE" w:themeFill="background2" w:themeFillShade="E6"/>
+        <w:autoSpaceDE w:val="0"/>
+        <w:autoSpaceDN w:val="0"/>
+        <w:adjustRightInd w:val="0"/>
+        <w:spacing w:after="0" w:line="240" w:lineRule="auto"/>
+        <w:rPr>
+          <w:rFonts w:ascii="Consolas" w:hAnsi="Consolas" w:cs="Consolas"/>
+          <w:color w:val="auto"/>
+          <w:sz w:val="18"/>
+        </w:rPr>
+      </w:pPr>
+      <w:r>
+        <w:rPr>
+          <w:rFonts w:ascii="Consolas" w:hAnsi="Consolas" w:cs="Consolas"/>
+          <w:color w:val="auto"/>
+          <w:sz w:val="18"/>
+        </w:rPr>
+        <w:t xml:space="preserve">    </w:t>
+      </w:r>
+      <w:proofErr w:type="gramStart"/>
+      <w:r>
+        <w:rPr>
+          <w:rFonts w:ascii="Consolas" w:hAnsi="Consolas" w:cs="Consolas"/>
+          <w:b/>
+          <w:bCs/>
+          <w:color w:val="auto"/>
+          <w:sz w:val="18"/>
+        </w:rPr>
         <w:t>if</w:t>
       </w:r>
       <w:r>
@@ -4629,7 +7104,26 @@
           <w:color w:val="auto"/>
           <w:sz w:val="18"/>
         </w:rPr>
-        <w:t>(textureId == 0)</w:t>
+        <w:t>(</w:t>
+      </w:r>
+      <w:proofErr w:type="spellStart"/>
+      <w:proofErr w:type="gramEnd"/>
+      <w:r>
+        <w:rPr>
+          <w:rFonts w:ascii="Consolas" w:hAnsi="Consolas" w:cs="Consolas"/>
+          <w:color w:val="auto"/>
+          <w:sz w:val="18"/>
+        </w:rPr>
+        <w:t>textureId</w:t>
+      </w:r>
+      <w:proofErr w:type="spellEnd"/>
+      <w:r>
+        <w:rPr>
+          <w:rFonts w:ascii="Consolas" w:hAnsi="Consolas" w:cs="Consolas"/>
+          <w:color w:val="auto"/>
+          <w:sz w:val="18"/>
+        </w:rPr>
+        <w:t xml:space="preserve"> == 0)</w:t>
       </w:r>
     </w:p>
     <w:p>
@@ -4905,29 +7399,54 @@
         <w:jc w:val="both"/>
       </w:pPr>
       <w:r>
-        <w:t xml:space="preserve">For this function, we need to remove any calls relating to </w:t>
-      </w:r>
-      <w:proofErr w:type="spellStart"/>
-      <w:r>
-        <w:t>colour</w:t>
-      </w:r>
-      <w:proofErr w:type="spellEnd"/>
-      <w:r>
-        <w:t xml:space="preserve"> from the previous example and replace it with the texture equivalents and sample location. There are 5 lines of code that are required here. Two of them are obtaining attribute locations of vertex </w:t>
+        <w:t xml:space="preserve">For this function, we need to remove any calls relating to color from the previous example and replace </w:t>
+      </w:r>
+      <w:r>
+        <w:t>them</w:t>
+      </w:r>
+      <w:r>
+        <w:t xml:space="preserve"> with the texture equivalents and sample location. There are </w:t>
+      </w:r>
+      <w:r>
+        <w:t>five</w:t>
+      </w:r>
+      <w:r>
+        <w:t xml:space="preserve"> lines of code required here. Two of them </w:t>
+      </w:r>
+      <w:r>
+        <w:t>obtain the</w:t>
+      </w:r>
+      <w:r>
+        <w:t xml:space="preserve"> attribute locations of vertex </w:t>
       </w:r>
       <w:r>
         <w:t>positions</w:t>
       </w:r>
       <w:r>
-        <w:t xml:space="preserve"> and texture coordinates. Three of them are to do with obtaining uniform locations for two of our matrices and the texture. We also add a call to the </w:t>
+        <w:t xml:space="preserve"> and texture coordinates. Three of them </w:t>
+      </w:r>
+      <w:r>
+        <w:t xml:space="preserve">obtain the </w:t>
+      </w:r>
+      <w:r>
+        <w:t xml:space="preserve">uniform locations for two of our matrices and the texture. We also add a call to the </w:t>
       </w:r>
       <w:r>
         <w:rPr>
           <w:i/>
           <w:iCs/>
         </w:rPr>
-        <w:t>“loadSimpleTexture</w:t>
-      </w:r>
+        <w:t>“</w:t>
+      </w:r>
+      <w:proofErr w:type="spellStart"/>
+      <w:r>
+        <w:rPr>
+          <w:i/>
+          <w:iCs/>
+        </w:rPr>
+        <w:t>loadSimpleTexture</w:t>
+      </w:r>
+      <w:proofErr w:type="spellEnd"/>
       <w:r>
         <w:t>” function.</w:t>
       </w:r>
@@ -4947,12 +7466,12 @@
           <w:numId w:val="29"/>
         </w:numPr>
       </w:pPr>
-      <w:bookmarkStart w:id="9" w:name="_Toc36042168"/>
+      <w:bookmarkStart w:id="8" w:name="_Toc36042168"/>
       <w:r>
         <w:lastRenderedPageBreak/>
         <w:t>Texture coordinates</w:t>
       </w:r>
-      <w:bookmarkEnd w:id="9"/>
+      <w:bookmarkEnd w:id="8"/>
     </w:p>
     <w:p>
       <w:pPr>
@@ -4982,6 +7501,7 @@
           <w:szCs w:val="18"/>
         </w:rPr>
       </w:pPr>
+      <w:proofErr w:type="spellStart"/>
       <w:r>
         <w:rPr>
           <w:rFonts w:ascii="Consolas" w:hAnsi="Consolas" w:cs="Consolas"/>
@@ -4991,14 +7511,86 @@
         </w:rPr>
         <w:t>GLfloat</w:t>
       </w:r>
-      <w:r>
-        <w:rPr>
-          <w:rFonts w:ascii="Consolas" w:hAnsi="Consolas" w:cs="Consolas"/>
-          <w:color w:val="000000"/>
-          <w:sz w:val="18"/>
-          <w:szCs w:val="18"/>
-        </w:rPr>
-        <w:t xml:space="preserve"> cubeVertices[] = {-1.0f,  1.0f, -1.0f, </w:t>
+      <w:proofErr w:type="spellEnd"/>
+      <w:r>
+        <w:rPr>
+          <w:rFonts w:ascii="Consolas" w:hAnsi="Consolas" w:cs="Consolas"/>
+          <w:color w:val="000000"/>
+          <w:sz w:val="18"/>
+          <w:szCs w:val="18"/>
+        </w:rPr>
+        <w:t xml:space="preserve"> </w:t>
+      </w:r>
+      <w:proofErr w:type="spellStart"/>
+      <w:proofErr w:type="gramStart"/>
+      <w:r>
+        <w:rPr>
+          <w:rFonts w:ascii="Consolas" w:hAnsi="Consolas" w:cs="Consolas"/>
+          <w:color w:val="000000"/>
+          <w:sz w:val="18"/>
+          <w:szCs w:val="18"/>
+        </w:rPr>
+        <w:t>cubeVertices</w:t>
+      </w:r>
+      <w:proofErr w:type="spellEnd"/>
+      <w:r>
+        <w:rPr>
+          <w:rFonts w:ascii="Consolas" w:hAnsi="Consolas" w:cs="Consolas"/>
+          <w:color w:val="000000"/>
+          <w:sz w:val="18"/>
+          <w:szCs w:val="18"/>
+        </w:rPr>
+        <w:t>[</w:t>
+      </w:r>
+      <w:proofErr w:type="gramEnd"/>
+      <w:r>
+        <w:rPr>
+          <w:rFonts w:ascii="Consolas" w:hAnsi="Consolas" w:cs="Consolas"/>
+          <w:color w:val="000000"/>
+          <w:sz w:val="18"/>
+          <w:szCs w:val="18"/>
+        </w:rPr>
+        <w:t xml:space="preserve">] </w:t>
+      </w:r>
+      <w:proofErr w:type="gramStart"/>
+      <w:r>
+        <w:rPr>
+          <w:rFonts w:ascii="Consolas" w:hAnsi="Consolas" w:cs="Consolas"/>
+          <w:color w:val="000000"/>
+          <w:sz w:val="18"/>
+          <w:szCs w:val="18"/>
+        </w:rPr>
+        <w:t>= {-</w:t>
+      </w:r>
+      <w:proofErr w:type="gramEnd"/>
+      <w:r>
+        <w:rPr>
+          <w:rFonts w:ascii="Consolas" w:hAnsi="Consolas" w:cs="Consolas"/>
+          <w:color w:val="000000"/>
+          <w:sz w:val="18"/>
+          <w:szCs w:val="18"/>
+        </w:rPr>
+        <w:t>1.0</w:t>
+      </w:r>
+      <w:proofErr w:type="gramStart"/>
+      <w:r>
+        <w:rPr>
+          <w:rFonts w:ascii="Consolas" w:hAnsi="Consolas" w:cs="Consolas"/>
+          <w:color w:val="000000"/>
+          <w:sz w:val="18"/>
+          <w:szCs w:val="18"/>
+        </w:rPr>
+        <w:t>f,  1.0f</w:t>
+      </w:r>
+      <w:proofErr w:type="gramEnd"/>
+      <w:r>
+        <w:rPr>
+          <w:rFonts w:ascii="Consolas" w:hAnsi="Consolas" w:cs="Consolas"/>
+          <w:color w:val="000000"/>
+          <w:sz w:val="18"/>
+          <w:szCs w:val="18"/>
+        </w:rPr>
+        <w:t xml:space="preserve">, -1.0f, </w:t>
       </w:r>
       <w:r>
         <w:rPr>
@@ -5030,7 +7622,27 @@
           <w:sz w:val="18"/>
           <w:szCs w:val="18"/>
         </w:rPr>
-        <w:t xml:space="preserve">                           1.0f,  1.0f, -1.0f,</w:t>
+        <w:t xml:space="preserve">                           1.0f</w:t>
+      </w:r>
+      <w:proofErr w:type="gramStart"/>
+      <w:r>
+        <w:rPr>
+          <w:rFonts w:ascii="Consolas" w:hAnsi="Consolas" w:cs="Consolas"/>
+          <w:color w:val="000000"/>
+          <w:sz w:val="18"/>
+          <w:szCs w:val="18"/>
+        </w:rPr>
+        <w:t>,  1.0f</w:t>
+      </w:r>
+      <w:proofErr w:type="gramEnd"/>
+      <w:r>
+        <w:rPr>
+          <w:rFonts w:ascii="Consolas" w:hAnsi="Consolas" w:cs="Consolas"/>
+          <w:color w:val="000000"/>
+          <w:sz w:val="18"/>
+          <w:szCs w:val="18"/>
+        </w:rPr>
+        <w:t>, -1.0f,</w:t>
       </w:r>
     </w:p>
     <w:p>
@@ -5099,7 +7711,27 @@
           <w:sz w:val="18"/>
           <w:szCs w:val="18"/>
         </w:rPr>
-        <w:t xml:space="preserve">                          -1.0f,  1.0f,  1.0f, </w:t>
+        <w:t xml:space="preserve">                          -1.0</w:t>
+      </w:r>
+      <w:proofErr w:type="gramStart"/>
+      <w:r>
+        <w:rPr>
+          <w:rFonts w:ascii="Consolas" w:hAnsi="Consolas" w:cs="Consolas"/>
+          <w:color w:val="000000"/>
+          <w:sz w:val="18"/>
+          <w:szCs w:val="18"/>
+        </w:rPr>
+        <w:t>f,  1.0f,  1.0f</w:t>
+      </w:r>
+      <w:proofErr w:type="gramEnd"/>
+      <w:r>
+        <w:rPr>
+          <w:rFonts w:ascii="Consolas" w:hAnsi="Consolas" w:cs="Consolas"/>
+          <w:color w:val="000000"/>
+          <w:sz w:val="18"/>
+          <w:szCs w:val="18"/>
+        </w:rPr>
+        <w:t xml:space="preserve">, </w:t>
       </w:r>
       <w:r>
         <w:rPr>
@@ -5131,7 +7763,27 @@
           <w:sz w:val="18"/>
           <w:szCs w:val="18"/>
         </w:rPr>
-        <w:t xml:space="preserve">                           1.0f,  1.0f,  1.0f,</w:t>
+        <w:t xml:space="preserve">                           1.0f</w:t>
+      </w:r>
+      <w:proofErr w:type="gramStart"/>
+      <w:r>
+        <w:rPr>
+          <w:rFonts w:ascii="Consolas" w:hAnsi="Consolas" w:cs="Consolas"/>
+          <w:color w:val="000000"/>
+          <w:sz w:val="18"/>
+          <w:szCs w:val="18"/>
+        </w:rPr>
+        <w:t>,  1.0f,  1.0f</w:t>
+      </w:r>
+      <w:proofErr w:type="gramEnd"/>
+      <w:r>
+        <w:rPr>
+          <w:rFonts w:ascii="Consolas" w:hAnsi="Consolas" w:cs="Consolas"/>
+          <w:color w:val="000000"/>
+          <w:sz w:val="18"/>
+          <w:szCs w:val="18"/>
+        </w:rPr>
+        <w:t>,</w:t>
       </w:r>
     </w:p>
     <w:p>
@@ -5154,7 +7806,27 @@
           <w:sz w:val="18"/>
           <w:szCs w:val="18"/>
         </w:rPr>
-        <w:t xml:space="preserve">                          -1.0f, -1.0f,  1.0f,</w:t>
+        <w:t xml:space="preserve">                          -1.0f, -1.0</w:t>
+      </w:r>
+      <w:proofErr w:type="gramStart"/>
+      <w:r>
+        <w:rPr>
+          <w:rFonts w:ascii="Consolas" w:hAnsi="Consolas" w:cs="Consolas"/>
+          <w:color w:val="000000"/>
+          <w:sz w:val="18"/>
+          <w:szCs w:val="18"/>
+        </w:rPr>
+        <w:t>f,  1.0f</w:t>
+      </w:r>
+      <w:proofErr w:type="gramEnd"/>
+      <w:r>
+        <w:rPr>
+          <w:rFonts w:ascii="Consolas" w:hAnsi="Consolas" w:cs="Consolas"/>
+          <w:color w:val="000000"/>
+          <w:sz w:val="18"/>
+          <w:szCs w:val="18"/>
+        </w:rPr>
+        <w:t>,</w:t>
       </w:r>
     </w:p>
     <w:p>
@@ -5177,7 +7849,27 @@
           <w:sz w:val="18"/>
           <w:szCs w:val="18"/>
         </w:rPr>
-        <w:t xml:space="preserve">                           1.0f, -1.0f,  1.0f,</w:t>
+        <w:t xml:space="preserve">                           1.0f, -1.0</w:t>
+      </w:r>
+      <w:proofErr w:type="gramStart"/>
+      <w:r>
+        <w:rPr>
+          <w:rFonts w:ascii="Consolas" w:hAnsi="Consolas" w:cs="Consolas"/>
+          <w:color w:val="000000"/>
+          <w:sz w:val="18"/>
+          <w:szCs w:val="18"/>
+        </w:rPr>
+        <w:t>f,  1.0f</w:t>
+      </w:r>
+      <w:proofErr w:type="gramEnd"/>
+      <w:r>
+        <w:rPr>
+          <w:rFonts w:ascii="Consolas" w:hAnsi="Consolas" w:cs="Consolas"/>
+          <w:color w:val="000000"/>
+          <w:sz w:val="18"/>
+          <w:szCs w:val="18"/>
+        </w:rPr>
+        <w:t>,</w:t>
       </w:r>
     </w:p>
     <w:p>
@@ -5200,7 +7892,27 @@
           <w:sz w:val="18"/>
           <w:szCs w:val="18"/>
         </w:rPr>
-        <w:t xml:space="preserve">                          -1.0f,  1.0f, -1.0f, </w:t>
+        <w:t xml:space="preserve">                          -1.0</w:t>
+      </w:r>
+      <w:proofErr w:type="gramStart"/>
+      <w:r>
+        <w:rPr>
+          <w:rFonts w:ascii="Consolas" w:hAnsi="Consolas" w:cs="Consolas"/>
+          <w:color w:val="000000"/>
+          <w:sz w:val="18"/>
+          <w:szCs w:val="18"/>
+        </w:rPr>
+        <w:t>f,  1.0f</w:t>
+      </w:r>
+      <w:proofErr w:type="gramEnd"/>
+      <w:r>
+        <w:rPr>
+          <w:rFonts w:ascii="Consolas" w:hAnsi="Consolas" w:cs="Consolas"/>
+          <w:color w:val="000000"/>
+          <w:sz w:val="18"/>
+          <w:szCs w:val="18"/>
+        </w:rPr>
+        <w:t xml:space="preserve">, -1.0f, </w:t>
       </w:r>
       <w:r>
         <w:rPr>
@@ -5255,7 +7967,27 @@
           <w:sz w:val="18"/>
           <w:szCs w:val="18"/>
         </w:rPr>
-        <w:t xml:space="preserve">                          -1.0f, -1.0f,  1.0f,</w:t>
+        <w:t xml:space="preserve">                          -1.0f, -1.0</w:t>
+      </w:r>
+      <w:proofErr w:type="gramStart"/>
+      <w:r>
+        <w:rPr>
+          <w:rFonts w:ascii="Consolas" w:hAnsi="Consolas" w:cs="Consolas"/>
+          <w:color w:val="000000"/>
+          <w:sz w:val="18"/>
+          <w:szCs w:val="18"/>
+        </w:rPr>
+        <w:t>f,  1.0f</w:t>
+      </w:r>
+      <w:proofErr w:type="gramEnd"/>
+      <w:r>
+        <w:rPr>
+          <w:rFonts w:ascii="Consolas" w:hAnsi="Consolas" w:cs="Consolas"/>
+          <w:color w:val="000000"/>
+          <w:sz w:val="18"/>
+          <w:szCs w:val="18"/>
+        </w:rPr>
+        <w:t>,</w:t>
       </w:r>
     </w:p>
     <w:p>
@@ -5278,7 +8010,27 @@
           <w:sz w:val="18"/>
           <w:szCs w:val="18"/>
         </w:rPr>
-        <w:t xml:space="preserve">                          -1.0f,  1.0f,  1.0f,</w:t>
+        <w:t xml:space="preserve">                          -1.0</w:t>
+      </w:r>
+      <w:proofErr w:type="gramStart"/>
+      <w:r>
+        <w:rPr>
+          <w:rFonts w:ascii="Consolas" w:hAnsi="Consolas" w:cs="Consolas"/>
+          <w:color w:val="000000"/>
+          <w:sz w:val="18"/>
+          <w:szCs w:val="18"/>
+        </w:rPr>
+        <w:t>f,  1.0f,  1.0f</w:t>
+      </w:r>
+      <w:proofErr w:type="gramEnd"/>
+      <w:r>
+        <w:rPr>
+          <w:rFonts w:ascii="Consolas" w:hAnsi="Consolas" w:cs="Consolas"/>
+          <w:color w:val="000000"/>
+          <w:sz w:val="18"/>
+          <w:szCs w:val="18"/>
+        </w:rPr>
+        <w:t>,</w:t>
       </w:r>
     </w:p>
     <w:p>
@@ -5301,7 +8053,27 @@
           <w:sz w:val="18"/>
           <w:szCs w:val="18"/>
         </w:rPr>
-        <w:t xml:space="preserve">                           1.0f,  1.0f, -1.0f, </w:t>
+        <w:t xml:space="preserve">                           1.0f</w:t>
+      </w:r>
+      <w:proofErr w:type="gramStart"/>
+      <w:r>
+        <w:rPr>
+          <w:rFonts w:ascii="Consolas" w:hAnsi="Consolas" w:cs="Consolas"/>
+          <w:color w:val="000000"/>
+          <w:sz w:val="18"/>
+          <w:szCs w:val="18"/>
+        </w:rPr>
+        <w:t>,  1.0f</w:t>
+      </w:r>
+      <w:proofErr w:type="gramEnd"/>
+      <w:r>
+        <w:rPr>
+          <w:rFonts w:ascii="Consolas" w:hAnsi="Consolas" w:cs="Consolas"/>
+          <w:color w:val="000000"/>
+          <w:sz w:val="18"/>
+          <w:szCs w:val="18"/>
+        </w:rPr>
+        <w:t xml:space="preserve">, -1.0f, </w:t>
       </w:r>
       <w:r>
         <w:rPr>
@@ -5356,7 +8128,27 @@
           <w:sz w:val="18"/>
           <w:szCs w:val="18"/>
         </w:rPr>
-        <w:t xml:space="preserve">                           1.0f, -1.0f,  1.0f,</w:t>
+        <w:t xml:space="preserve">                           1.0f, -1.0</w:t>
+      </w:r>
+      <w:proofErr w:type="gramStart"/>
+      <w:r>
+        <w:rPr>
+          <w:rFonts w:ascii="Consolas" w:hAnsi="Consolas" w:cs="Consolas"/>
+          <w:color w:val="000000"/>
+          <w:sz w:val="18"/>
+          <w:szCs w:val="18"/>
+        </w:rPr>
+        <w:t>f,  1.0f</w:t>
+      </w:r>
+      <w:proofErr w:type="gramEnd"/>
+      <w:r>
+        <w:rPr>
+          <w:rFonts w:ascii="Consolas" w:hAnsi="Consolas" w:cs="Consolas"/>
+          <w:color w:val="000000"/>
+          <w:sz w:val="18"/>
+          <w:szCs w:val="18"/>
+        </w:rPr>
+        <w:t>,</w:t>
       </w:r>
     </w:p>
     <w:p>
@@ -5379,7 +8171,27 @@
           <w:sz w:val="18"/>
           <w:szCs w:val="18"/>
         </w:rPr>
-        <w:t xml:space="preserve">                           1.0f,  1.0f,  1.0f,</w:t>
+        <w:t xml:space="preserve">                           1.0f</w:t>
+      </w:r>
+      <w:proofErr w:type="gramStart"/>
+      <w:r>
+        <w:rPr>
+          <w:rFonts w:ascii="Consolas" w:hAnsi="Consolas" w:cs="Consolas"/>
+          <w:color w:val="000000"/>
+          <w:sz w:val="18"/>
+          <w:szCs w:val="18"/>
+        </w:rPr>
+        <w:t>,  1.0f,  1.0f</w:t>
+      </w:r>
+      <w:proofErr w:type="gramEnd"/>
+      <w:r>
+        <w:rPr>
+          <w:rFonts w:ascii="Consolas" w:hAnsi="Consolas" w:cs="Consolas"/>
+          <w:color w:val="000000"/>
+          <w:sz w:val="18"/>
+          <w:szCs w:val="18"/>
+        </w:rPr>
+        <w:t>,</w:t>
       </w:r>
     </w:p>
     <w:p>
@@ -5434,7 +8246,27 @@
           <w:sz w:val="18"/>
           <w:szCs w:val="18"/>
         </w:rPr>
-        <w:t xml:space="preserve">                          -1.0f, 1.0f,  1.0f,</w:t>
+        <w:t xml:space="preserve">                          -1.0f, 1.0f</w:t>
+      </w:r>
+      <w:proofErr w:type="gramStart"/>
+      <w:r>
+        <w:rPr>
+          <w:rFonts w:ascii="Consolas" w:hAnsi="Consolas" w:cs="Consolas"/>
+          <w:color w:val="000000"/>
+          <w:sz w:val="18"/>
+          <w:szCs w:val="18"/>
+        </w:rPr>
+        <w:t>,  1.0f</w:t>
+      </w:r>
+      <w:proofErr w:type="gramEnd"/>
+      <w:r>
+        <w:rPr>
+          <w:rFonts w:ascii="Consolas" w:hAnsi="Consolas" w:cs="Consolas"/>
+          <w:color w:val="000000"/>
+          <w:sz w:val="18"/>
+          <w:szCs w:val="18"/>
+        </w:rPr>
+        <w:t>,</w:t>
       </w:r>
     </w:p>
     <w:p>
@@ -5457,7 +8289,27 @@
           <w:sz w:val="18"/>
           <w:szCs w:val="18"/>
         </w:rPr>
-        <w:t xml:space="preserve">                           1.0f, 1.0f,  1.0f,</w:t>
+        <w:t xml:space="preserve">                           1.0f, 1.0f</w:t>
+      </w:r>
+      <w:proofErr w:type="gramStart"/>
+      <w:r>
+        <w:rPr>
+          <w:rFonts w:ascii="Consolas" w:hAnsi="Consolas" w:cs="Consolas"/>
+          <w:color w:val="000000"/>
+          <w:sz w:val="18"/>
+          <w:szCs w:val="18"/>
+        </w:rPr>
+        <w:t>,  1.0f</w:t>
+      </w:r>
+      <w:proofErr w:type="gramEnd"/>
+      <w:r>
+        <w:rPr>
+          <w:rFonts w:ascii="Consolas" w:hAnsi="Consolas" w:cs="Consolas"/>
+          <w:color w:val="000000"/>
+          <w:sz w:val="18"/>
+          <w:szCs w:val="18"/>
+        </w:rPr>
+        <w:t>,</w:t>
       </w:r>
     </w:p>
     <w:p>
@@ -5535,7 +8387,47 @@
           <w:sz w:val="18"/>
           <w:szCs w:val="18"/>
         </w:rPr>
-        <w:t xml:space="preserve">                          -1.0f,  -1.0f,  1.0f,</w:t>
+        <w:t xml:space="preserve">                          -1.0f</w:t>
+      </w:r>
+      <w:proofErr w:type="gramStart"/>
+      <w:r>
+        <w:rPr>
+          <w:rFonts w:ascii="Consolas" w:hAnsi="Consolas" w:cs="Consolas"/>
+          <w:color w:val="000000"/>
+          <w:sz w:val="18"/>
+          <w:szCs w:val="18"/>
+        </w:rPr>
+        <w:t>,  -</w:t>
+      </w:r>
+      <w:proofErr w:type="gramEnd"/>
+      <w:r>
+        <w:rPr>
+          <w:rFonts w:ascii="Consolas" w:hAnsi="Consolas" w:cs="Consolas"/>
+          <w:color w:val="000000"/>
+          <w:sz w:val="18"/>
+          <w:szCs w:val="18"/>
+        </w:rPr>
+        <w:t>1.0</w:t>
+      </w:r>
+      <w:proofErr w:type="gramStart"/>
+      <w:r>
+        <w:rPr>
+          <w:rFonts w:ascii="Consolas" w:hAnsi="Consolas" w:cs="Consolas"/>
+          <w:color w:val="000000"/>
+          <w:sz w:val="18"/>
+          <w:szCs w:val="18"/>
+        </w:rPr>
+        <w:t>f,  1.0f</w:t>
+      </w:r>
+      <w:proofErr w:type="gramEnd"/>
+      <w:r>
+        <w:rPr>
+          <w:rFonts w:ascii="Consolas" w:hAnsi="Consolas" w:cs="Consolas"/>
+          <w:color w:val="000000"/>
+          <w:sz w:val="18"/>
+          <w:szCs w:val="18"/>
+        </w:rPr>
+        <w:t>,</w:t>
       </w:r>
     </w:p>
     <w:p>
@@ -5558,7 +8450,27 @@
           <w:sz w:val="18"/>
           <w:szCs w:val="18"/>
         </w:rPr>
-        <w:t xml:space="preserve">                           1.0f, - 1.0f,  1.0f,</w:t>
+        <w:t xml:space="preserve">                           1.0f, - 1.0f</w:t>
+      </w:r>
+      <w:proofErr w:type="gramStart"/>
+      <w:r>
+        <w:rPr>
+          <w:rFonts w:ascii="Consolas" w:hAnsi="Consolas" w:cs="Consolas"/>
+          <w:color w:val="000000"/>
+          <w:sz w:val="18"/>
+          <w:szCs w:val="18"/>
+        </w:rPr>
+        <w:t>,  1.0f</w:t>
+      </w:r>
+      <w:proofErr w:type="gramEnd"/>
+      <w:r>
+        <w:rPr>
+          <w:rFonts w:ascii="Consolas" w:hAnsi="Consolas" w:cs="Consolas"/>
+          <w:color w:val="000000"/>
+          <w:sz w:val="18"/>
+          <w:szCs w:val="18"/>
+        </w:rPr>
+        <w:t>,</w:t>
       </w:r>
     </w:p>
     <w:p>
@@ -5581,7 +8493,27 @@
           <w:sz w:val="18"/>
           <w:szCs w:val="18"/>
         </w:rPr>
-        <w:t xml:space="preserve">                           1.0f,  -1.0f, -1.0f</w:t>
+        <w:t xml:space="preserve">                           1.0f</w:t>
+      </w:r>
+      <w:proofErr w:type="gramStart"/>
+      <w:r>
+        <w:rPr>
+          <w:rFonts w:ascii="Consolas" w:hAnsi="Consolas" w:cs="Consolas"/>
+          <w:color w:val="000000"/>
+          <w:sz w:val="18"/>
+          <w:szCs w:val="18"/>
+        </w:rPr>
+        <w:t>,  -</w:t>
+      </w:r>
+      <w:proofErr w:type="gramEnd"/>
+      <w:r>
+        <w:rPr>
+          <w:rFonts w:ascii="Consolas" w:hAnsi="Consolas" w:cs="Consolas"/>
+          <w:color w:val="000000"/>
+          <w:sz w:val="18"/>
+          <w:szCs w:val="18"/>
+        </w:rPr>
+        <w:t>1.0f, -1.0f</w:t>
       </w:r>
     </w:p>
     <w:p>
@@ -5634,6 +8566,7 @@
           <w:szCs w:val="18"/>
         </w:rPr>
       </w:pPr>
+      <w:proofErr w:type="spellStart"/>
       <w:r>
         <w:rPr>
           <w:rFonts w:ascii="Consolas" w:hAnsi="Consolas" w:cs="Consolas"/>
@@ -5643,14 +8576,66 @@
         </w:rPr>
         <w:t>GLfloat</w:t>
       </w:r>
-      <w:r>
-        <w:rPr>
-          <w:rFonts w:ascii="Consolas" w:hAnsi="Consolas" w:cs="Consolas"/>
-          <w:color w:val="000000"/>
-          <w:sz w:val="18"/>
-          <w:szCs w:val="18"/>
-        </w:rPr>
-        <w:t xml:space="preserve"> textureCords[] = { 1.0f, 1.0f, </w:t>
+      <w:proofErr w:type="spellEnd"/>
+      <w:r>
+        <w:rPr>
+          <w:rFonts w:ascii="Consolas" w:hAnsi="Consolas" w:cs="Consolas"/>
+          <w:color w:val="000000"/>
+          <w:sz w:val="18"/>
+          <w:szCs w:val="18"/>
+        </w:rPr>
+        <w:t xml:space="preserve"> </w:t>
+      </w:r>
+      <w:proofErr w:type="spellStart"/>
+      <w:proofErr w:type="gramStart"/>
+      <w:r>
+        <w:rPr>
+          <w:rFonts w:ascii="Consolas" w:hAnsi="Consolas" w:cs="Consolas"/>
+          <w:color w:val="000000"/>
+          <w:sz w:val="18"/>
+          <w:szCs w:val="18"/>
+        </w:rPr>
+        <w:t>textureCords</w:t>
+      </w:r>
+      <w:proofErr w:type="spellEnd"/>
+      <w:r>
+        <w:rPr>
+          <w:rFonts w:ascii="Consolas" w:hAnsi="Consolas" w:cs="Consolas"/>
+          <w:color w:val="000000"/>
+          <w:sz w:val="18"/>
+          <w:szCs w:val="18"/>
+        </w:rPr>
+        <w:t>[</w:t>
+      </w:r>
+      <w:proofErr w:type="gramEnd"/>
+      <w:r>
+        <w:rPr>
+          <w:rFonts w:ascii="Consolas" w:hAnsi="Consolas" w:cs="Consolas"/>
+          <w:color w:val="000000"/>
+          <w:sz w:val="18"/>
+          <w:szCs w:val="18"/>
+        </w:rPr>
+        <w:t xml:space="preserve">] = </w:t>
+      </w:r>
+      <w:proofErr w:type="gramStart"/>
+      <w:r>
+        <w:rPr>
+          <w:rFonts w:ascii="Consolas" w:hAnsi="Consolas" w:cs="Consolas"/>
+          <w:color w:val="000000"/>
+          <w:sz w:val="18"/>
+          <w:szCs w:val="18"/>
+        </w:rPr>
+        <w:t>{ 1.0f</w:t>
+      </w:r>
+      <w:proofErr w:type="gramEnd"/>
+      <w:r>
+        <w:rPr>
+          <w:rFonts w:ascii="Consolas" w:hAnsi="Consolas" w:cs="Consolas"/>
+          <w:color w:val="000000"/>
+          <w:sz w:val="18"/>
+          <w:szCs w:val="18"/>
+        </w:rPr>
+        <w:t xml:space="preserve">, 1.0f, </w:t>
       </w:r>
       <w:r>
         <w:rPr>
@@ -6286,7 +9271,7 @@
           <w:color w:val="000000"/>
           <w:szCs w:val="18"/>
         </w:rPr>
-        <w:t>We need to make sure that we have a texture coordinate per vertex. This is so that OpenGL ES knows how it should map the image onto the triangles we are going to be drawing. We can define these coordinates the same we did the vertices</w:t>
+        <w:t xml:space="preserve">We need to make sure that we have a texture coordinate per vertex. This is so that OpenGL ES knows how it should map the image onto the triangles we </w:t>
       </w:r>
       <w:r>
         <w:rPr>
@@ -6294,7 +9279,7 @@
           <w:color w:val="000000"/>
           <w:szCs w:val="18"/>
         </w:rPr>
-        <w:t>;</w:t>
+        <w:t>will draw</w:t>
       </w:r>
       <w:r>
         <w:rPr>
@@ -6302,7 +9287,7 @@
           <w:color w:val="000000"/>
           <w:szCs w:val="18"/>
         </w:rPr>
-        <w:t xml:space="preserve"> this means we only have to use 4 per face again.</w:t>
+        <w:t>. We can define these coordinates</w:t>
       </w:r>
       <w:r>
         <w:rPr>
@@ -6310,6 +9295,46 @@
           <w:color w:val="000000"/>
           <w:szCs w:val="18"/>
         </w:rPr>
+        <w:t xml:space="preserve"> in</w:t>
+      </w:r>
+      <w:r>
+        <w:rPr>
+          <w:rFonts w:cs="Consolas"/>
+          <w:color w:val="000000"/>
+          <w:szCs w:val="18"/>
+        </w:rPr>
+        <w:t xml:space="preserve"> the same</w:t>
+      </w:r>
+      <w:r>
+        <w:rPr>
+          <w:rFonts w:cs="Consolas"/>
+          <w:color w:val="000000"/>
+          <w:szCs w:val="18"/>
+        </w:rPr>
+        <w:t xml:space="preserve"> way as</w:t>
+      </w:r>
+      <w:r>
+        <w:rPr>
+          <w:rFonts w:cs="Consolas"/>
+          <w:color w:val="000000"/>
+          <w:szCs w:val="18"/>
+        </w:rPr>
+        <w:t xml:space="preserve"> we did the vertices</w:t>
+      </w:r>
+      <w:r>
+        <w:rPr>
+          <w:rFonts w:cs="Consolas"/>
+          <w:color w:val="000000"/>
+          <w:szCs w:val="18"/>
+        </w:rPr>
+        <w:t>.</w:t>
+      </w:r>
+      <w:r>
+        <w:rPr>
+          <w:rFonts w:cs="Consolas"/>
+          <w:color w:val="000000"/>
+          <w:szCs w:val="18"/>
+        </w:rPr>
         <w:t xml:space="preserve"> </w:t>
       </w:r>
       <w:r>
@@ -6318,7 +9343,7 @@
           <w:color w:val="000000"/>
           <w:szCs w:val="18"/>
         </w:rPr>
-        <w:t>Going from 0 (bottom left corner) to 1 (top right corner) as it did previously. For example</w:t>
+        <w:t>T</w:t>
       </w:r>
       <w:r>
         <w:rPr>
@@ -6326,6 +9351,78 @@
           <w:color w:val="000000"/>
           <w:szCs w:val="18"/>
         </w:rPr>
+        <w:t xml:space="preserve">his means we only use </w:t>
+      </w:r>
+      <w:r>
+        <w:rPr>
+          <w:rFonts w:cs="Consolas"/>
+          <w:color w:val="000000"/>
+          <w:szCs w:val="18"/>
+        </w:rPr>
+        <w:t>four</w:t>
+      </w:r>
+      <w:r>
+        <w:rPr>
+          <w:rFonts w:cs="Consolas"/>
+          <w:color w:val="000000"/>
+          <w:szCs w:val="18"/>
+        </w:rPr>
+        <w:t xml:space="preserve"> per face again</w:t>
+      </w:r>
+      <w:r>
+        <w:rPr>
+          <w:rFonts w:cs="Consolas"/>
+          <w:color w:val="000000"/>
+          <w:szCs w:val="18"/>
+        </w:rPr>
+        <w:t>, ranging</w:t>
+      </w:r>
+      <w:r>
+        <w:rPr>
+          <w:rFonts w:cs="Consolas"/>
+          <w:color w:val="000000"/>
+          <w:szCs w:val="18"/>
+        </w:rPr>
+        <w:t xml:space="preserve"> from 0 (bottom</w:t>
+      </w:r>
+      <w:r>
+        <w:rPr>
+          <w:rFonts w:cs="Consolas"/>
+          <w:color w:val="000000"/>
+          <w:szCs w:val="18"/>
+        </w:rPr>
+        <w:t>-</w:t>
+      </w:r>
+      <w:r>
+        <w:rPr>
+          <w:rFonts w:cs="Consolas"/>
+          <w:color w:val="000000"/>
+          <w:szCs w:val="18"/>
+        </w:rPr>
+        <w:t>left corner) to 1 (top</w:t>
+      </w:r>
+      <w:r>
+        <w:rPr>
+          <w:rFonts w:cs="Consolas"/>
+          <w:color w:val="000000"/>
+          <w:szCs w:val="18"/>
+        </w:rPr>
+        <w:t>-</w:t>
+      </w:r>
+      <w:r>
+        <w:rPr>
+          <w:rFonts w:cs="Consolas"/>
+          <w:color w:val="000000"/>
+          <w:szCs w:val="18"/>
+        </w:rPr>
+        <w:t>right corner)</w:t>
+      </w:r>
+      <w:r>
+        <w:rPr>
+          <w:rFonts w:cs="Consolas"/>
+          <w:color w:val="000000"/>
+          <w:szCs w:val="18"/>
+        </w:rPr>
         <w:t>,</w:t>
       </w:r>
       <w:r>
@@ -6334,7 +9431,7 @@
           <w:color w:val="000000"/>
           <w:szCs w:val="18"/>
         </w:rPr>
-        <w:t xml:space="preserve"> the top left vertex for the front face (</w:t>
+        <w:t xml:space="preserve"> as </w:t>
       </w:r>
       <w:r>
         <w:rPr>
@@ -6342,6 +9439,38 @@
           <w:color w:val="000000"/>
           <w:szCs w:val="18"/>
         </w:rPr>
+        <w:t>before</w:t>
+      </w:r>
+      <w:r>
+        <w:rPr>
+          <w:rFonts w:cs="Consolas"/>
+          <w:color w:val="000000"/>
+          <w:szCs w:val="18"/>
+        </w:rPr>
+        <w:t>. For example</w:t>
+      </w:r>
+      <w:r>
+        <w:rPr>
+          <w:rFonts w:cs="Consolas"/>
+          <w:color w:val="000000"/>
+          <w:szCs w:val="18"/>
+        </w:rPr>
+        <w:t>,</w:t>
+      </w:r>
+      <w:r>
+        <w:rPr>
+          <w:rFonts w:cs="Consolas"/>
+          <w:color w:val="000000"/>
+          <w:szCs w:val="18"/>
+        </w:rPr>
+        <w:t xml:space="preserve"> the top</w:t>
+      </w:r>
+      <w:r>
+        <w:rPr>
+          <w:rFonts w:cs="Consolas"/>
+          <w:color w:val="000000"/>
+          <w:szCs w:val="18"/>
+        </w:rPr>
         <w:t>-</w:t>
       </w:r>
       <w:r>
@@ -6350,7 +9479,23 @@
           <w:color w:val="000000"/>
           <w:szCs w:val="18"/>
         </w:rPr>
-        <w:t>1.0, 1.0, 1.0) matches the top left texture coordinate (0.0, 1.0).</w:t>
+        <w:t>left vertex for the front face (-1.0, 1.0, 1.0) matches the top</w:t>
+      </w:r>
+      <w:r>
+        <w:rPr>
+          <w:rFonts w:cs="Consolas"/>
+          <w:color w:val="000000"/>
+          <w:szCs w:val="18"/>
+        </w:rPr>
+        <w:t>-</w:t>
+      </w:r>
+      <w:r>
+        <w:rPr>
+          <w:rFonts w:cs="Consolas"/>
+          <w:color w:val="000000"/>
+          <w:szCs w:val="18"/>
+        </w:rPr>
+        <w:t>left texture coordinate (0.0, 1.0).</w:t>
       </w:r>
     </w:p>
     <w:p>
@@ -6361,12 +9506,12 @@
           <w:numId w:val="29"/>
         </w:numPr>
       </w:pPr>
-      <w:bookmarkStart w:id="10" w:name="_Toc36042169"/>
+      <w:bookmarkStart w:id="9" w:name="_Toc36042169"/>
       <w:r>
         <w:lastRenderedPageBreak/>
         <w:t>Enabling attributes and passing sampler locations</w:t>
       </w:r>
-      <w:bookmarkEnd w:id="10"/>
+      <w:bookmarkEnd w:id="9"/>
     </w:p>
     <w:p>
       <w:pPr>
@@ -6403,7 +9548,25 @@
           <w:color w:val="3F7F5F"/>
           <w:sz w:val="18"/>
         </w:rPr>
-        <w:t>/* [enableAttributes] */</w:t>
+        <w:t>/* [</w:t>
+      </w:r>
+      <w:proofErr w:type="spellStart"/>
+      <w:r>
+        <w:rPr>
+          <w:rFonts w:ascii="Consolas" w:hAnsi="Consolas" w:cs="Consolas"/>
+          <w:color w:val="3F7F5F"/>
+          <w:sz w:val="18"/>
+        </w:rPr>
+        <w:t>enableAttributes</w:t>
+      </w:r>
+      <w:proofErr w:type="spellEnd"/>
+      <w:r>
+        <w:rPr>
+          <w:rFonts w:ascii="Consolas" w:hAnsi="Consolas" w:cs="Consolas"/>
+          <w:color w:val="3F7F5F"/>
+          <w:sz w:val="18"/>
+        </w:rPr>
+        <w:t>] */</w:t>
       </w:r>
     </w:p>
     <w:p>
@@ -6426,6 +9589,8 @@
         </w:rPr>
         <w:t xml:space="preserve">    </w:t>
       </w:r>
+      <w:proofErr w:type="spellStart"/>
+      <w:proofErr w:type="gramStart"/>
       <w:r>
         <w:rPr>
           <w:rFonts w:ascii="Consolas" w:hAnsi="Consolas" w:cs="Consolas"/>
@@ -6436,13 +9601,51 @@
         </w:rPr>
         <w:t>glVertexAttribPointer</w:t>
       </w:r>
-      <w:r>
-        <w:rPr>
-          <w:rFonts w:ascii="Consolas" w:hAnsi="Consolas" w:cs="Consolas"/>
-          <w:color w:val="000000"/>
-          <w:sz w:val="18"/>
-        </w:rPr>
-        <w:t>(textureCordLocation, 2, GL_FLOAT, GL_FALSE, 0, textureCords);</w:t>
+      <w:proofErr w:type="spellEnd"/>
+      <w:r>
+        <w:rPr>
+          <w:rFonts w:ascii="Consolas" w:hAnsi="Consolas" w:cs="Consolas"/>
+          <w:color w:val="000000"/>
+          <w:sz w:val="18"/>
+        </w:rPr>
+        <w:t>(</w:t>
+      </w:r>
+      <w:proofErr w:type="spellStart"/>
+      <w:proofErr w:type="gramEnd"/>
+      <w:r>
+        <w:rPr>
+          <w:rFonts w:ascii="Consolas" w:hAnsi="Consolas" w:cs="Consolas"/>
+          <w:color w:val="000000"/>
+          <w:sz w:val="18"/>
+        </w:rPr>
+        <w:t>textureCordLocation</w:t>
+      </w:r>
+      <w:proofErr w:type="spellEnd"/>
+      <w:r>
+        <w:rPr>
+          <w:rFonts w:ascii="Consolas" w:hAnsi="Consolas" w:cs="Consolas"/>
+          <w:color w:val="000000"/>
+          <w:sz w:val="18"/>
+        </w:rPr>
+        <w:t xml:space="preserve">, 2, GL_FLOAT, GL_FALSE, 0, </w:t>
+      </w:r>
+      <w:proofErr w:type="spellStart"/>
+      <w:r>
+        <w:rPr>
+          <w:rFonts w:ascii="Consolas" w:hAnsi="Consolas" w:cs="Consolas"/>
+          <w:color w:val="000000"/>
+          <w:sz w:val="18"/>
+        </w:rPr>
+        <w:t>textureCords</w:t>
+      </w:r>
+      <w:proofErr w:type="spellEnd"/>
+      <w:r>
+        <w:rPr>
+          <w:rFonts w:ascii="Consolas" w:hAnsi="Consolas" w:cs="Consolas"/>
+          <w:color w:val="000000"/>
+          <w:sz w:val="18"/>
+        </w:rPr>
+        <w:t>);</w:t>
       </w:r>
     </w:p>
     <w:p>
@@ -6465,6 +9668,7 @@
         </w:rPr>
         <w:t xml:space="preserve">    </w:t>
       </w:r>
+      <w:proofErr w:type="spellStart"/>
       <w:r>
         <w:rPr>
           <w:rFonts w:ascii="Consolas" w:hAnsi="Consolas" w:cs="Consolas"/>
@@ -6475,13 +9679,32 @@
         </w:rPr>
         <w:t>glEnableVertexAttribArray</w:t>
       </w:r>
-      <w:r>
-        <w:rPr>
-          <w:rFonts w:ascii="Consolas" w:hAnsi="Consolas" w:cs="Consolas"/>
-          <w:color w:val="000000"/>
-          <w:sz w:val="18"/>
-        </w:rPr>
-        <w:t>(textureCordLocation);</w:t>
+      <w:proofErr w:type="spellEnd"/>
+      <w:r>
+        <w:rPr>
+          <w:rFonts w:ascii="Consolas" w:hAnsi="Consolas" w:cs="Consolas"/>
+          <w:color w:val="000000"/>
+          <w:sz w:val="18"/>
+        </w:rPr>
+        <w:t>(</w:t>
+      </w:r>
+      <w:proofErr w:type="spellStart"/>
+      <w:r>
+        <w:rPr>
+          <w:rFonts w:ascii="Consolas" w:hAnsi="Consolas" w:cs="Consolas"/>
+          <w:color w:val="000000"/>
+          <w:sz w:val="18"/>
+        </w:rPr>
+        <w:t>textureCordLocation</w:t>
+      </w:r>
+      <w:proofErr w:type="spellEnd"/>
+      <w:r>
+        <w:rPr>
+          <w:rFonts w:ascii="Consolas" w:hAnsi="Consolas" w:cs="Consolas"/>
+          <w:color w:val="000000"/>
+          <w:sz w:val="18"/>
+        </w:rPr>
+        <w:t>);</w:t>
       </w:r>
     </w:p>
     <w:p>
@@ -6512,37 +9735,9 @@
           <w:color w:val="642880"/>
           <w:sz w:val="18"/>
         </w:rPr>
-        <w:t>glUniformMatrix4fv</w:t>
-      </w:r>
-      <w:r>
-        <w:rPr>
-          <w:rFonts w:ascii="Consolas" w:hAnsi="Consolas" w:cs="Consolas"/>
-          <w:color w:val="000000"/>
-          <w:sz w:val="18"/>
-        </w:rPr>
-        <w:t>(projectionLocation, 1, GL_FALSE,projectionMatrix);</w:t>
-      </w:r>
-    </w:p>
-    <w:p>
-      <w:pPr>
-        <w:shd w:val="clear" w:color="auto" w:fill="F2F2F2" w:themeFill="background1" w:themeFillShade="F2"/>
-        <w:autoSpaceDE w:val="0"/>
-        <w:autoSpaceDN w:val="0"/>
-        <w:adjustRightInd w:val="0"/>
-        <w:spacing w:after="0" w:line="240" w:lineRule="auto"/>
-        <w:rPr>
-          <w:rFonts w:ascii="Consolas" w:hAnsi="Consolas" w:cs="Consolas"/>
-          <w:sz w:val="18"/>
-        </w:rPr>
-      </w:pPr>
-      <w:r>
-        <w:rPr>
-          <w:rFonts w:ascii="Consolas" w:hAnsi="Consolas" w:cs="Consolas"/>
-          <w:color w:val="000000"/>
-          <w:sz w:val="18"/>
-        </w:rPr>
-        <w:t xml:space="preserve">    </w:t>
-      </w:r>
+        <w:t>glUniformMatrix4</w:t>
+      </w:r>
+      <w:proofErr w:type="gramStart"/>
       <w:r>
         <w:rPr>
           <w:rFonts w:ascii="Consolas" w:hAnsi="Consolas" w:cs="Consolas"/>
@@ -6551,15 +9746,62 @@
           <w:color w:val="642880"/>
           <w:sz w:val="18"/>
         </w:rPr>
-        <w:t>glUniformMatrix4fv</w:t>
-      </w:r>
-      <w:r>
-        <w:rPr>
-          <w:rFonts w:ascii="Consolas" w:hAnsi="Consolas" w:cs="Consolas"/>
-          <w:color w:val="000000"/>
-          <w:sz w:val="18"/>
-        </w:rPr>
-        <w:t>(modelViewLocation, 1, GL_FALSE, modelViewMatrix);</w:t>
+        <w:t>fv</w:t>
+      </w:r>
+      <w:r>
+        <w:rPr>
+          <w:rFonts w:ascii="Consolas" w:hAnsi="Consolas" w:cs="Consolas"/>
+          <w:color w:val="000000"/>
+          <w:sz w:val="18"/>
+        </w:rPr>
+        <w:t>(</w:t>
+      </w:r>
+      <w:proofErr w:type="spellStart"/>
+      <w:proofErr w:type="gramEnd"/>
+      <w:r>
+        <w:rPr>
+          <w:rFonts w:ascii="Consolas" w:hAnsi="Consolas" w:cs="Consolas"/>
+          <w:color w:val="000000"/>
+          <w:sz w:val="18"/>
+        </w:rPr>
+        <w:t>projectionLocation</w:t>
+      </w:r>
+      <w:proofErr w:type="spellEnd"/>
+      <w:r>
+        <w:rPr>
+          <w:rFonts w:ascii="Consolas" w:hAnsi="Consolas" w:cs="Consolas"/>
+          <w:color w:val="000000"/>
+          <w:sz w:val="18"/>
+        </w:rPr>
+        <w:t xml:space="preserve">, 1, </w:t>
+      </w:r>
+      <w:proofErr w:type="spellStart"/>
+      <w:r>
+        <w:rPr>
+          <w:rFonts w:ascii="Consolas" w:hAnsi="Consolas" w:cs="Consolas"/>
+          <w:color w:val="000000"/>
+          <w:sz w:val="18"/>
+        </w:rPr>
+        <w:t>GL_</w:t>
+      </w:r>
+      <w:proofErr w:type="gramStart"/>
+      <w:r>
+        <w:rPr>
+          <w:rFonts w:ascii="Consolas" w:hAnsi="Consolas" w:cs="Consolas"/>
+          <w:color w:val="000000"/>
+          <w:sz w:val="18"/>
+        </w:rPr>
+        <w:t>FALSE,projectionMatrix</w:t>
+      </w:r>
+      <w:proofErr w:type="spellEnd"/>
+      <w:proofErr w:type="gramEnd"/>
+      <w:r>
+        <w:rPr>
+          <w:rFonts w:ascii="Consolas" w:hAnsi="Consolas" w:cs="Consolas"/>
+          <w:color w:val="000000"/>
+          <w:sz w:val="18"/>
+        </w:rPr>
+        <w:t>);</w:t>
       </w:r>
     </w:p>
     <w:p>
@@ -6571,46 +9813,6 @@
         <w:spacing w:after="0" w:line="240" w:lineRule="auto"/>
         <w:rPr>
           <w:rFonts w:ascii="Consolas" w:hAnsi="Consolas" w:cs="Consolas"/>
-          <w:sz w:val="18"/>
-        </w:rPr>
-      </w:pPr>
-    </w:p>
-    <w:p>
-      <w:pPr>
-        <w:shd w:val="clear" w:color="auto" w:fill="F2F2F2" w:themeFill="background1" w:themeFillShade="F2"/>
-        <w:autoSpaceDE w:val="0"/>
-        <w:autoSpaceDN w:val="0"/>
-        <w:adjustRightInd w:val="0"/>
-        <w:spacing w:after="0" w:line="240" w:lineRule="auto"/>
-        <w:rPr>
-          <w:rFonts w:ascii="Consolas" w:hAnsi="Consolas" w:cs="Consolas"/>
-          <w:sz w:val="18"/>
-        </w:rPr>
-      </w:pPr>
-      <w:r>
-        <w:rPr>
-          <w:rFonts w:ascii="Consolas" w:hAnsi="Consolas" w:cs="Consolas"/>
-          <w:color w:val="000000"/>
-          <w:sz w:val="18"/>
-        </w:rPr>
-        <w:t xml:space="preserve">    </w:t>
-      </w:r>
-      <w:r>
-        <w:rPr>
-          <w:rFonts w:ascii="Consolas" w:hAnsi="Consolas" w:cs="Consolas"/>
-          <w:color w:val="3F7F5F"/>
-          <w:sz w:val="18"/>
-        </w:rPr>
-        <w:t>/* Set the sampler texture unit to 0. */</w:t>
-      </w:r>
-    </w:p>
-    <w:p>
-      <w:pPr>
-        <w:shd w:val="clear" w:color="auto" w:fill="F2F2F2" w:themeFill="background1" w:themeFillShade="F2"/>
-        <w:spacing w:after="0"/>
-        <w:rPr>
-          <w:rFonts w:ascii="Consolas" w:hAnsi="Consolas" w:cs="Consolas"/>
-          <w:color w:val="000000"/>
           <w:sz w:val="18"/>
         </w:rPr>
       </w:pPr>
@@ -6630,15 +9832,172 @@
           <w:color w:val="642880"/>
           <w:sz w:val="18"/>
         </w:rPr>
-        <w:t>glUniform1i</w:t>
-      </w:r>
-      <w:r>
-        <w:rPr>
-          <w:rFonts w:ascii="Consolas" w:hAnsi="Consolas" w:cs="Consolas"/>
-          <w:color w:val="000000"/>
-          <w:sz w:val="18"/>
-        </w:rPr>
-        <w:t>(samplerLocation, 0);</w:t>
+        <w:t>glUniformMatrix4</w:t>
+      </w:r>
+      <w:proofErr w:type="gramStart"/>
+      <w:r>
+        <w:rPr>
+          <w:rFonts w:ascii="Consolas" w:hAnsi="Consolas" w:cs="Consolas"/>
+          <w:b/>
+          <w:bCs/>
+          <w:color w:val="642880"/>
+          <w:sz w:val="18"/>
+        </w:rPr>
+        <w:t>fv</w:t>
+      </w:r>
+      <w:r>
+        <w:rPr>
+          <w:rFonts w:ascii="Consolas" w:hAnsi="Consolas" w:cs="Consolas"/>
+          <w:color w:val="000000"/>
+          <w:sz w:val="18"/>
+        </w:rPr>
+        <w:t>(</w:t>
+      </w:r>
+      <w:proofErr w:type="spellStart"/>
+      <w:proofErr w:type="gramEnd"/>
+      <w:r>
+        <w:rPr>
+          <w:rFonts w:ascii="Consolas" w:hAnsi="Consolas" w:cs="Consolas"/>
+          <w:color w:val="000000"/>
+          <w:sz w:val="18"/>
+        </w:rPr>
+        <w:t>modelViewLocation</w:t>
+      </w:r>
+      <w:proofErr w:type="spellEnd"/>
+      <w:r>
+        <w:rPr>
+          <w:rFonts w:ascii="Consolas" w:hAnsi="Consolas" w:cs="Consolas"/>
+          <w:color w:val="000000"/>
+          <w:sz w:val="18"/>
+        </w:rPr>
+        <w:t xml:space="preserve">, 1, GL_FALSE, </w:t>
+      </w:r>
+      <w:proofErr w:type="spellStart"/>
+      <w:r>
+        <w:rPr>
+          <w:rFonts w:ascii="Consolas" w:hAnsi="Consolas" w:cs="Consolas"/>
+          <w:color w:val="000000"/>
+          <w:sz w:val="18"/>
+        </w:rPr>
+        <w:t>modelViewMatrix</w:t>
+      </w:r>
+      <w:proofErr w:type="spellEnd"/>
+      <w:r>
+        <w:rPr>
+          <w:rFonts w:ascii="Consolas" w:hAnsi="Consolas" w:cs="Consolas"/>
+          <w:color w:val="000000"/>
+          <w:sz w:val="18"/>
+        </w:rPr>
+        <w:t>);</w:t>
+      </w:r>
+    </w:p>
+    <w:p>
+      <w:pPr>
+        <w:shd w:val="clear" w:color="auto" w:fill="F2F2F2" w:themeFill="background1" w:themeFillShade="F2"/>
+        <w:autoSpaceDE w:val="0"/>
+        <w:autoSpaceDN w:val="0"/>
+        <w:adjustRightInd w:val="0"/>
+        <w:spacing w:after="0" w:line="240" w:lineRule="auto"/>
+        <w:rPr>
+          <w:rFonts w:ascii="Consolas" w:hAnsi="Consolas" w:cs="Consolas"/>
+          <w:sz w:val="18"/>
+        </w:rPr>
+      </w:pPr>
+    </w:p>
+    <w:p>
+      <w:pPr>
+        <w:shd w:val="clear" w:color="auto" w:fill="F2F2F2" w:themeFill="background1" w:themeFillShade="F2"/>
+        <w:autoSpaceDE w:val="0"/>
+        <w:autoSpaceDN w:val="0"/>
+        <w:adjustRightInd w:val="0"/>
+        <w:spacing w:after="0" w:line="240" w:lineRule="auto"/>
+        <w:rPr>
+          <w:rFonts w:ascii="Consolas" w:hAnsi="Consolas" w:cs="Consolas"/>
+          <w:sz w:val="18"/>
+        </w:rPr>
+      </w:pPr>
+      <w:r>
+        <w:rPr>
+          <w:rFonts w:ascii="Consolas" w:hAnsi="Consolas" w:cs="Consolas"/>
+          <w:color w:val="000000"/>
+          <w:sz w:val="18"/>
+        </w:rPr>
+        <w:t xml:space="preserve">    </w:t>
+      </w:r>
+      <w:r>
+        <w:rPr>
+          <w:rFonts w:ascii="Consolas" w:hAnsi="Consolas" w:cs="Consolas"/>
+          <w:color w:val="3F7F5F"/>
+          <w:sz w:val="18"/>
+        </w:rPr>
+        <w:t>/* Set the sampler texture unit to 0. */</w:t>
+      </w:r>
+    </w:p>
+    <w:p>
+      <w:pPr>
+        <w:shd w:val="clear" w:color="auto" w:fill="F2F2F2" w:themeFill="background1" w:themeFillShade="F2"/>
+        <w:spacing w:after="0"/>
+        <w:rPr>
+          <w:rFonts w:ascii="Consolas" w:hAnsi="Consolas" w:cs="Consolas"/>
+          <w:color w:val="000000"/>
+          <w:sz w:val="18"/>
+        </w:rPr>
+      </w:pPr>
+      <w:r>
+        <w:rPr>
+          <w:rFonts w:ascii="Consolas" w:hAnsi="Consolas" w:cs="Consolas"/>
+          <w:color w:val="000000"/>
+          <w:sz w:val="18"/>
+        </w:rPr>
+        <w:t xml:space="preserve">    </w:t>
+      </w:r>
+      <w:r>
+        <w:rPr>
+          <w:rFonts w:ascii="Consolas" w:hAnsi="Consolas" w:cs="Consolas"/>
+          <w:b/>
+          <w:bCs/>
+          <w:color w:val="642880"/>
+          <w:sz w:val="18"/>
+        </w:rPr>
+        <w:t>glUniform1</w:t>
+      </w:r>
+      <w:proofErr w:type="gramStart"/>
+      <w:r>
+        <w:rPr>
+          <w:rFonts w:ascii="Consolas" w:hAnsi="Consolas" w:cs="Consolas"/>
+          <w:b/>
+          <w:bCs/>
+          <w:color w:val="642880"/>
+          <w:sz w:val="18"/>
+        </w:rPr>
+        <w:t>i</w:t>
+      </w:r>
+      <w:r>
+        <w:rPr>
+          <w:rFonts w:ascii="Consolas" w:hAnsi="Consolas" w:cs="Consolas"/>
+          <w:color w:val="000000"/>
+          <w:sz w:val="18"/>
+        </w:rPr>
+        <w:t>(</w:t>
+      </w:r>
+      <w:proofErr w:type="spellStart"/>
+      <w:proofErr w:type="gramEnd"/>
+      <w:r>
+        <w:rPr>
+          <w:rFonts w:ascii="Consolas" w:hAnsi="Consolas" w:cs="Consolas"/>
+          <w:color w:val="000000"/>
+          <w:sz w:val="18"/>
+        </w:rPr>
+        <w:t>samplerLocation</w:t>
+      </w:r>
+      <w:proofErr w:type="spellEnd"/>
+      <w:r>
+        <w:rPr>
+          <w:rFonts w:ascii="Consolas" w:hAnsi="Consolas" w:cs="Consolas"/>
+          <w:color w:val="000000"/>
+          <w:sz w:val="18"/>
+        </w:rPr>
+        <w:t>, 0);</w:t>
       </w:r>
     </w:p>
     <w:p>
@@ -6673,13 +10032,31 @@
           <w:iCs/>
           <w:szCs w:val="18"/>
         </w:rPr>
-        <w:t>“renderFrame”</w:t>
-      </w:r>
-      <w:r>
-        <w:rPr>
-          <w:szCs w:val="18"/>
-        </w:rPr>
-        <w:t xml:space="preserve"> function to take all these updates into account and apply our texture. Here</w:t>
+        <w:t>“</w:t>
+      </w:r>
+      <w:proofErr w:type="spellStart"/>
+      <w:r>
+        <w:rPr>
+          <w:i/>
+          <w:iCs/>
+          <w:szCs w:val="18"/>
+        </w:rPr>
+        <w:t>renderFrame</w:t>
+      </w:r>
+      <w:proofErr w:type="spellEnd"/>
+      <w:r>
+        <w:rPr>
+          <w:i/>
+          <w:iCs/>
+          <w:szCs w:val="18"/>
+        </w:rPr>
+        <w:t>”</w:t>
+      </w:r>
+      <w:r>
+        <w:rPr>
+          <w:szCs w:val="18"/>
+        </w:rPr>
+        <w:t xml:space="preserve"> function to take these updates into account and apply our texture. Here</w:t>
       </w:r>
       <w:r>
         <w:rPr>
@@ -6703,7 +10080,19 @@
         <w:rPr>
           <w:szCs w:val="18"/>
         </w:rPr>
-        <w:t xml:space="preserve"> finally we set the sampler from the fragment shader, using GL_TEXTURE0.</w:t>
+        <w:t xml:space="preserve"> finally</w:t>
+      </w:r>
+      <w:r>
+        <w:rPr>
+          <w:szCs w:val="18"/>
+        </w:rPr>
+        <w:t>,</w:t>
+      </w:r>
+      <w:r>
+        <w:rPr>
+          <w:szCs w:val="18"/>
+        </w:rPr>
+        <w:t xml:space="preserve"> we set the sampler from the fragment shader using GL_TEXTURE0.</w:t>
       </w:r>
     </w:p>
     <w:p>
@@ -6729,7 +10118,13 @@
         <w:rPr>
           <w:szCs w:val="18"/>
         </w:rPr>
-        <w:t>We can now build and run the project, resulting in our application displaying a textured cube!</w:t>
+        <w:t>We can now build and run the project, resulting in our application displaying a textured cube</w:t>
+      </w:r>
+      <w:r>
+        <w:rPr>
+          <w:szCs w:val="18"/>
+        </w:rPr>
+        <w:t>.</w:t>
       </w:r>
     </w:p>
     <w:p>
@@ -6752,7 +10147,7 @@
 </file>
 
 <file path=word/endnotes.xml><?xml version="1.0" encoding="utf-8"?>
-<w:endnotes xmlns:wpc="http://schemas.microsoft.com/office/word/2010/wordprocessingCanvas" xmlns:cx="http://schemas.microsoft.com/office/drawing/2014/chartex" xmlns:cx1="http://schemas.microsoft.com/office/drawing/2015/9/8/chartex" xmlns:cx2="http://schemas.microsoft.com/office/drawing/2015/10/21/chartex" xmlns:cx3="http://schemas.microsoft.com/office/drawing/2016/5/9/chartex" xmlns:cx4="http://schemas.microsoft.com/office/drawing/2016/5/10/chartex" xmlns:cx5="http://schemas.microsoft.com/office/drawing/2016/5/11/chartex" xmlns:cx6="http://schemas.microsoft.com/office/drawing/2016/5/12/chartex" xmlns:cx7="http://schemas.microsoft.com/office/drawing/2016/5/13/chartex" xmlns:cx8="http://schemas.microsoft.com/office/drawing/2016/5/14/chartex" xmlns:mc="http://schemas.openxmlformats.org/markup-compatibility/2006" xmlns:aink="http://schemas.microsoft.com/office/drawing/2016/ink" xmlns:am3d="http://schemas.microsoft.com/office/drawing/2017/model3d" xmlns:o="urn:schemas-microsoft-com:office:office" xmlns:r="http://schemas.openxmlformats.org/officeDocument/2006/relationships" xmlns:m="http://schemas.openxmlformats.org/officeDocument/2006/math" xmlns:v="urn:schemas-microsoft-com:vml" xmlns:wp14="http://schemas.microsoft.com/office/word/2010/wordprocessingDrawing" xmlns:wp="http://schemas.openxmlformats.org/drawingml/2006/wordprocessingDrawing" xmlns:w10="urn:schemas-microsoft-com:office:word" xmlns:w="http://schemas.openxmlformats.org/wordprocessingml/2006/main" xmlns:w14="http://schemas.microsoft.com/office/word/2010/wordml" xmlns:w15="http://schemas.microsoft.com/office/word/2012/wordml" xmlns:w16cid="http://schemas.microsoft.com/office/word/2016/wordml/cid" xmlns:w16se="http://schemas.microsoft.com/office/word/2015/wordml/symex" xmlns:wpg="http://schemas.microsoft.com/office/word/2010/wordprocessingGroup" xmlns:wpi="http://schemas.microsoft.com/office/word/2010/wordprocessingInk" xmlns:wne="http://schemas.microsoft.com/office/word/2006/wordml" xmlns:wps="http://schemas.microsoft.com/office/word/2010/wordprocessingShape" mc:Ignorable="w14 w15 w16se w16cid wp14">
+<w:endnotes xmlns:wpc="http://schemas.microsoft.com/office/word/2010/wordprocessingCanvas" xmlns:cx="http://schemas.microsoft.com/office/drawing/2014/chartex" xmlns:cx1="http://schemas.microsoft.com/office/drawing/2015/9/8/chartex" xmlns:cx2="http://schemas.microsoft.com/office/drawing/2015/10/21/chartex" xmlns:cx3="http://schemas.microsoft.com/office/drawing/2016/5/9/chartex" xmlns:cx4="http://schemas.microsoft.com/office/drawing/2016/5/10/chartex" xmlns:cx5="http://schemas.microsoft.com/office/drawing/2016/5/11/chartex" xmlns:cx6="http://schemas.microsoft.com/office/drawing/2016/5/12/chartex" xmlns:cx7="http://schemas.microsoft.com/office/drawing/2016/5/13/chartex" xmlns:cx8="http://schemas.microsoft.com/office/drawing/2016/5/14/chartex" xmlns:mc="http://schemas.openxmlformats.org/markup-compatibility/2006" xmlns:aink="http://schemas.microsoft.com/office/drawing/2016/ink" xmlns:am3d="http://schemas.microsoft.com/office/drawing/2017/model3d" xmlns:o="urn:schemas-microsoft-com:office:office" xmlns:oel="http://schemas.microsoft.com/office/2019/extlst" xmlns:r="http://schemas.openxmlformats.org/officeDocument/2006/relationships" xmlns:m="http://schemas.openxmlformats.org/officeDocument/2006/math" xmlns:v="urn:schemas-microsoft-com:vml" xmlns:wp14="http://schemas.microsoft.com/office/word/2010/wordprocessingDrawing" xmlns:wp="http://schemas.openxmlformats.org/drawingml/2006/wordprocessingDrawing" xmlns:w10="urn:schemas-microsoft-com:office:word" xmlns:w="http://schemas.openxmlformats.org/wordprocessingml/2006/main" xmlns:w14="http://schemas.microsoft.com/office/word/2010/wordml" xmlns:w15="http://schemas.microsoft.com/office/word/2012/wordml" xmlns:w16cex="http://schemas.microsoft.com/office/word/2018/wordml/cex" xmlns:w16cid="http://schemas.microsoft.com/office/word/2016/wordml/cid" xmlns:w16="http://schemas.microsoft.com/office/word/2018/wordml" xmlns:w16du="http://schemas.microsoft.com/office/word/2023/wordml/word16du" xmlns:w16sdtdh="http://schemas.microsoft.com/office/word/2020/wordml/sdtdatahash" xmlns:w16sdtfl="http://schemas.microsoft.com/office/word/2024/wordml/sdtformatlock" xmlns:w16se="http://schemas.microsoft.com/office/word/2015/wordml/symex" xmlns:wpg="http://schemas.microsoft.com/office/word/2010/wordprocessingGroup" xmlns:wpi="http://schemas.microsoft.com/office/word/2010/wordprocessingInk" xmlns:wne="http://schemas.microsoft.com/office/word/2006/wordml" xmlns:wps="http://schemas.microsoft.com/office/word/2010/wordprocessingShape" mc:Ignorable="w14 w15 w16se w16cid w16 w16cex w16sdtdh w16sdtfl w16du wp14">
   <w:endnote w:type="separator" w:id="-1">
     <w:p>
       <w:pPr>
@@ -6777,7 +10172,7 @@
 </file>
 
 <file path=word/footer1.xml><?xml version="1.0" encoding="utf-8"?>
-<w:ftr xmlns:wpc="http://schemas.microsoft.com/office/word/2010/wordprocessingCanvas" xmlns:cx="http://schemas.microsoft.com/office/drawing/2014/chartex" xmlns:cx1="http://schemas.microsoft.com/office/drawing/2015/9/8/chartex" xmlns:cx2="http://schemas.microsoft.com/office/drawing/2015/10/21/chartex" xmlns:cx3="http://schemas.microsoft.com/office/drawing/2016/5/9/chartex" xmlns:cx4="http://schemas.microsoft.com/office/drawing/2016/5/10/chartex" xmlns:cx5="http://schemas.microsoft.com/office/drawing/2016/5/11/chartex" xmlns:cx6="http://schemas.microsoft.com/office/drawing/2016/5/12/chartex" xmlns:cx7="http://schemas.microsoft.com/office/drawing/2016/5/13/chartex" xmlns:cx8="http://schemas.microsoft.com/office/drawing/2016/5/14/chartex" xmlns:mc="http://schemas.openxmlformats.org/markup-compatibility/2006" xmlns:aink="http://schemas.microsoft.com/office/drawing/2016/ink" xmlns:am3d="http://schemas.microsoft.com/office/drawing/2017/model3d" xmlns:o="urn:schemas-microsoft-com:office:office" xmlns:r="http://schemas.openxmlformats.org/officeDocument/2006/relationships" xmlns:m="http://schemas.openxmlformats.org/officeDocument/2006/math" xmlns:v="urn:schemas-microsoft-com:vml" xmlns:wp14="http://schemas.microsoft.com/office/word/2010/wordprocessingDrawing" xmlns:wp="http://schemas.openxmlformats.org/drawingml/2006/wordprocessingDrawing" xmlns:w10="urn:schemas-microsoft-com:office:word" xmlns:w="http://schemas.openxmlformats.org/wordprocessingml/2006/main" xmlns:w14="http://schemas.microsoft.com/office/word/2010/wordml" xmlns:w15="http://schemas.microsoft.com/office/word/2012/wordml" xmlns:w16cid="http://schemas.microsoft.com/office/word/2016/wordml/cid" xmlns:w16se="http://schemas.microsoft.com/office/word/2015/wordml/symex" xmlns:wpg="http://schemas.microsoft.com/office/word/2010/wordprocessingGroup" xmlns:wpi="http://schemas.microsoft.com/office/word/2010/wordprocessingInk" xmlns:wne="http://schemas.microsoft.com/office/word/2006/wordml" xmlns:wps="http://schemas.microsoft.com/office/word/2010/wordprocessingShape" mc:Ignorable="w14 w15 w16se w16cid wp14">
+<w:ftr xmlns:wpc="http://schemas.microsoft.com/office/word/2010/wordprocessingCanvas" xmlns:cx="http://schemas.microsoft.com/office/drawing/2014/chartex" xmlns:cx1="http://schemas.microsoft.com/office/drawing/2015/9/8/chartex" xmlns:cx2="http://schemas.microsoft.com/office/drawing/2015/10/21/chartex" xmlns:cx3="http://schemas.microsoft.com/office/drawing/2016/5/9/chartex" xmlns:cx4="http://schemas.microsoft.com/office/drawing/2016/5/10/chartex" xmlns:cx5="http://schemas.microsoft.com/office/drawing/2016/5/11/chartex" xmlns:cx6="http://schemas.microsoft.com/office/drawing/2016/5/12/chartex" xmlns:cx7="http://schemas.microsoft.com/office/drawing/2016/5/13/chartex" xmlns:cx8="http://schemas.microsoft.com/office/drawing/2016/5/14/chartex" xmlns:mc="http://schemas.openxmlformats.org/markup-compatibility/2006" xmlns:aink="http://schemas.microsoft.com/office/drawing/2016/ink" xmlns:am3d="http://schemas.microsoft.com/office/drawing/2017/model3d" xmlns:o="urn:schemas-microsoft-com:office:office" xmlns:oel="http://schemas.microsoft.com/office/2019/extlst" xmlns:r="http://schemas.openxmlformats.org/officeDocument/2006/relationships" xmlns:m="http://schemas.openxmlformats.org/officeDocument/2006/math" xmlns:v="urn:schemas-microsoft-com:vml" xmlns:wp14="http://schemas.microsoft.com/office/word/2010/wordprocessingDrawing" xmlns:wp="http://schemas.openxmlformats.org/drawingml/2006/wordprocessingDrawing" xmlns:w10="urn:schemas-microsoft-com:office:word" xmlns:w="http://schemas.openxmlformats.org/wordprocessingml/2006/main" xmlns:w14="http://schemas.microsoft.com/office/word/2010/wordml" xmlns:w15="http://schemas.microsoft.com/office/word/2012/wordml" xmlns:w16cex="http://schemas.microsoft.com/office/word/2018/wordml/cex" xmlns:w16cid="http://schemas.microsoft.com/office/word/2016/wordml/cid" xmlns:w16="http://schemas.microsoft.com/office/word/2018/wordml" xmlns:w16du="http://schemas.microsoft.com/office/word/2023/wordml/word16du" xmlns:w16sdtdh="http://schemas.microsoft.com/office/word/2020/wordml/sdtdatahash" xmlns:w16sdtfl="http://schemas.microsoft.com/office/word/2024/wordml/sdtformatlock" xmlns:w16se="http://schemas.microsoft.com/office/word/2015/wordml/symex" xmlns:wpg="http://schemas.microsoft.com/office/word/2010/wordprocessingGroup" xmlns:wpi="http://schemas.microsoft.com/office/word/2010/wordprocessingInk" xmlns:wne="http://schemas.microsoft.com/office/word/2006/wordml" xmlns:wps="http://schemas.microsoft.com/office/word/2010/wordprocessingShape" mc:Ignorable="w14 w15 w16se w16cid w16 w16cex w16sdtdh w16sdtfl w16du wp14">
   <w:p>
     <w:pPr>
       <w:pStyle w:val="Footer"/>
@@ -6799,7 +10194,7 @@
 </file>
 
 <file path=word/footer2.xml><?xml version="1.0" encoding="utf-8"?>
-<w:ftr xmlns:wpc="http://schemas.microsoft.com/office/word/2010/wordprocessingCanvas" xmlns:cx="http://schemas.microsoft.com/office/drawing/2014/chartex" xmlns:cx1="http://schemas.microsoft.com/office/drawing/2015/9/8/chartex" xmlns:cx2="http://schemas.microsoft.com/office/drawing/2015/10/21/chartex" xmlns:cx3="http://schemas.microsoft.com/office/drawing/2016/5/9/chartex" xmlns:cx4="http://schemas.microsoft.com/office/drawing/2016/5/10/chartex" xmlns:cx5="http://schemas.microsoft.com/office/drawing/2016/5/11/chartex" xmlns:cx6="http://schemas.microsoft.com/office/drawing/2016/5/12/chartex" xmlns:cx7="http://schemas.microsoft.com/office/drawing/2016/5/13/chartex" xmlns:cx8="http://schemas.microsoft.com/office/drawing/2016/5/14/chartex" xmlns:mc="http://schemas.openxmlformats.org/markup-compatibility/2006" xmlns:aink="http://schemas.microsoft.com/office/drawing/2016/ink" xmlns:am3d="http://schemas.microsoft.com/office/drawing/2017/model3d" xmlns:o="urn:schemas-microsoft-com:office:office" xmlns:r="http://schemas.openxmlformats.org/officeDocument/2006/relationships" xmlns:m="http://schemas.openxmlformats.org/officeDocument/2006/math" xmlns:v="urn:schemas-microsoft-com:vml" xmlns:wp14="http://schemas.microsoft.com/office/word/2010/wordprocessingDrawing" xmlns:wp="http://schemas.openxmlformats.org/drawingml/2006/wordprocessingDrawing" xmlns:w10="urn:schemas-microsoft-com:office:word" xmlns:w="http://schemas.openxmlformats.org/wordprocessingml/2006/main" xmlns:w14="http://schemas.microsoft.com/office/word/2010/wordml" xmlns:w15="http://schemas.microsoft.com/office/word/2012/wordml" xmlns:w16cid="http://schemas.microsoft.com/office/word/2016/wordml/cid" xmlns:w16se="http://schemas.microsoft.com/office/word/2015/wordml/symex" xmlns:wpg="http://schemas.microsoft.com/office/word/2010/wordprocessingGroup" xmlns:wpi="http://schemas.microsoft.com/office/word/2010/wordprocessingInk" xmlns:wne="http://schemas.microsoft.com/office/word/2006/wordml" xmlns:wps="http://schemas.microsoft.com/office/word/2010/wordprocessingShape" mc:Ignorable="w14 w15 w16se w16cid wp14">
+<w:ftr xmlns:wpc="http://schemas.microsoft.com/office/word/2010/wordprocessingCanvas" xmlns:cx="http://schemas.microsoft.com/office/drawing/2014/chartex" xmlns:cx1="http://schemas.microsoft.com/office/drawing/2015/9/8/chartex" xmlns:cx2="http://schemas.microsoft.com/office/drawing/2015/10/21/chartex" xmlns:cx3="http://schemas.microsoft.com/office/drawing/2016/5/9/chartex" xmlns:cx4="http://schemas.microsoft.com/office/drawing/2016/5/10/chartex" xmlns:cx5="http://schemas.microsoft.com/office/drawing/2016/5/11/chartex" xmlns:cx6="http://schemas.microsoft.com/office/drawing/2016/5/12/chartex" xmlns:cx7="http://schemas.microsoft.com/office/drawing/2016/5/13/chartex" xmlns:cx8="http://schemas.microsoft.com/office/drawing/2016/5/14/chartex" xmlns:mc="http://schemas.openxmlformats.org/markup-compatibility/2006" xmlns:aink="http://schemas.microsoft.com/office/drawing/2016/ink" xmlns:am3d="http://schemas.microsoft.com/office/drawing/2017/model3d" xmlns:o="urn:schemas-microsoft-com:office:office" xmlns:oel="http://schemas.microsoft.com/office/2019/extlst" xmlns:r="http://schemas.openxmlformats.org/officeDocument/2006/relationships" xmlns:m="http://schemas.openxmlformats.org/officeDocument/2006/math" xmlns:v="urn:schemas-microsoft-com:vml" xmlns:wp14="http://schemas.microsoft.com/office/word/2010/wordprocessingDrawing" xmlns:wp="http://schemas.openxmlformats.org/drawingml/2006/wordprocessingDrawing" xmlns:w10="urn:schemas-microsoft-com:office:word" xmlns:w="http://schemas.openxmlformats.org/wordprocessingml/2006/main" xmlns:w14="http://schemas.microsoft.com/office/word/2010/wordml" xmlns:w15="http://schemas.microsoft.com/office/word/2012/wordml" xmlns:w16cex="http://schemas.microsoft.com/office/word/2018/wordml/cex" xmlns:w16cid="http://schemas.microsoft.com/office/word/2016/wordml/cid" xmlns:w16="http://schemas.microsoft.com/office/word/2018/wordml" xmlns:w16du="http://schemas.microsoft.com/office/word/2023/wordml/word16du" xmlns:w16sdtdh="http://schemas.microsoft.com/office/word/2020/wordml/sdtdatahash" xmlns:w16sdtfl="http://schemas.microsoft.com/office/word/2024/wordml/sdtformatlock" xmlns:w16se="http://schemas.microsoft.com/office/word/2015/wordml/symex" xmlns:wpg="http://schemas.microsoft.com/office/word/2010/wordprocessingGroup" xmlns:wpi="http://schemas.microsoft.com/office/word/2010/wordprocessingInk" xmlns:wne="http://schemas.microsoft.com/office/word/2006/wordml" xmlns:wps="http://schemas.microsoft.com/office/word/2010/wordprocessingShape" mc:Ignorable="w14 w15 w16se w16cid w16 w16cex w16sdtdh w16sdtfl w16du wp14">
   <w:sdt>
     <w:sdtPr>
       <w:id w:val="-552073365"/>
@@ -6831,7 +10226,7 @@
 </file>
 
 <file path=word/footer3.xml><?xml version="1.0" encoding="utf-8"?>
-<w:ftr xmlns:wpc="http://schemas.microsoft.com/office/word/2010/wordprocessingCanvas" xmlns:cx="http://schemas.microsoft.com/office/drawing/2014/chartex" xmlns:cx1="http://schemas.microsoft.com/office/drawing/2015/9/8/chartex" xmlns:cx2="http://schemas.microsoft.com/office/drawing/2015/10/21/chartex" xmlns:cx3="http://schemas.microsoft.com/office/drawing/2016/5/9/chartex" xmlns:cx4="http://schemas.microsoft.com/office/drawing/2016/5/10/chartex" xmlns:cx5="http://schemas.microsoft.com/office/drawing/2016/5/11/chartex" xmlns:cx6="http://schemas.microsoft.com/office/drawing/2016/5/12/chartex" xmlns:cx7="http://schemas.microsoft.com/office/drawing/2016/5/13/chartex" xmlns:cx8="http://schemas.microsoft.com/office/drawing/2016/5/14/chartex" xmlns:mc="http://schemas.openxmlformats.org/markup-compatibility/2006" xmlns:aink="http://schemas.microsoft.com/office/drawing/2016/ink" xmlns:am3d="http://schemas.microsoft.com/office/drawing/2017/model3d" xmlns:o="urn:schemas-microsoft-com:office:office" xmlns:r="http://schemas.openxmlformats.org/officeDocument/2006/relationships" xmlns:m="http://schemas.openxmlformats.org/officeDocument/2006/math" xmlns:v="urn:schemas-microsoft-com:vml" xmlns:wp14="http://schemas.microsoft.com/office/word/2010/wordprocessingDrawing" xmlns:wp="http://schemas.openxmlformats.org/drawingml/2006/wordprocessingDrawing" xmlns:w10="urn:schemas-microsoft-com:office:word" xmlns:w="http://schemas.openxmlformats.org/wordprocessingml/2006/main" xmlns:w14="http://schemas.microsoft.com/office/word/2010/wordml" xmlns:w15="http://schemas.microsoft.com/office/word/2012/wordml" xmlns:w16cid="http://schemas.microsoft.com/office/word/2016/wordml/cid" xmlns:w16se="http://schemas.microsoft.com/office/word/2015/wordml/symex" xmlns:wpg="http://schemas.microsoft.com/office/word/2010/wordprocessingGroup" xmlns:wpi="http://schemas.microsoft.com/office/word/2010/wordprocessingInk" xmlns:wne="http://schemas.microsoft.com/office/word/2006/wordml" xmlns:wps="http://schemas.microsoft.com/office/word/2010/wordprocessingShape" mc:Ignorable="w14 w15 w16se w16cid wp14">
+<w:ftr xmlns:wpc="http://schemas.microsoft.com/office/word/2010/wordprocessingCanvas" xmlns:cx="http://schemas.microsoft.com/office/drawing/2014/chartex" xmlns:cx1="http://schemas.microsoft.com/office/drawing/2015/9/8/chartex" xmlns:cx2="http://schemas.microsoft.com/office/drawing/2015/10/21/chartex" xmlns:cx3="http://schemas.microsoft.com/office/drawing/2016/5/9/chartex" xmlns:cx4="http://schemas.microsoft.com/office/drawing/2016/5/10/chartex" xmlns:cx5="http://schemas.microsoft.com/office/drawing/2016/5/11/chartex" xmlns:cx6="http://schemas.microsoft.com/office/drawing/2016/5/12/chartex" xmlns:cx7="http://schemas.microsoft.com/office/drawing/2016/5/13/chartex" xmlns:cx8="http://schemas.microsoft.com/office/drawing/2016/5/14/chartex" xmlns:mc="http://schemas.openxmlformats.org/markup-compatibility/2006" xmlns:aink="http://schemas.microsoft.com/office/drawing/2016/ink" xmlns:am3d="http://schemas.microsoft.com/office/drawing/2017/model3d" xmlns:o="urn:schemas-microsoft-com:office:office" xmlns:oel="http://schemas.microsoft.com/office/2019/extlst" xmlns:r="http://schemas.openxmlformats.org/officeDocument/2006/relationships" xmlns:m="http://schemas.openxmlformats.org/officeDocument/2006/math" xmlns:v="urn:schemas-microsoft-com:vml" xmlns:wp14="http://schemas.microsoft.com/office/word/2010/wordprocessingDrawing" xmlns:wp="http://schemas.openxmlformats.org/drawingml/2006/wordprocessingDrawing" xmlns:w10="urn:schemas-microsoft-com:office:word" xmlns:w="http://schemas.openxmlformats.org/wordprocessingml/2006/main" xmlns:w14="http://schemas.microsoft.com/office/word/2010/wordml" xmlns:w15="http://schemas.microsoft.com/office/word/2012/wordml" xmlns:w16cex="http://schemas.microsoft.com/office/word/2018/wordml/cex" xmlns:w16cid="http://schemas.microsoft.com/office/word/2016/wordml/cid" xmlns:w16="http://schemas.microsoft.com/office/word/2018/wordml" xmlns:w16du="http://schemas.microsoft.com/office/word/2023/wordml/word16du" xmlns:w16sdtdh="http://schemas.microsoft.com/office/word/2020/wordml/sdtdatahash" xmlns:w16sdtfl="http://schemas.microsoft.com/office/word/2024/wordml/sdtformatlock" xmlns:w16se="http://schemas.microsoft.com/office/word/2015/wordml/symex" xmlns:wpg="http://schemas.microsoft.com/office/word/2010/wordprocessingGroup" xmlns:wpi="http://schemas.microsoft.com/office/word/2010/wordprocessingInk" xmlns:wne="http://schemas.microsoft.com/office/word/2006/wordml" xmlns:wps="http://schemas.microsoft.com/office/word/2010/wordprocessingShape" mc:Ignorable="w14 w15 w16se w16cid w16 w16cex w16sdtdh w16sdtfl w16du wp14">
   <w:sdt>
     <w:sdtPr>
       <w:id w:val="4715308"/>
@@ -6840,7 +10235,6 @@
         <w:docPartUnique/>
       </w:docPartObj>
     </w:sdtPr>
-    <w:sdtEndPr/>
     <w:sdtContent>
       <w:sdt>
         <w:sdtPr>
@@ -6850,7 +10244,6 @@
             <w:docPartUnique/>
           </w:docPartObj>
         </w:sdtPr>
-        <w:sdtEndPr/>
         <w:sdtContent>
           <w:p>
             <w:pPr>
@@ -6893,7 +10286,7 @@
               <w:rPr>
                 <w:noProof/>
               </w:rPr>
-              <w:t>2020</w:t>
+              <w:t>2026</w:t>
             </w:r>
             <w:r>
               <w:fldChar w:fldCharType="end"/>
@@ -6976,7 +10369,7 @@
 </file>
 
 <file path=word/footnotes.xml><?xml version="1.0" encoding="utf-8"?>
-<w:footnotes xmlns:wpc="http://schemas.microsoft.com/office/word/2010/wordprocessingCanvas" xmlns:cx="http://schemas.microsoft.com/office/drawing/2014/chartex" xmlns:cx1="http://schemas.microsoft.com/office/drawing/2015/9/8/chartex" xmlns:cx2="http://schemas.microsoft.com/office/drawing/2015/10/21/chartex" xmlns:cx3="http://schemas.microsoft.com/office/drawing/2016/5/9/chartex" xmlns:cx4="http://schemas.microsoft.com/office/drawing/2016/5/10/chartex" xmlns:cx5="http://schemas.microsoft.com/office/drawing/2016/5/11/chartex" xmlns:cx6="http://schemas.microsoft.com/office/drawing/2016/5/12/chartex" xmlns:cx7="http://schemas.microsoft.com/office/drawing/2016/5/13/chartex" xmlns:cx8="http://schemas.microsoft.com/office/drawing/2016/5/14/chartex" xmlns:mc="http://schemas.openxmlformats.org/markup-compatibility/2006" xmlns:aink="http://schemas.microsoft.com/office/drawing/2016/ink" xmlns:am3d="http://schemas.microsoft.com/office/drawing/2017/model3d" xmlns:o="urn:schemas-microsoft-com:office:office" xmlns:r="http://schemas.openxmlformats.org/officeDocument/2006/relationships" xmlns:m="http://schemas.openxmlformats.org/officeDocument/2006/math" xmlns:v="urn:schemas-microsoft-com:vml" xmlns:wp14="http://schemas.microsoft.com/office/word/2010/wordprocessingDrawing" xmlns:wp="http://schemas.openxmlformats.org/drawingml/2006/wordprocessingDrawing" xmlns:w10="urn:schemas-microsoft-com:office:word" xmlns:w="http://schemas.openxmlformats.org/wordprocessingml/2006/main" xmlns:w14="http://schemas.microsoft.com/office/word/2010/wordml" xmlns:w15="http://schemas.microsoft.com/office/word/2012/wordml" xmlns:w16cid="http://schemas.microsoft.com/office/word/2016/wordml/cid" xmlns:w16se="http://schemas.microsoft.com/office/word/2015/wordml/symex" xmlns:wpg="http://schemas.microsoft.com/office/word/2010/wordprocessingGroup" xmlns:wpi="http://schemas.microsoft.com/office/word/2010/wordprocessingInk" xmlns:wne="http://schemas.microsoft.com/office/word/2006/wordml" xmlns:wps="http://schemas.microsoft.com/office/word/2010/wordprocessingShape" mc:Ignorable="w14 w15 w16se w16cid wp14">
+<w:footnotes xmlns:wpc="http://schemas.microsoft.com/office/word/2010/wordprocessingCanvas" xmlns:cx="http://schemas.microsoft.com/office/drawing/2014/chartex" xmlns:cx1="http://schemas.microsoft.com/office/drawing/2015/9/8/chartex" xmlns:cx2="http://schemas.microsoft.com/office/drawing/2015/10/21/chartex" xmlns:cx3="http://schemas.microsoft.com/office/drawing/2016/5/9/chartex" xmlns:cx4="http://schemas.microsoft.com/office/drawing/2016/5/10/chartex" xmlns:cx5="http://schemas.microsoft.com/office/drawing/2016/5/11/chartex" xmlns:cx6="http://schemas.microsoft.com/office/drawing/2016/5/12/chartex" xmlns:cx7="http://schemas.microsoft.com/office/drawing/2016/5/13/chartex" xmlns:cx8="http://schemas.microsoft.com/office/drawing/2016/5/14/chartex" xmlns:mc="http://schemas.openxmlformats.org/markup-compatibility/2006" xmlns:aink="http://schemas.microsoft.com/office/drawing/2016/ink" xmlns:am3d="http://schemas.microsoft.com/office/drawing/2017/model3d" xmlns:o="urn:schemas-microsoft-com:office:office" xmlns:oel="http://schemas.microsoft.com/office/2019/extlst" xmlns:r="http://schemas.openxmlformats.org/officeDocument/2006/relationships" xmlns:m="http://schemas.openxmlformats.org/officeDocument/2006/math" xmlns:v="urn:schemas-microsoft-com:vml" xmlns:wp14="http://schemas.microsoft.com/office/word/2010/wordprocessingDrawing" xmlns:wp="http://schemas.openxmlformats.org/drawingml/2006/wordprocessingDrawing" xmlns:w10="urn:schemas-microsoft-com:office:word" xmlns:w="http://schemas.openxmlformats.org/wordprocessingml/2006/main" xmlns:w14="http://schemas.microsoft.com/office/word/2010/wordml" xmlns:w15="http://schemas.microsoft.com/office/word/2012/wordml" xmlns:w16cex="http://schemas.microsoft.com/office/word/2018/wordml/cex" xmlns:w16cid="http://schemas.microsoft.com/office/word/2016/wordml/cid" xmlns:w16="http://schemas.microsoft.com/office/word/2018/wordml" xmlns:w16du="http://schemas.microsoft.com/office/word/2023/wordml/word16du" xmlns:w16sdtdh="http://schemas.microsoft.com/office/word/2020/wordml/sdtdatahash" xmlns:w16sdtfl="http://schemas.microsoft.com/office/word/2024/wordml/sdtformatlock" xmlns:w16se="http://schemas.microsoft.com/office/word/2015/wordml/symex" xmlns:wpg="http://schemas.microsoft.com/office/word/2010/wordprocessingGroup" xmlns:wpi="http://schemas.microsoft.com/office/word/2010/wordprocessingInk" xmlns:wne="http://schemas.microsoft.com/office/word/2006/wordml" xmlns:wps="http://schemas.microsoft.com/office/word/2010/wordprocessingShape" mc:Ignorable="w14 w15 w16se w16cid w16 w16cex w16sdtdh w16sdtfl w16du wp14">
   <w:footnote w:type="separator" w:id="-1">
     <w:p>
       <w:pPr>
@@ -7003,7 +10396,7 @@
 </file>
 
 <file path=word/header1.xml><?xml version="1.0" encoding="utf-8"?>
-<w:hdr xmlns:wpc="http://schemas.microsoft.com/office/word/2010/wordprocessingCanvas" xmlns:cx="http://schemas.microsoft.com/office/drawing/2014/chartex" xmlns:cx1="http://schemas.microsoft.com/office/drawing/2015/9/8/chartex" xmlns:cx2="http://schemas.microsoft.com/office/drawing/2015/10/21/chartex" xmlns:cx3="http://schemas.microsoft.com/office/drawing/2016/5/9/chartex" xmlns:cx4="http://schemas.microsoft.com/office/drawing/2016/5/10/chartex" xmlns:cx5="http://schemas.microsoft.com/office/drawing/2016/5/11/chartex" xmlns:cx6="http://schemas.microsoft.com/office/drawing/2016/5/12/chartex" xmlns:cx7="http://schemas.microsoft.com/office/drawing/2016/5/13/chartex" xmlns:cx8="http://schemas.microsoft.com/office/drawing/2016/5/14/chartex" xmlns:mc="http://schemas.openxmlformats.org/markup-compatibility/2006" xmlns:aink="http://schemas.microsoft.com/office/drawing/2016/ink" xmlns:am3d="http://schemas.microsoft.com/office/drawing/2017/model3d" xmlns:o="urn:schemas-microsoft-com:office:office" xmlns:r="http://schemas.openxmlformats.org/officeDocument/2006/relationships" xmlns:m="http://schemas.openxmlformats.org/officeDocument/2006/math" xmlns:v="urn:schemas-microsoft-com:vml" xmlns:wp14="http://schemas.microsoft.com/office/word/2010/wordprocessingDrawing" xmlns:wp="http://schemas.openxmlformats.org/drawingml/2006/wordprocessingDrawing" xmlns:w10="urn:schemas-microsoft-com:office:word" xmlns:w="http://schemas.openxmlformats.org/wordprocessingml/2006/main" xmlns:w14="http://schemas.microsoft.com/office/word/2010/wordml" xmlns:w15="http://schemas.microsoft.com/office/word/2012/wordml" xmlns:w16cid="http://schemas.microsoft.com/office/word/2016/wordml/cid" xmlns:w16se="http://schemas.microsoft.com/office/word/2015/wordml/symex" xmlns:wpg="http://schemas.microsoft.com/office/word/2010/wordprocessingGroup" xmlns:wpi="http://schemas.microsoft.com/office/word/2010/wordprocessingInk" xmlns:wne="http://schemas.microsoft.com/office/word/2006/wordml" xmlns:wps="http://schemas.microsoft.com/office/word/2010/wordprocessingShape" mc:Ignorable="w14 w15 w16se w16cid wp14">
+<w:hdr xmlns:wpc="http://schemas.microsoft.com/office/word/2010/wordprocessingCanvas" xmlns:cx="http://schemas.microsoft.com/office/drawing/2014/chartex" xmlns:cx1="http://schemas.microsoft.com/office/drawing/2015/9/8/chartex" xmlns:cx2="http://schemas.microsoft.com/office/drawing/2015/10/21/chartex" xmlns:cx3="http://schemas.microsoft.com/office/drawing/2016/5/9/chartex" xmlns:cx4="http://schemas.microsoft.com/office/drawing/2016/5/10/chartex" xmlns:cx5="http://schemas.microsoft.com/office/drawing/2016/5/11/chartex" xmlns:cx6="http://schemas.microsoft.com/office/drawing/2016/5/12/chartex" xmlns:cx7="http://schemas.microsoft.com/office/drawing/2016/5/13/chartex" xmlns:cx8="http://schemas.microsoft.com/office/drawing/2016/5/14/chartex" xmlns:mc="http://schemas.openxmlformats.org/markup-compatibility/2006" xmlns:aink="http://schemas.microsoft.com/office/drawing/2016/ink" xmlns:am3d="http://schemas.microsoft.com/office/drawing/2017/model3d" xmlns:o="urn:schemas-microsoft-com:office:office" xmlns:oel="http://schemas.microsoft.com/office/2019/extlst" xmlns:r="http://schemas.openxmlformats.org/officeDocument/2006/relationships" xmlns:m="http://schemas.openxmlformats.org/officeDocument/2006/math" xmlns:v="urn:schemas-microsoft-com:vml" xmlns:wp14="http://schemas.microsoft.com/office/word/2010/wordprocessingDrawing" xmlns:wp="http://schemas.openxmlformats.org/drawingml/2006/wordprocessingDrawing" xmlns:w10="urn:schemas-microsoft-com:office:word" xmlns:w="http://schemas.openxmlformats.org/wordprocessingml/2006/main" xmlns:w14="http://schemas.microsoft.com/office/word/2010/wordml" xmlns:w15="http://schemas.microsoft.com/office/word/2012/wordml" xmlns:w16cex="http://schemas.microsoft.com/office/word/2018/wordml/cex" xmlns:w16cid="http://schemas.microsoft.com/office/word/2016/wordml/cid" xmlns:w16="http://schemas.microsoft.com/office/word/2018/wordml" xmlns:w16du="http://schemas.microsoft.com/office/word/2023/wordml/word16du" xmlns:w16sdtdh="http://schemas.microsoft.com/office/word/2020/wordml/sdtdatahash" xmlns:w16sdtfl="http://schemas.microsoft.com/office/word/2024/wordml/sdtformatlock" xmlns:w16se="http://schemas.microsoft.com/office/word/2015/wordml/symex" xmlns:wpg="http://schemas.microsoft.com/office/word/2010/wordprocessingGroup" xmlns:wpi="http://schemas.microsoft.com/office/word/2010/wordprocessingInk" xmlns:wne="http://schemas.microsoft.com/office/word/2006/wordml" xmlns:wps="http://schemas.microsoft.com/office/word/2010/wordprocessingShape" mc:Ignorable="w14 w15 w16se w16cid w16 w16cex w16sdtdh w16sdtfl w16du wp14">
   <w:p>
     <w:pPr>
       <w:pStyle w:val="Header"/>
@@ -7108,7 +10501,7 @@
 </file>
 
 <file path=word/header2.xml><?xml version="1.0" encoding="utf-8"?>
-<w:hdr xmlns:wpc="http://schemas.microsoft.com/office/word/2010/wordprocessingCanvas" xmlns:cx="http://schemas.microsoft.com/office/drawing/2014/chartex" xmlns:cx1="http://schemas.microsoft.com/office/drawing/2015/9/8/chartex" xmlns:cx2="http://schemas.microsoft.com/office/drawing/2015/10/21/chartex" xmlns:cx3="http://schemas.microsoft.com/office/drawing/2016/5/9/chartex" xmlns:cx4="http://schemas.microsoft.com/office/drawing/2016/5/10/chartex" xmlns:cx5="http://schemas.microsoft.com/office/drawing/2016/5/11/chartex" xmlns:cx6="http://schemas.microsoft.com/office/drawing/2016/5/12/chartex" xmlns:cx7="http://schemas.microsoft.com/office/drawing/2016/5/13/chartex" xmlns:cx8="http://schemas.microsoft.com/office/drawing/2016/5/14/chartex" xmlns:mc="http://schemas.openxmlformats.org/markup-compatibility/2006" xmlns:aink="http://schemas.microsoft.com/office/drawing/2016/ink" xmlns:am3d="http://schemas.microsoft.com/office/drawing/2017/model3d" xmlns:o="urn:schemas-microsoft-com:office:office" xmlns:r="http://schemas.openxmlformats.org/officeDocument/2006/relationships" xmlns:m="http://schemas.openxmlformats.org/officeDocument/2006/math" xmlns:v="urn:schemas-microsoft-com:vml" xmlns:wp14="http://schemas.microsoft.com/office/word/2010/wordprocessingDrawing" xmlns:wp="http://schemas.openxmlformats.org/drawingml/2006/wordprocessingDrawing" xmlns:w10="urn:schemas-microsoft-com:office:word" xmlns:w="http://schemas.openxmlformats.org/wordprocessingml/2006/main" xmlns:w14="http://schemas.microsoft.com/office/word/2010/wordml" xmlns:w15="http://schemas.microsoft.com/office/word/2012/wordml" xmlns:w16cid="http://schemas.microsoft.com/office/word/2016/wordml/cid" xmlns:w16se="http://schemas.microsoft.com/office/word/2015/wordml/symex" xmlns:wpg="http://schemas.microsoft.com/office/word/2010/wordprocessingGroup" xmlns:wpi="http://schemas.microsoft.com/office/word/2010/wordprocessingInk" xmlns:wne="http://schemas.microsoft.com/office/word/2006/wordml" xmlns:wps="http://schemas.microsoft.com/office/word/2010/wordprocessingShape" mc:Ignorable="w14 w15 w16se w16cid wp14">
+<w:hdr xmlns:wpc="http://schemas.microsoft.com/office/word/2010/wordprocessingCanvas" xmlns:cx="http://schemas.microsoft.com/office/drawing/2014/chartex" xmlns:cx1="http://schemas.microsoft.com/office/drawing/2015/9/8/chartex" xmlns:cx2="http://schemas.microsoft.com/office/drawing/2015/10/21/chartex" xmlns:cx3="http://schemas.microsoft.com/office/drawing/2016/5/9/chartex" xmlns:cx4="http://schemas.microsoft.com/office/drawing/2016/5/10/chartex" xmlns:cx5="http://schemas.microsoft.com/office/drawing/2016/5/11/chartex" xmlns:cx6="http://schemas.microsoft.com/office/drawing/2016/5/12/chartex" xmlns:cx7="http://schemas.microsoft.com/office/drawing/2016/5/13/chartex" xmlns:cx8="http://schemas.microsoft.com/office/drawing/2016/5/14/chartex" xmlns:mc="http://schemas.openxmlformats.org/markup-compatibility/2006" xmlns:aink="http://schemas.microsoft.com/office/drawing/2016/ink" xmlns:am3d="http://schemas.microsoft.com/office/drawing/2017/model3d" xmlns:o="urn:schemas-microsoft-com:office:office" xmlns:oel="http://schemas.microsoft.com/office/2019/extlst" xmlns:r="http://schemas.openxmlformats.org/officeDocument/2006/relationships" xmlns:m="http://schemas.openxmlformats.org/officeDocument/2006/math" xmlns:v="urn:schemas-microsoft-com:vml" xmlns:wp14="http://schemas.microsoft.com/office/word/2010/wordprocessingDrawing" xmlns:wp="http://schemas.openxmlformats.org/drawingml/2006/wordprocessingDrawing" xmlns:w10="urn:schemas-microsoft-com:office:word" xmlns:w="http://schemas.openxmlformats.org/wordprocessingml/2006/main" xmlns:w14="http://schemas.microsoft.com/office/word/2010/wordml" xmlns:w15="http://schemas.microsoft.com/office/word/2012/wordml" xmlns:w16cex="http://schemas.microsoft.com/office/word/2018/wordml/cex" xmlns:w16cid="http://schemas.microsoft.com/office/word/2016/wordml/cid" xmlns:w16="http://schemas.microsoft.com/office/word/2018/wordml" xmlns:w16du="http://schemas.microsoft.com/office/word/2023/wordml/word16du" xmlns:w16sdtdh="http://schemas.microsoft.com/office/word/2020/wordml/sdtdatahash" xmlns:w16sdtfl="http://schemas.microsoft.com/office/word/2024/wordml/sdtformatlock" xmlns:w16se="http://schemas.microsoft.com/office/word/2015/wordml/symex" xmlns:wpg="http://schemas.microsoft.com/office/word/2010/wordprocessingGroup" xmlns:wpi="http://schemas.microsoft.com/office/word/2010/wordprocessingInk" xmlns:wne="http://schemas.microsoft.com/office/word/2006/wordml" xmlns:wps="http://schemas.microsoft.com/office/word/2010/wordprocessingShape" mc:Ignorable="w14 w15 w16se w16cid w16 w16cex w16sdtdh w16sdtfl w16du wp14">
   <w:p>
     <w:pPr>
       <w:pStyle w:val="Header"/>
@@ -7189,7 +10582,7 @@
 </file>
 
 <file path=word/header3.xml><?xml version="1.0" encoding="utf-8"?>
-<w:hdr xmlns:wpc="http://schemas.microsoft.com/office/word/2010/wordprocessingCanvas" xmlns:cx="http://schemas.microsoft.com/office/drawing/2014/chartex" xmlns:cx1="http://schemas.microsoft.com/office/drawing/2015/9/8/chartex" xmlns:cx2="http://schemas.microsoft.com/office/drawing/2015/10/21/chartex" xmlns:cx3="http://schemas.microsoft.com/office/drawing/2016/5/9/chartex" xmlns:cx4="http://schemas.microsoft.com/office/drawing/2016/5/10/chartex" xmlns:cx5="http://schemas.microsoft.com/office/drawing/2016/5/11/chartex" xmlns:cx6="http://schemas.microsoft.com/office/drawing/2016/5/12/chartex" xmlns:cx7="http://schemas.microsoft.com/office/drawing/2016/5/13/chartex" xmlns:cx8="http://schemas.microsoft.com/office/drawing/2016/5/14/chartex" xmlns:mc="http://schemas.openxmlformats.org/markup-compatibility/2006" xmlns:aink="http://schemas.microsoft.com/office/drawing/2016/ink" xmlns:am3d="http://schemas.microsoft.com/office/drawing/2017/model3d" xmlns:o="urn:schemas-microsoft-com:office:office" xmlns:r="http://schemas.openxmlformats.org/officeDocument/2006/relationships" xmlns:m="http://schemas.openxmlformats.org/officeDocument/2006/math" xmlns:v="urn:schemas-microsoft-com:vml" xmlns:wp14="http://schemas.microsoft.com/office/word/2010/wordprocessingDrawing" xmlns:wp="http://schemas.openxmlformats.org/drawingml/2006/wordprocessingDrawing" xmlns:w10="urn:schemas-microsoft-com:office:word" xmlns:w="http://schemas.openxmlformats.org/wordprocessingml/2006/main" xmlns:w14="http://schemas.microsoft.com/office/word/2010/wordml" xmlns:w15="http://schemas.microsoft.com/office/word/2012/wordml" xmlns:w16cid="http://schemas.microsoft.com/office/word/2016/wordml/cid" xmlns:w16se="http://schemas.microsoft.com/office/word/2015/wordml/symex" xmlns:wpg="http://schemas.microsoft.com/office/word/2010/wordprocessingGroup" xmlns:wpi="http://schemas.microsoft.com/office/word/2010/wordprocessingInk" xmlns:wne="http://schemas.microsoft.com/office/word/2006/wordml" xmlns:wps="http://schemas.microsoft.com/office/word/2010/wordprocessingShape" mc:Ignorable="w14 w15 w16se w16cid wp14">
+<w:hdr xmlns:wpc="http://schemas.microsoft.com/office/word/2010/wordprocessingCanvas" xmlns:cx="http://schemas.microsoft.com/office/drawing/2014/chartex" xmlns:cx1="http://schemas.microsoft.com/office/drawing/2015/9/8/chartex" xmlns:cx2="http://schemas.microsoft.com/office/drawing/2015/10/21/chartex" xmlns:cx3="http://schemas.microsoft.com/office/drawing/2016/5/9/chartex" xmlns:cx4="http://schemas.microsoft.com/office/drawing/2016/5/10/chartex" xmlns:cx5="http://schemas.microsoft.com/office/drawing/2016/5/11/chartex" xmlns:cx6="http://schemas.microsoft.com/office/drawing/2016/5/12/chartex" xmlns:cx7="http://schemas.microsoft.com/office/drawing/2016/5/13/chartex" xmlns:cx8="http://schemas.microsoft.com/office/drawing/2016/5/14/chartex" xmlns:mc="http://schemas.openxmlformats.org/markup-compatibility/2006" xmlns:aink="http://schemas.microsoft.com/office/drawing/2016/ink" xmlns:am3d="http://schemas.microsoft.com/office/drawing/2017/model3d" xmlns:o="urn:schemas-microsoft-com:office:office" xmlns:oel="http://schemas.microsoft.com/office/2019/extlst" xmlns:r="http://schemas.openxmlformats.org/officeDocument/2006/relationships" xmlns:m="http://schemas.openxmlformats.org/officeDocument/2006/math" xmlns:v="urn:schemas-microsoft-com:vml" xmlns:wp14="http://schemas.microsoft.com/office/word/2010/wordprocessingDrawing" xmlns:wp="http://schemas.openxmlformats.org/drawingml/2006/wordprocessingDrawing" xmlns:w10="urn:schemas-microsoft-com:office:word" xmlns:w="http://schemas.openxmlformats.org/wordprocessingml/2006/main" xmlns:w14="http://schemas.microsoft.com/office/word/2010/wordml" xmlns:w15="http://schemas.microsoft.com/office/word/2012/wordml" xmlns:w16cex="http://schemas.microsoft.com/office/word/2018/wordml/cex" xmlns:w16cid="http://schemas.microsoft.com/office/word/2016/wordml/cid" xmlns:w16="http://schemas.microsoft.com/office/word/2018/wordml" xmlns:w16du="http://schemas.microsoft.com/office/word/2023/wordml/word16du" xmlns:w16sdtdh="http://schemas.microsoft.com/office/word/2020/wordml/sdtdatahash" xmlns:w16sdtfl="http://schemas.microsoft.com/office/word/2024/wordml/sdtformatlock" xmlns:w16se="http://schemas.microsoft.com/office/word/2015/wordml/symex" xmlns:wpg="http://schemas.microsoft.com/office/word/2010/wordprocessingGroup" xmlns:wpi="http://schemas.microsoft.com/office/word/2010/wordprocessingInk" xmlns:wne="http://schemas.microsoft.com/office/word/2006/wordml" xmlns:wps="http://schemas.microsoft.com/office/word/2010/wordprocessingShape" mc:Ignorable="w14 w15 w16se w16cid w16 w16cex w16sdtdh w16sdtfl w16du wp14">
   <w:p>
     <w:pPr>
       <w:pStyle w:val="Header"/>
@@ -7199,7 +10592,7 @@
 </file>
 
 <file path=word/numbering.xml><?xml version="1.0" encoding="utf-8"?>
-<w:numbering xmlns:wpc="http://schemas.microsoft.com/office/word/2010/wordprocessingCanvas" xmlns:cx="http://schemas.microsoft.com/office/drawing/2014/chartex" xmlns:cx1="http://schemas.microsoft.com/office/drawing/2015/9/8/chartex" xmlns:cx2="http://schemas.microsoft.com/office/drawing/2015/10/21/chartex" xmlns:cx3="http://schemas.microsoft.com/office/drawing/2016/5/9/chartex" xmlns:cx4="http://schemas.microsoft.com/office/drawing/2016/5/10/chartex" xmlns:cx5="http://schemas.microsoft.com/office/drawing/2016/5/11/chartex" xmlns:cx6="http://schemas.microsoft.com/office/drawing/2016/5/12/chartex" xmlns:cx7="http://schemas.microsoft.com/office/drawing/2016/5/13/chartex" xmlns:cx8="http://schemas.microsoft.com/office/drawing/2016/5/14/chartex" xmlns:mc="http://schemas.openxmlformats.org/markup-compatibility/2006" xmlns:aink="http://schemas.microsoft.com/office/drawing/2016/ink" xmlns:am3d="http://schemas.microsoft.com/office/drawing/2017/model3d" xmlns:o="urn:schemas-microsoft-com:office:office" xmlns:r="http://schemas.openxmlformats.org/officeDocument/2006/relationships" xmlns:m="http://schemas.openxmlformats.org/officeDocument/2006/math" xmlns:v="urn:schemas-microsoft-com:vml" xmlns:wp14="http://schemas.microsoft.com/office/word/2010/wordprocessingDrawing" xmlns:wp="http://schemas.openxmlformats.org/drawingml/2006/wordprocessingDrawing" xmlns:w10="urn:schemas-microsoft-com:office:word" xmlns:w="http://schemas.openxmlformats.org/wordprocessingml/2006/main" xmlns:w14="http://schemas.microsoft.com/office/word/2010/wordml" xmlns:w15="http://schemas.microsoft.com/office/word/2012/wordml" xmlns:w16cid="http://schemas.microsoft.com/office/word/2016/wordml/cid" xmlns:w16se="http://schemas.microsoft.com/office/word/2015/wordml/symex" xmlns:wpg="http://schemas.microsoft.com/office/word/2010/wordprocessingGroup" xmlns:wpi="http://schemas.microsoft.com/office/word/2010/wordprocessingInk" xmlns:wne="http://schemas.microsoft.com/office/word/2006/wordml" xmlns:wps="http://schemas.microsoft.com/office/word/2010/wordprocessingShape" mc:Ignorable="w14 w15 w16se w16cid wp14">
+<w:numbering xmlns:wpc="http://schemas.microsoft.com/office/word/2010/wordprocessingCanvas" xmlns:cx="http://schemas.microsoft.com/office/drawing/2014/chartex" xmlns:cx1="http://schemas.microsoft.com/office/drawing/2015/9/8/chartex" xmlns:cx2="http://schemas.microsoft.com/office/drawing/2015/10/21/chartex" xmlns:cx3="http://schemas.microsoft.com/office/drawing/2016/5/9/chartex" xmlns:cx4="http://schemas.microsoft.com/office/drawing/2016/5/10/chartex" xmlns:cx5="http://schemas.microsoft.com/office/drawing/2016/5/11/chartex" xmlns:cx6="http://schemas.microsoft.com/office/drawing/2016/5/12/chartex" xmlns:cx7="http://schemas.microsoft.com/office/drawing/2016/5/13/chartex" xmlns:cx8="http://schemas.microsoft.com/office/drawing/2016/5/14/chartex" xmlns:mc="http://schemas.openxmlformats.org/markup-compatibility/2006" xmlns:aink="http://schemas.microsoft.com/office/drawing/2016/ink" xmlns:am3d="http://schemas.microsoft.com/office/drawing/2017/model3d" xmlns:o="urn:schemas-microsoft-com:office:office" xmlns:oel="http://schemas.microsoft.com/office/2019/extlst" xmlns:r="http://schemas.openxmlformats.org/officeDocument/2006/relationships" xmlns:m="http://schemas.openxmlformats.org/officeDocument/2006/math" xmlns:v="urn:schemas-microsoft-com:vml" xmlns:wp14="http://schemas.microsoft.com/office/word/2010/wordprocessingDrawing" xmlns:wp="http://schemas.openxmlformats.org/drawingml/2006/wordprocessingDrawing" xmlns:w10="urn:schemas-microsoft-com:office:word" xmlns:w="http://schemas.openxmlformats.org/wordprocessingml/2006/main" xmlns:w14="http://schemas.microsoft.com/office/word/2010/wordml" xmlns:w15="http://schemas.microsoft.com/office/word/2012/wordml" xmlns:w16cex="http://schemas.microsoft.com/office/word/2018/wordml/cex" xmlns:w16cid="http://schemas.microsoft.com/office/word/2016/wordml/cid" xmlns:w16="http://schemas.microsoft.com/office/word/2018/wordml" xmlns:w16du="http://schemas.microsoft.com/office/word/2023/wordml/word16du" xmlns:w16sdtdh="http://schemas.microsoft.com/office/word/2020/wordml/sdtdatahash" xmlns:w16sdtfl="http://schemas.microsoft.com/office/word/2024/wordml/sdtformatlock" xmlns:w16se="http://schemas.microsoft.com/office/word/2015/wordml/symex" xmlns:wpg="http://schemas.microsoft.com/office/word/2010/wordprocessingGroup" xmlns:wpi="http://schemas.microsoft.com/office/word/2010/wordprocessingInk" xmlns:wne="http://schemas.microsoft.com/office/word/2006/wordml" xmlns:wps="http://schemas.microsoft.com/office/word/2010/wordprocessingShape" mc:Ignorable="w14 w15 w16se w16cid w16 w16cex w16sdtdh w16sdtfl w16du wp14">
   <w:abstractNum w:abstractNumId="0" w15:restartNumberingAfterBreak="0">
     <w:nsid w:val="01A42758"/>
     <w:multiLevelType w:val="hybridMultilevel"/>
@@ -10146,101 +13539,101 @@
       </w:pPr>
     </w:lvl>
   </w:abstractNum>
-  <w:num w:numId="1">
+  <w:num w:numId="1" w16cid:durableId="148836129">
     <w:abstractNumId w:val="3"/>
   </w:num>
-  <w:num w:numId="2">
+  <w:num w:numId="2" w16cid:durableId="1318461681">
     <w:abstractNumId w:val="16"/>
   </w:num>
-  <w:num w:numId="3">
+  <w:num w:numId="3" w16cid:durableId="457991480">
     <w:abstractNumId w:val="27"/>
   </w:num>
-  <w:num w:numId="4">
+  <w:num w:numId="4" w16cid:durableId="1039470496">
     <w:abstractNumId w:val="27"/>
     <w:lvlOverride w:ilvl="0">
       <w:startOverride w:val="1"/>
     </w:lvlOverride>
   </w:num>
-  <w:num w:numId="5">
+  <w:num w:numId="5" w16cid:durableId="864562775">
     <w:abstractNumId w:val="13"/>
   </w:num>
-  <w:num w:numId="6">
+  <w:num w:numId="6" w16cid:durableId="1245452063">
     <w:abstractNumId w:val="2"/>
   </w:num>
-  <w:num w:numId="7">
+  <w:num w:numId="7" w16cid:durableId="2041659918">
     <w:abstractNumId w:val="19"/>
   </w:num>
-  <w:num w:numId="8">
+  <w:num w:numId="8" w16cid:durableId="1261178967">
     <w:abstractNumId w:val="1"/>
   </w:num>
-  <w:num w:numId="9">
+  <w:num w:numId="9" w16cid:durableId="1872306624">
     <w:abstractNumId w:val="12"/>
   </w:num>
-  <w:num w:numId="10">
+  <w:num w:numId="10" w16cid:durableId="797600474">
     <w:abstractNumId w:val="23"/>
   </w:num>
-  <w:num w:numId="11">
+  <w:num w:numId="11" w16cid:durableId="1355573593">
     <w:abstractNumId w:val="14"/>
   </w:num>
-  <w:num w:numId="12">
+  <w:num w:numId="12" w16cid:durableId="1107433716">
     <w:abstractNumId w:val="24"/>
   </w:num>
-  <w:num w:numId="13">
+  <w:num w:numId="13" w16cid:durableId="331489694">
     <w:abstractNumId w:val="15"/>
   </w:num>
-  <w:num w:numId="14">
+  <w:num w:numId="14" w16cid:durableId="977033706">
     <w:abstractNumId w:val="22"/>
   </w:num>
-  <w:num w:numId="15">
+  <w:num w:numId="15" w16cid:durableId="1281300373">
     <w:abstractNumId w:val="21"/>
   </w:num>
-  <w:num w:numId="16">
+  <w:num w:numId="16" w16cid:durableId="1188327567">
     <w:abstractNumId w:val="10"/>
   </w:num>
-  <w:num w:numId="17">
+  <w:num w:numId="17" w16cid:durableId="2021154061">
     <w:abstractNumId w:val="4"/>
   </w:num>
-  <w:num w:numId="18">
+  <w:num w:numId="18" w16cid:durableId="672877304">
     <w:abstractNumId w:val="9"/>
   </w:num>
-  <w:num w:numId="19">
+  <w:num w:numId="19" w16cid:durableId="735318575">
     <w:abstractNumId w:val="0"/>
   </w:num>
-  <w:num w:numId="20">
+  <w:num w:numId="20" w16cid:durableId="717585436">
     <w:abstractNumId w:val="8"/>
   </w:num>
-  <w:num w:numId="21">
+  <w:num w:numId="21" w16cid:durableId="308167757">
     <w:abstractNumId w:val="7"/>
   </w:num>
-  <w:num w:numId="22">
+  <w:num w:numId="22" w16cid:durableId="1913078136">
     <w:abstractNumId w:val="11"/>
   </w:num>
-  <w:num w:numId="23">
+  <w:num w:numId="23" w16cid:durableId="1502041147">
     <w:abstractNumId w:val="18"/>
   </w:num>
-  <w:num w:numId="24">
+  <w:num w:numId="24" w16cid:durableId="1239242246">
     <w:abstractNumId w:val="20"/>
   </w:num>
-  <w:num w:numId="25">
+  <w:num w:numId="25" w16cid:durableId="1570649347">
     <w:abstractNumId w:val="25"/>
   </w:num>
-  <w:num w:numId="26">
+  <w:num w:numId="26" w16cid:durableId="718938888">
     <w:abstractNumId w:val="6"/>
   </w:num>
-  <w:num w:numId="27">
+  <w:num w:numId="27" w16cid:durableId="1394162212">
     <w:abstractNumId w:val="5"/>
   </w:num>
-  <w:num w:numId="28">
+  <w:num w:numId="28" w16cid:durableId="107894197">
     <w:abstractNumId w:val="17"/>
   </w:num>
-  <w:num w:numId="29">
+  <w:num w:numId="29" w16cid:durableId="984044280">
     <w:abstractNumId w:val="26"/>
   </w:num>
 </w:numbering>
 </file>
 
 <file path=word/styles.xml><?xml version="1.0" encoding="utf-8"?>
-<w:styles xmlns:mc="http://schemas.openxmlformats.org/markup-compatibility/2006" xmlns:r="http://schemas.openxmlformats.org/officeDocument/2006/relationships" xmlns:w="http://schemas.openxmlformats.org/wordprocessingml/2006/main" xmlns:w14="http://schemas.microsoft.com/office/word/2010/wordml" xmlns:w15="http://schemas.microsoft.com/office/word/2012/wordml" xmlns:w16cid="http://schemas.microsoft.com/office/word/2016/wordml/cid" xmlns:w16se="http://schemas.microsoft.com/office/word/2015/wordml/symex" mc:Ignorable="w14 w15 w16se w16cid">
+<w:styles xmlns:mc="http://schemas.openxmlformats.org/markup-compatibility/2006" xmlns:r="http://schemas.openxmlformats.org/officeDocument/2006/relationships" xmlns:w="http://schemas.openxmlformats.org/wordprocessingml/2006/main" xmlns:w14="http://schemas.microsoft.com/office/word/2010/wordml" xmlns:w15="http://schemas.microsoft.com/office/word/2012/wordml" xmlns:w16cex="http://schemas.microsoft.com/office/word/2018/wordml/cex" xmlns:w16cid="http://schemas.microsoft.com/office/word/2016/wordml/cid" xmlns:w16="http://schemas.microsoft.com/office/word/2018/wordml" xmlns:w16du="http://schemas.microsoft.com/office/word/2023/wordml/word16du" xmlns:w16sdtdh="http://schemas.microsoft.com/office/word/2020/wordml/sdtdatahash" xmlns:w16sdtfl="http://schemas.microsoft.com/office/word/2024/wordml/sdtformatlock" xmlns:w16se="http://schemas.microsoft.com/office/word/2015/wordml/symex" mc:Ignorable="w14 w15 w16se w16cid w16 w16cex w16sdtdh w16sdtfl w16du">
   <w:docDefaults>
     <w:rPrDefault>
       <w:rPr>
@@ -10362,6 +13755,7 @@
     <w:lsdException w:name="HTML Sample" w:semiHidden="1" w:unhideWhenUsed="1"/>
     <w:lsdException w:name="HTML Typewriter" w:semiHidden="1" w:unhideWhenUsed="1"/>
     <w:lsdException w:name="HTML Variable" w:semiHidden="1" w:unhideWhenUsed="1"/>
+    <w:lsdException w:name="Normal Table" w:semiHidden="1" w:unhideWhenUsed="1"/>
     <w:lsdException w:name="annotation subject" w:semiHidden="1" w:unhideWhenUsed="1"/>
     <w:lsdException w:name="No List" w:semiHidden="1" w:unhideWhenUsed="1"/>
     <w:lsdException w:name="Outline List 1" w:semiHidden="1" w:unhideWhenUsed="1"/>
@@ -10408,8 +13802,10 @@
     <w:lsdException w:name="Table Subtle 2" w:semiHidden="1" w:unhideWhenUsed="1"/>
     <w:lsdException w:name="Table Web 1" w:semiHidden="1" w:unhideWhenUsed="1"/>
     <w:lsdException w:name="Table Web 2" w:semiHidden="1" w:unhideWhenUsed="1"/>
+    <w:lsdException w:name="Table Web 3" w:semiHidden="1" w:unhideWhenUsed="1"/>
     <w:lsdException w:name="Balloon Text" w:semiHidden="1" w:unhideWhenUsed="1"/>
     <w:lsdException w:name="Table Grid" w:uiPriority="39"/>
+    <w:lsdException w:name="Table Theme" w:semiHidden="1" w:unhideWhenUsed="1"/>
     <w:lsdException w:name="Placeholder Text" w:semiHidden="1"/>
     <w:lsdException w:name="No Spacing" w:uiPriority="1" w:qFormat="1"/>
     <w:lsdException w:name="Light Shading" w:uiPriority="60"/>
@@ -11131,7 +14527,6 @@
     <w:basedOn w:val="Normal"/>
     <w:link w:val="CommentTextChar"/>
     <w:uiPriority w:val="99"/>
-    <w:semiHidden/>
     <w:unhideWhenUsed/>
     <w:rsid w:val="00621CC3"/>
     <w:pPr>
@@ -11147,7 +14542,6 @@
     <w:basedOn w:val="DefaultParagraphFont"/>
     <w:link w:val="CommentText"/>
     <w:uiPriority w:val="99"/>
-    <w:semiHidden/>
     <w:rsid w:val="00621CC3"/>
     <w:rPr>
       <w:rFonts w:ascii="Arial" w:hAnsi="Arial"/>
